--- a/Clase09/Clase 09.docx
+++ b/Clase09/Clase 09.docx
@@ -5,10 +5,6 @@
     <w:p>
       <w:pPr>
         <w:pStyle w:val="Ttulo1"/>
-        <w:numPr>
-          <w:ilvl w:val="0"/>
-          <w:numId w:val="1"/>
-        </w:numPr>
         <w:spacing w:before="280" w:after="80" w:line="240" w:lineRule="auto"/>
         <w:rPr>
           <w:rFonts w:ascii="Calibri" w:hAnsi="Calibri"/>
@@ -24,47 +20,8 @@
           <w:color w:val="1A1A1A"/>
           <w:sz w:val="36"/>
         </w:rPr>
-        <w:t xml:space="preserve">Diseño de pipelines reproducibles en </w:t>
+        <w:t>1 - ¿Qué es el aprendizaje no supervisado?</w:t>
       </w:r>
-      <w:proofErr w:type="spellStart"/>
-      <w:r>
-        <w:rPr>
-          <w:rFonts w:ascii="Calibri" w:hAnsi="Calibri"/>
-          <w:b/>
-          <w:color w:val="1A1A1A"/>
-          <w:sz w:val="36"/>
-        </w:rPr>
-        <w:t>Jupyter</w:t>
-      </w:r>
-      <w:proofErr w:type="spellEnd"/>
-      <w:r>
-        <w:rPr>
-          <w:rFonts w:ascii="Calibri" w:hAnsi="Calibri"/>
-          <w:b/>
-          <w:color w:val="1A1A1A"/>
-          <w:sz w:val="36"/>
-        </w:rPr>
-        <w:t xml:space="preserve"> y </w:t>
-      </w:r>
-      <w:proofErr w:type="spellStart"/>
-      <w:r>
-        <w:rPr>
-          <w:rFonts w:ascii="Calibri" w:hAnsi="Calibri"/>
-          <w:b/>
-          <w:color w:val="1A1A1A"/>
-          <w:sz w:val="36"/>
-        </w:rPr>
-        <w:t>Colab</w:t>
-      </w:r>
-      <w:proofErr w:type="spellEnd"/>
-    </w:p>
-    <w:p>
-      <w:pPr>
-        <w:rPr>
-          <w:rFonts w:ascii="Calibri" w:hAnsi="Calibri"/>
-          <w:color w:val="1A1A1A"/>
-        </w:rPr>
-      </w:pPr>
     </w:p>
     <w:p>
       <w:pPr>
@@ -86,7 +43,7 @@
           <w:szCs w:val="22"/>
           <w:lang w:val="es"/>
         </w:rPr>
-        <w:t xml:space="preserve">En esta unidad, aprenderás a estructurar notebooks y entornos en </w:t>
+        <w:t xml:space="preserve">Introducción al aprendizaje no supervisado: definición, tipos de problemas, ejemplos industriales y flujo típico de trabajo en Data </w:t>
       </w:r>
       <w:proofErr w:type="spellStart"/>
       <w:r>
@@ -97,7 +54,7 @@
           <w:szCs w:val="22"/>
           <w:lang w:val="es"/>
         </w:rPr>
-        <w:t>Jupyter</w:t>
+        <w:t>Science</w:t>
       </w:r>
       <w:proofErr w:type="spellEnd"/>
       <w:r>
@@ -108,7 +65,94 @@
           <w:szCs w:val="22"/>
           <w:lang w:val="es"/>
         </w:rPr>
-        <w:t xml:space="preserve"> y Google </w:t>
+        <w:t>.</w:t>
+      </w:r>
+    </w:p>
+    <w:p>
+      <w:pPr>
+        <w:pStyle w:val="Ttulo2"/>
+        <w:spacing w:before="480" w:after="240" w:line="480" w:lineRule="atLeast"/>
+        <w:rPr>
+          <w:rFonts w:ascii="Calibri" w:hAnsi="Calibri"/>
+          <w:b/>
+          <w:color w:val="1F3A6E"/>
+          <w:sz w:val="26"/>
+        </w:rPr>
+      </w:pPr>
+      <w:r>
+        <w:rPr>
+          <w:rFonts w:ascii="Calibri" w:hAnsi="Calibri"/>
+          <w:b/>
+          <w:color w:val="1F3A6E"/>
+          <w:sz w:val="26"/>
+        </w:rPr>
+        <w:t>Introducción al Aprendizaje No Supervisado</w:t>
+      </w:r>
+    </w:p>
+    <w:p>
+      <w:pPr>
+        <w:pStyle w:val="text-sm"/>
+        <w:spacing w:before="0" w:beforeAutospacing="0" w:after="0" w:afterAutospacing="0" w:line="420" w:lineRule="atLeast"/>
+        <w:rPr>
+          <w:rFonts w:ascii="Calibri" w:eastAsia="Arial" w:hAnsi="Calibri" w:cs="Arial"/>
+          <w:color w:val="1A1A1A"/>
+          <w:sz w:val="22"/>
+          <w:szCs w:val="22"/>
+          <w:lang w:val="es"/>
+        </w:rPr>
+      </w:pPr>
+      <w:r>
+        <w:rPr>
+          <w:rFonts w:ascii="Calibri" w:eastAsia="Arial" w:hAnsi="Calibri" w:cs="Arial"/>
+          <w:color w:val="1A1A1A"/>
+          <w:sz w:val="22"/>
+          <w:szCs w:val="22"/>
+          <w:lang w:val="es"/>
+        </w:rPr>
+        <w:t>Imagina que tienes un conjunto de datos sin etiquetas ni categorías definidas, como registros de clientes, imágenes o transacciones de compra, y quieres descubrir patrones ocultos o estructuras que te ayuden a entender mejor ese conjunto. ¿Cómo podrías hacerlo? Aquí es donde entra en juego el </w:t>
+      </w:r>
+      <w:r>
+        <w:rPr>
+          <w:rFonts w:ascii="Calibri" w:eastAsia="Arial" w:hAnsi="Calibri" w:cs="Arial"/>
+          <w:color w:val="1A1A1A"/>
+          <w:sz w:val="22"/>
+          <w:szCs w:val="22"/>
+          <w:lang w:val="es"/>
+        </w:rPr>
+        <w:t>aprendizaje no supervisado</w:t>
+      </w:r>
+      <w:r>
+        <w:rPr>
+          <w:rFonts w:ascii="Calibri" w:eastAsia="Arial" w:hAnsi="Calibri" w:cs="Arial"/>
+          <w:color w:val="1A1A1A"/>
+          <w:sz w:val="22"/>
+          <w:szCs w:val="22"/>
+          <w:lang w:val="es"/>
+        </w:rPr>
+        <w:t>, una rama fundamental del aprendizaje automático que permite encontrar relaciones y agrupaciones en datos sin necesidad de respuestas previas.</w:t>
+      </w:r>
+    </w:p>
+    <w:p>
+      <w:pPr>
+        <w:pStyle w:val="text-sm"/>
+        <w:spacing w:before="0" w:beforeAutospacing="0" w:after="0" w:afterAutospacing="0" w:line="420" w:lineRule="atLeast"/>
+        <w:rPr>
+          <w:rFonts w:ascii="Calibri" w:eastAsia="Arial" w:hAnsi="Calibri" w:cs="Arial"/>
+          <w:color w:val="1A1A1A"/>
+          <w:sz w:val="22"/>
+          <w:szCs w:val="22"/>
+          <w:lang w:val="es"/>
+        </w:rPr>
+      </w:pPr>
+      <w:r>
+        <w:rPr>
+          <w:rFonts w:ascii="Calibri" w:eastAsia="Arial" w:hAnsi="Calibri" w:cs="Arial"/>
+          <w:color w:val="1A1A1A"/>
+          <w:sz w:val="22"/>
+          <w:szCs w:val="22"/>
+          <w:lang w:val="es"/>
+        </w:rPr>
+        <w:t xml:space="preserve">En esta unidad, exploraremos qué es el aprendizaje no supervisado, cómo se diferencia del aprendizaje supervisado, y cuáles son sus principales tipos de problemas: </w:t>
       </w:r>
       <w:proofErr w:type="spellStart"/>
       <w:r>
@@ -119,7 +163,7 @@
           <w:szCs w:val="22"/>
           <w:lang w:val="es"/>
         </w:rPr>
-        <w:t>Colab</w:t>
+        <w:t>clustering</w:t>
       </w:r>
       <w:proofErr w:type="spellEnd"/>
       <w:r>
@@ -130,30 +174,7 @@
           <w:szCs w:val="22"/>
           <w:lang w:val="es"/>
         </w:rPr>
-        <w:t xml:space="preserve"> para crear pipelines de análisis reproducibles. Cubriremos las mejores prácticas para organizar el flujo de trabajo, documentar el proceso, gestionar dependencias y conectar almacenamiento en la nube, asegurando que tus análisis sean claros, replicables y colaborativos.</w:t>
-      </w:r>
-    </w:p>
-    <w:p>
-      <w:pPr>
-        <w:pStyle w:val="NormalWeb"/>
-        <w:spacing w:before="0" w:beforeAutospacing="0" w:after="240" w:afterAutospacing="0" w:line="420" w:lineRule="atLeast"/>
-        <w:rPr>
-          <w:rFonts w:ascii="Calibri" w:eastAsia="Arial" w:hAnsi="Calibri" w:cs="Arial"/>
-          <w:color w:val="1A1A1A"/>
-          <w:sz w:val="22"/>
-          <w:szCs w:val="22"/>
-          <w:lang w:val="es"/>
-        </w:rPr>
-      </w:pPr>
-      <w:r>
-        <w:rPr>
-          <w:rFonts w:ascii="Calibri" w:eastAsia="Arial" w:hAnsi="Calibri" w:cs="Arial"/>
-          <w:color w:val="1A1A1A"/>
-          <w:sz w:val="22"/>
-          <w:szCs w:val="22"/>
-          <w:lang w:val="es"/>
-        </w:rPr>
-        <w:t xml:space="preserve">¿Alguna vez has intentado replicar un análisis de datos y te has encontrado con notebooks desordenados, dependencias rotas o resultados inconsistentes? En el mundo profesional de la ciencia de datos, la reproducibilidad es clave para garantizar que los análisis sean confiables, colaborativos y escalables. En esta unidad, exploraremos cómo diseñar pipelines reproducibles utilizando </w:t>
+        <w:t xml:space="preserve">, reducción de </w:t>
       </w:r>
       <w:proofErr w:type="spellStart"/>
       <w:r>
@@ -164,7 +185,7 @@
           <w:szCs w:val="22"/>
           <w:lang w:val="es"/>
         </w:rPr>
-        <w:t>Jupyter</w:t>
+        <w:t>dimensionalidad</w:t>
       </w:r>
       <w:proofErr w:type="spellEnd"/>
       <w:r>
@@ -175,7 +196,7 @@
           <w:szCs w:val="22"/>
           <w:lang w:val="es"/>
         </w:rPr>
-        <w:t xml:space="preserve"> y Google </w:t>
+        <w:t xml:space="preserve"> y reglas de asociación. Además, veremos ejemplos concretos de su aplicación en industrias como </w:t>
       </w:r>
       <w:proofErr w:type="spellStart"/>
       <w:r>
@@ -186,7 +207,7 @@
           <w:szCs w:val="22"/>
           <w:lang w:val="es"/>
         </w:rPr>
-        <w:t>Colab</w:t>
+        <w:t>retail</w:t>
       </w:r>
       <w:proofErr w:type="spellEnd"/>
       <w:r>
@@ -197,108 +218,92 @@
           <w:szCs w:val="22"/>
           <w:lang w:val="es"/>
         </w:rPr>
-        <w:t>, dos herramientas ampliamente usadas en la industria. Aprenderás a estructurar tus notebooks para que sean claros y fáciles de seguir, documentar cada paso del proceso, gestionar dependencias y conectar tu trabajo con almacenamiento en la nube para facilitar el acceso y la colaboración. Al finalizar, estarás preparado para crear flujos de trabajo que no solo funcionen en tu entorno, sino que puedan ser replicados por otros sin inconvenientes, un requisito fundamental en proyectos reales de ciencia de datos.</w:t>
+        <w:t>, tecnología y analítica de negocios, y entenderemos el flujo típico de trabajo para abordar estos problemas.</w:t>
       </w:r>
     </w:p>
     <w:p>
       <w:pPr>
-        <w:pStyle w:val="Ttulo2"/>
-        <w:spacing w:before="480" w:after="240" w:line="480" w:lineRule="atLeast"/>
+        <w:pStyle w:val="text-sm"/>
+        <w:spacing w:before="0" w:beforeAutospacing="0" w:after="0" w:afterAutospacing="0" w:line="420" w:lineRule="atLeast"/>
         <w:rPr>
-          <w:rFonts w:ascii="Calibri" w:hAnsi="Calibri"/>
-          <w:b/>
-          <w:color w:val="1F3A6E"/>
-          <w:sz w:val="26"/>
+          <w:rFonts w:ascii="Calibri" w:eastAsia="Arial" w:hAnsi="Calibri" w:cs="Arial"/>
+          <w:color w:val="1A1A1A"/>
+          <w:sz w:val="22"/>
+          <w:szCs w:val="22"/>
+          <w:lang w:val="es"/>
         </w:rPr>
       </w:pPr>
       <w:r>
         <w:rPr>
-          <w:rFonts w:ascii="Calibri" w:hAnsi="Calibri"/>
-          <w:b/>
-          <w:color w:val="1F3A6E"/>
-          <w:sz w:val="26"/>
+          <w:rFonts w:ascii="Calibri" w:eastAsia="Arial" w:hAnsi="Calibri" w:cs="Arial"/>
+          <w:color w:val="1A1A1A"/>
+          <w:sz w:val="22"/>
+          <w:szCs w:val="22"/>
+          <w:lang w:val="es"/>
         </w:rPr>
-        <w:lastRenderedPageBreak/>
-        <w:t>¿Qué es un pipeline reproducible?</w:t>
+        <w:t xml:space="preserve">Al finalizar, serás capaz de definir claramente el aprendizaje no supervisado y reconocer sus usos más comunes en Data </w:t>
+      </w:r>
+      <w:proofErr w:type="spellStart"/>
+      <w:r>
+        <w:rPr>
+          <w:rFonts w:ascii="Calibri" w:eastAsia="Arial" w:hAnsi="Calibri" w:cs="Arial"/>
+          <w:color w:val="1A1A1A"/>
+          <w:sz w:val="22"/>
+          <w:szCs w:val="22"/>
+          <w:lang w:val="es"/>
+        </w:rPr>
+        <w:t>Science</w:t>
+      </w:r>
+      <w:proofErr w:type="spellEnd"/>
+      <w:r>
+        <w:rPr>
+          <w:rFonts w:ascii="Calibri" w:eastAsia="Arial" w:hAnsi="Calibri" w:cs="Arial"/>
+          <w:color w:val="1A1A1A"/>
+          <w:sz w:val="22"/>
+          <w:szCs w:val="22"/>
+          <w:lang w:val="es"/>
+        </w:rPr>
+        <w:t>, sentando las bases para implementar algoritmos específicos en las unidades siguientes.</w:t>
       </w:r>
     </w:p>
     <w:p>
       <w:pPr>
-        <w:pStyle w:val="Ttulo1"/>
-        <w:spacing w:before="0" w:after="0" w:line="480" w:lineRule="atLeast"/>
+        <w:pStyle w:val="text-sm"/>
+        <w:spacing w:before="0" w:beforeAutospacing="0" w:after="0" w:afterAutospacing="0" w:line="420" w:lineRule="atLeast"/>
         <w:rPr>
-          <w:rFonts w:ascii="Calibri" w:hAnsi="Calibri"/>
+          <w:rFonts w:ascii="Calibri" w:eastAsia="Arial" w:hAnsi="Calibri" w:cs="Arial"/>
           <w:color w:val="1A1A1A"/>
           <w:sz w:val="22"/>
           <w:szCs w:val="22"/>
+          <w:lang w:val="es"/>
         </w:rPr>
       </w:pPr>
-      <w:r>
+    </w:p>
+    <w:p>
+      <w:pPr>
+        <w:pStyle w:val="text-sm"/>
+        <w:spacing w:before="0" w:beforeAutospacing="0" w:after="0" w:afterAutospacing="0" w:line="420" w:lineRule="atLeast"/>
         <w:rPr>
-          <w:rFonts w:ascii="Calibri" w:hAnsi="Calibri"/>
+          <w:rFonts w:ascii="Calibri" w:eastAsia="Arial" w:hAnsi="Calibri" w:cs="Arial"/>
           <w:color w:val="1A1A1A"/>
           <w:sz w:val="22"/>
           <w:szCs w:val="22"/>
+          <w:lang w:val="es"/>
         </w:rPr>
-        <w:t>Un </w:t>
-      </w:r>
+      </w:pPr>
       <w:r>
         <w:rPr>
-          <w:rFonts w:ascii="Calibri" w:hAnsi="Calibri"/>
-          <w:i/>
-          <w:iCs/>
+          <w:rFonts w:ascii="Calibri" w:eastAsia="Arial" w:hAnsi="Calibri" w:cs="Arial"/>
           <w:color w:val="1A1A1A"/>
           <w:sz w:val="22"/>
           <w:szCs w:val="22"/>
+          <w:lang w:val="es"/>
         </w:rPr>
-        <w:t>pipeline reproducible</w:t>
-      </w:r>
-      <w:r>
-        <w:rPr>
-          <w:rFonts w:ascii="Calibri" w:hAnsi="Calibri"/>
-          <w:color w:val="1A1A1A"/>
-          <w:sz w:val="22"/>
-          <w:szCs w:val="22"/>
-        </w:rPr>
-        <w:t> es un flujo de trabajo estructurado que permite ejecutar un análisis de datos desde la adquisición hasta la visualización y almacenamiento, garantizando que cualquier persona pueda replicar los resultados con los mismos datos y código.</w:t>
-      </w:r>
-    </w:p>
-    <w:p>
-      <w:pPr>
-        <w:pStyle w:val="Ttulo2"/>
-        <w:spacing w:before="160" w:after="60" w:line="240" w:lineRule="auto"/>
-        <w:rPr>
-          <w:rFonts w:ascii="Calibri" w:hAnsi="Calibri"/>
-          <w:b/>
-          <w:color w:val="1F3A6E"/>
-          <w:sz w:val="26"/>
-        </w:rPr>
-      </w:pPr>
-    </w:p>
-    <w:p>
-      <w:pPr>
-        <w:pStyle w:val="Ttulo2"/>
-        <w:spacing w:before="160" w:after="60" w:line="240" w:lineRule="auto"/>
-        <w:rPr>
-          <w:rFonts w:ascii="Calibri" w:hAnsi="Calibri"/>
-          <w:b/>
-          <w:color w:val="1F3A6E"/>
-          <w:sz w:val="26"/>
-        </w:rPr>
-      </w:pPr>
-      <w:r>
-        <w:rPr>
-          <w:rFonts w:ascii="Calibri" w:hAnsi="Calibri"/>
-          <w:b/>
-          <w:noProof/>
-          <w:color w:val="1F3A6E"/>
-          <w:sz w:val="26"/>
-          <w:lang w:val="en-US"/>
-        </w:rPr>
+        <w:lastRenderedPageBreak/>
         <w:drawing>
-          <wp:inline distT="0" distB="0" distL="0" distR="0" wp14:anchorId="13BAB535" wp14:editId="19F3F2DF">
-            <wp:extent cx="5733415" cy="3185795"/>
-            <wp:effectExtent l="0" t="0" r="635" b="0"/>
+          <wp:inline distT="0" distB="0" distL="0" distR="0" wp14:anchorId="4020E5C2" wp14:editId="0A0484E5">
+            <wp:extent cx="5334744" cy="3324689"/>
+            <wp:effectExtent l="0" t="0" r="0" b="9525"/>
             <wp:docPr id="1" name="Imagen 1"/>
             <wp:cNvGraphicFramePr>
               <a:graphicFrameLocks xmlns:a="http://schemas.openxmlformats.org/drawingml/2006/main" noChangeAspect="1"/>
@@ -319,7 +324,7 @@
                   <pic:spPr>
                     <a:xfrm>
                       <a:off x="0" y="0"/>
-                      <a:ext cx="5733415" cy="3185795"/>
+                      <a:ext cx="5334744" cy="3324689"/>
                     </a:xfrm>
                     <a:prstGeom prst="rect">
                       <a:avLst/>
@@ -331,6 +336,1726 @@
           </wp:inline>
         </w:drawing>
       </w:r>
+    </w:p>
+    <w:p>
+      <w:pPr>
+        <w:pStyle w:val="text-sm"/>
+        <w:spacing w:before="0" w:beforeAutospacing="0" w:after="0" w:afterAutospacing="0" w:line="420" w:lineRule="atLeast"/>
+        <w:rPr>
+          <w:rFonts w:ascii="Calibri" w:eastAsia="Arial" w:hAnsi="Calibri" w:cs="Arial"/>
+          <w:color w:val="1A1A1A"/>
+          <w:sz w:val="22"/>
+          <w:szCs w:val="22"/>
+          <w:lang w:val="es"/>
+        </w:rPr>
+      </w:pPr>
+    </w:p>
+    <w:p>
+      <w:pPr>
+        <w:pStyle w:val="Ttulo2"/>
+        <w:spacing w:before="480" w:after="240" w:line="480" w:lineRule="atLeast"/>
+        <w:rPr>
+          <w:rFonts w:ascii="Calibri" w:hAnsi="Calibri"/>
+          <w:b/>
+          <w:color w:val="1F3A6E"/>
+          <w:sz w:val="26"/>
+        </w:rPr>
+      </w:pPr>
+      <w:r>
+        <w:rPr>
+          <w:rFonts w:ascii="Calibri" w:hAnsi="Calibri"/>
+          <w:b/>
+          <w:color w:val="1F3A6E"/>
+          <w:sz w:val="26"/>
+        </w:rPr>
+        <w:t>¿Qué es el Aprendizaje No Supervisado?</w:t>
+      </w:r>
+    </w:p>
+    <w:p>
+      <w:pPr>
+        <w:pStyle w:val="NormalWeb"/>
+        <w:spacing w:before="0" w:beforeAutospacing="0" w:after="0" w:afterAutospacing="0" w:line="420" w:lineRule="atLeast"/>
+        <w:rPr>
+          <w:rFonts w:ascii="Plus Jakarta Sans Fallback" w:hAnsi="Plus Jakarta Sans Fallback"/>
+          <w:color w:val="0A0A0A"/>
+          <w:sz w:val="21"/>
+          <w:szCs w:val="21"/>
+          <w:lang w:val="es-MX"/>
+        </w:rPr>
+      </w:pPr>
+      <w:r>
+        <w:rPr>
+          <w:rFonts w:ascii="Plus Jakarta Sans Fallback" w:hAnsi="Plus Jakarta Sans Fallback"/>
+          <w:color w:val="0A0A0A"/>
+          <w:sz w:val="21"/>
+          <w:szCs w:val="21"/>
+          <w:lang w:val="es-MX"/>
+        </w:rPr>
+        <w:t>El </w:t>
+      </w:r>
+      <w:r>
+        <w:rPr>
+          <w:rStyle w:val="font-semibold"/>
+          <w:rFonts w:ascii="Plus Jakarta Sans Fallback" w:hAnsi="Plus Jakarta Sans Fallback"/>
+          <w:b/>
+          <w:bCs/>
+          <w:color w:val="0A0A0A"/>
+          <w:sz w:val="21"/>
+          <w:szCs w:val="21"/>
+          <w:lang w:val="es-MX"/>
+        </w:rPr>
+        <w:t>aprendizaje no supervisado</w:t>
+      </w:r>
+      <w:r>
+        <w:rPr>
+          <w:rFonts w:ascii="Plus Jakarta Sans Fallback" w:hAnsi="Plus Jakarta Sans Fallback"/>
+          <w:color w:val="0A0A0A"/>
+          <w:sz w:val="21"/>
+          <w:szCs w:val="21"/>
+          <w:lang w:val="es-MX"/>
+        </w:rPr>
+        <w:t> es un conjunto de técnicas de machine learning que buscan identificar estructuras, patrones o relaciones en datos que no cuentan con etiquetas o respuestas conocidas. A diferencia del aprendizaje supervisado, donde el modelo aprende a partir de ejemplos con etiquetas (por ejemplo, clasificar correos como spam o no spam), en el aprendizaje no supervisado el objetivo es descubrir información oculta sin guía explícita.</w:t>
+      </w:r>
+    </w:p>
+    <w:p>
+      <w:pPr>
+        <w:pStyle w:val="Ttulo3"/>
+        <w:spacing w:before="360" w:after="120" w:line="420" w:lineRule="atLeast"/>
+        <w:rPr>
+          <w:rFonts w:ascii="Plus Jakarta Sans Fallback" w:hAnsi="Plus Jakarta Sans Fallback"/>
+          <w:color w:val="0A0A0A"/>
+          <w:sz w:val="24"/>
+          <w:szCs w:val="24"/>
+        </w:rPr>
+      </w:pPr>
+      <w:r>
+        <w:rPr>
+          <w:rFonts w:ascii="Plus Jakarta Sans Fallback" w:hAnsi="Plus Jakarta Sans Fallback"/>
+          <w:color w:val="0A0A0A"/>
+          <w:sz w:val="24"/>
+          <w:szCs w:val="24"/>
+        </w:rPr>
+        <w:t>Diferencias clave con el aprendizaje supervisado</w:t>
+      </w:r>
+    </w:p>
+    <w:tbl>
+      <w:tblPr>
+        <w:tblW w:w="9180" w:type="dxa"/>
+        <w:tblBorders>
+          <w:top w:val="single" w:sz="2" w:space="0" w:color="auto"/>
+          <w:left w:val="single" w:sz="2" w:space="0" w:color="auto"/>
+          <w:bottom w:val="single" w:sz="2" w:space="0" w:color="auto"/>
+          <w:right w:val="single" w:sz="2" w:space="0" w:color="auto"/>
+        </w:tblBorders>
+        <w:tblCellMar>
+          <w:left w:w="0" w:type="dxa"/>
+          <w:right w:w="0" w:type="dxa"/>
+        </w:tblCellMar>
+        <w:tblLook w:val="04A0" w:firstRow="1" w:lastRow="0" w:firstColumn="1" w:lastColumn="0" w:noHBand="0" w:noVBand="1"/>
+      </w:tblPr>
+      <w:tblGrid>
+        <w:gridCol w:w="1995"/>
+        <w:gridCol w:w="3055"/>
+        <w:gridCol w:w="4130"/>
+      </w:tblGrid>
+      <w:tr>
+        <w:trPr>
+          <w:tblHeader/>
+        </w:trPr>
+        <w:tc>
+          <w:tcPr>
+            <w:tcW w:w="0" w:type="auto"/>
+            <w:tcBorders>
+              <w:top w:val="single" w:sz="6" w:space="0" w:color="E5E5E5"/>
+              <w:left w:val="single" w:sz="6" w:space="0" w:color="E5E5E5"/>
+              <w:bottom w:val="single" w:sz="6" w:space="0" w:color="E5E5E5"/>
+              <w:right w:val="single" w:sz="6" w:space="0" w:color="E5E5E5"/>
+            </w:tcBorders>
+            <w:shd w:val="clear" w:color="auto" w:fill="F5F5F5"/>
+            <w:noWrap/>
+            <w:tcMar>
+              <w:top w:w="180" w:type="dxa"/>
+              <w:left w:w="180" w:type="dxa"/>
+              <w:bottom w:w="180" w:type="dxa"/>
+              <w:right w:w="180" w:type="dxa"/>
+            </w:tcMar>
+            <w:vAlign w:val="center"/>
+            <w:hideMark/>
+          </w:tcPr>
+          <w:p>
+            <w:pPr>
+              <w:rPr>
+                <w:rFonts w:ascii="Times New Roman" w:hAnsi="Times New Roman"/>
+                <w:b/>
+                <w:bCs/>
+                <w:color w:val="0A0A0A"/>
+                <w:sz w:val="21"/>
+                <w:szCs w:val="21"/>
+              </w:rPr>
+            </w:pPr>
+            <w:r>
+              <w:rPr>
+                <w:b/>
+                <w:bCs/>
+                <w:color w:val="0A0A0A"/>
+                <w:sz w:val="21"/>
+                <w:szCs w:val="21"/>
+              </w:rPr>
+              <w:t>Característica</w:t>
+            </w:r>
+          </w:p>
+        </w:tc>
+        <w:tc>
+          <w:tcPr>
+            <w:tcW w:w="0" w:type="auto"/>
+            <w:tcBorders>
+              <w:top w:val="single" w:sz="6" w:space="0" w:color="E5E5E5"/>
+              <w:left w:val="single" w:sz="6" w:space="0" w:color="E5E5E5"/>
+              <w:bottom w:val="single" w:sz="6" w:space="0" w:color="E5E5E5"/>
+              <w:right w:val="single" w:sz="6" w:space="0" w:color="E5E5E5"/>
+            </w:tcBorders>
+            <w:shd w:val="clear" w:color="auto" w:fill="F5F5F5"/>
+            <w:noWrap/>
+            <w:tcMar>
+              <w:top w:w="180" w:type="dxa"/>
+              <w:left w:w="180" w:type="dxa"/>
+              <w:bottom w:w="180" w:type="dxa"/>
+              <w:right w:w="180" w:type="dxa"/>
+            </w:tcMar>
+            <w:vAlign w:val="center"/>
+            <w:hideMark/>
+          </w:tcPr>
+          <w:p>
+            <w:pPr>
+              <w:rPr>
+                <w:b/>
+                <w:bCs/>
+                <w:color w:val="0A0A0A"/>
+                <w:sz w:val="21"/>
+                <w:szCs w:val="21"/>
+              </w:rPr>
+            </w:pPr>
+            <w:r>
+              <w:rPr>
+                <w:b/>
+                <w:bCs/>
+                <w:color w:val="0A0A0A"/>
+                <w:sz w:val="21"/>
+                <w:szCs w:val="21"/>
+              </w:rPr>
+              <w:t>Aprendizaje Supervisado</w:t>
+            </w:r>
+          </w:p>
+        </w:tc>
+        <w:tc>
+          <w:tcPr>
+            <w:tcW w:w="0" w:type="auto"/>
+            <w:tcBorders>
+              <w:top w:val="single" w:sz="6" w:space="0" w:color="E5E5E5"/>
+              <w:left w:val="single" w:sz="6" w:space="0" w:color="E5E5E5"/>
+              <w:bottom w:val="single" w:sz="6" w:space="0" w:color="E5E5E5"/>
+              <w:right w:val="single" w:sz="6" w:space="0" w:color="E5E5E5"/>
+            </w:tcBorders>
+            <w:shd w:val="clear" w:color="auto" w:fill="F5F5F5"/>
+            <w:noWrap/>
+            <w:tcMar>
+              <w:top w:w="180" w:type="dxa"/>
+              <w:left w:w="180" w:type="dxa"/>
+              <w:bottom w:w="180" w:type="dxa"/>
+              <w:right w:w="180" w:type="dxa"/>
+            </w:tcMar>
+            <w:vAlign w:val="center"/>
+            <w:hideMark/>
+          </w:tcPr>
+          <w:p>
+            <w:pPr>
+              <w:rPr>
+                <w:b/>
+                <w:bCs/>
+                <w:color w:val="0A0A0A"/>
+                <w:sz w:val="21"/>
+                <w:szCs w:val="21"/>
+              </w:rPr>
+            </w:pPr>
+            <w:r>
+              <w:rPr>
+                <w:b/>
+                <w:bCs/>
+                <w:color w:val="0A0A0A"/>
+                <w:sz w:val="21"/>
+                <w:szCs w:val="21"/>
+              </w:rPr>
+              <w:t>Aprendizaje No Supervisado</w:t>
+            </w:r>
+          </w:p>
+        </w:tc>
+      </w:tr>
+      <w:tr>
+        <w:tc>
+          <w:tcPr>
+            <w:tcW w:w="0" w:type="auto"/>
+            <w:tcBorders>
+              <w:top w:val="single" w:sz="6" w:space="0" w:color="E5E5E5"/>
+              <w:left w:val="single" w:sz="6" w:space="0" w:color="E5E5E5"/>
+              <w:bottom w:val="single" w:sz="6" w:space="0" w:color="E5E5E5"/>
+              <w:right w:val="single" w:sz="6" w:space="0" w:color="E5E5E5"/>
+            </w:tcBorders>
+            <w:tcMar>
+              <w:top w:w="180" w:type="dxa"/>
+              <w:left w:w="180" w:type="dxa"/>
+              <w:bottom w:w="180" w:type="dxa"/>
+              <w:right w:w="180" w:type="dxa"/>
+            </w:tcMar>
+            <w:vAlign w:val="center"/>
+            <w:hideMark/>
+          </w:tcPr>
+          <w:p>
+            <w:pPr>
+              <w:rPr>
+                <w:color w:val="0A0A0A"/>
+                <w:sz w:val="21"/>
+                <w:szCs w:val="21"/>
+              </w:rPr>
+            </w:pPr>
+            <w:r>
+              <w:rPr>
+                <w:color w:val="0A0A0A"/>
+                <w:sz w:val="21"/>
+                <w:szCs w:val="21"/>
+              </w:rPr>
+              <w:t>Datos de entrada</w:t>
+            </w:r>
+          </w:p>
+        </w:tc>
+        <w:tc>
+          <w:tcPr>
+            <w:tcW w:w="0" w:type="auto"/>
+            <w:tcBorders>
+              <w:top w:val="single" w:sz="6" w:space="0" w:color="E5E5E5"/>
+              <w:left w:val="single" w:sz="6" w:space="0" w:color="E5E5E5"/>
+              <w:bottom w:val="single" w:sz="6" w:space="0" w:color="E5E5E5"/>
+              <w:right w:val="single" w:sz="6" w:space="0" w:color="E5E5E5"/>
+            </w:tcBorders>
+            <w:tcMar>
+              <w:top w:w="180" w:type="dxa"/>
+              <w:left w:w="180" w:type="dxa"/>
+              <w:bottom w:w="180" w:type="dxa"/>
+              <w:right w:w="180" w:type="dxa"/>
+            </w:tcMar>
+            <w:vAlign w:val="center"/>
+            <w:hideMark/>
+          </w:tcPr>
+          <w:p>
+            <w:pPr>
+              <w:rPr>
+                <w:color w:val="0A0A0A"/>
+                <w:sz w:val="21"/>
+                <w:szCs w:val="21"/>
+              </w:rPr>
+            </w:pPr>
+            <w:r>
+              <w:rPr>
+                <w:color w:val="0A0A0A"/>
+                <w:sz w:val="21"/>
+                <w:szCs w:val="21"/>
+              </w:rPr>
+              <w:t>Datos con etiquetas o respuestas</w:t>
+            </w:r>
+          </w:p>
+        </w:tc>
+        <w:tc>
+          <w:tcPr>
+            <w:tcW w:w="0" w:type="auto"/>
+            <w:tcBorders>
+              <w:top w:val="single" w:sz="6" w:space="0" w:color="E5E5E5"/>
+              <w:left w:val="single" w:sz="6" w:space="0" w:color="E5E5E5"/>
+              <w:bottom w:val="single" w:sz="6" w:space="0" w:color="E5E5E5"/>
+              <w:right w:val="single" w:sz="6" w:space="0" w:color="E5E5E5"/>
+            </w:tcBorders>
+            <w:tcMar>
+              <w:top w:w="180" w:type="dxa"/>
+              <w:left w:w="180" w:type="dxa"/>
+              <w:bottom w:w="180" w:type="dxa"/>
+              <w:right w:w="180" w:type="dxa"/>
+            </w:tcMar>
+            <w:vAlign w:val="center"/>
+            <w:hideMark/>
+          </w:tcPr>
+          <w:p>
+            <w:pPr>
+              <w:rPr>
+                <w:color w:val="0A0A0A"/>
+                <w:sz w:val="21"/>
+                <w:szCs w:val="21"/>
+              </w:rPr>
+            </w:pPr>
+            <w:r>
+              <w:rPr>
+                <w:color w:val="0A0A0A"/>
+                <w:sz w:val="21"/>
+                <w:szCs w:val="21"/>
+              </w:rPr>
+              <w:t>Datos sin etiquetas</w:t>
+            </w:r>
+          </w:p>
+        </w:tc>
+      </w:tr>
+      <w:tr>
+        <w:tc>
+          <w:tcPr>
+            <w:tcW w:w="0" w:type="auto"/>
+            <w:tcBorders>
+              <w:top w:val="single" w:sz="6" w:space="0" w:color="E5E5E5"/>
+              <w:left w:val="single" w:sz="6" w:space="0" w:color="E5E5E5"/>
+              <w:bottom w:val="single" w:sz="6" w:space="0" w:color="E5E5E5"/>
+              <w:right w:val="single" w:sz="6" w:space="0" w:color="E5E5E5"/>
+            </w:tcBorders>
+            <w:tcMar>
+              <w:top w:w="180" w:type="dxa"/>
+              <w:left w:w="180" w:type="dxa"/>
+              <w:bottom w:w="180" w:type="dxa"/>
+              <w:right w:w="180" w:type="dxa"/>
+            </w:tcMar>
+            <w:vAlign w:val="center"/>
+            <w:hideMark/>
+          </w:tcPr>
+          <w:p>
+            <w:pPr>
+              <w:rPr>
+                <w:color w:val="0A0A0A"/>
+                <w:sz w:val="21"/>
+                <w:szCs w:val="21"/>
+              </w:rPr>
+            </w:pPr>
+            <w:r>
+              <w:rPr>
+                <w:color w:val="0A0A0A"/>
+                <w:sz w:val="21"/>
+                <w:szCs w:val="21"/>
+              </w:rPr>
+              <w:t>Objetivo</w:t>
+            </w:r>
+          </w:p>
+        </w:tc>
+        <w:tc>
+          <w:tcPr>
+            <w:tcW w:w="0" w:type="auto"/>
+            <w:tcBorders>
+              <w:top w:val="single" w:sz="6" w:space="0" w:color="E5E5E5"/>
+              <w:left w:val="single" w:sz="6" w:space="0" w:color="E5E5E5"/>
+              <w:bottom w:val="single" w:sz="6" w:space="0" w:color="E5E5E5"/>
+              <w:right w:val="single" w:sz="6" w:space="0" w:color="E5E5E5"/>
+            </w:tcBorders>
+            <w:tcMar>
+              <w:top w:w="180" w:type="dxa"/>
+              <w:left w:w="180" w:type="dxa"/>
+              <w:bottom w:w="180" w:type="dxa"/>
+              <w:right w:w="180" w:type="dxa"/>
+            </w:tcMar>
+            <w:vAlign w:val="center"/>
+            <w:hideMark/>
+          </w:tcPr>
+          <w:p>
+            <w:pPr>
+              <w:rPr>
+                <w:color w:val="0A0A0A"/>
+                <w:sz w:val="21"/>
+                <w:szCs w:val="21"/>
+              </w:rPr>
+            </w:pPr>
+            <w:r>
+              <w:rPr>
+                <w:color w:val="0A0A0A"/>
+                <w:sz w:val="21"/>
+                <w:szCs w:val="21"/>
+              </w:rPr>
+              <w:t>Predecir o clasificar</w:t>
+            </w:r>
+          </w:p>
+        </w:tc>
+        <w:tc>
+          <w:tcPr>
+            <w:tcW w:w="0" w:type="auto"/>
+            <w:tcBorders>
+              <w:top w:val="single" w:sz="6" w:space="0" w:color="E5E5E5"/>
+              <w:left w:val="single" w:sz="6" w:space="0" w:color="E5E5E5"/>
+              <w:bottom w:val="single" w:sz="6" w:space="0" w:color="E5E5E5"/>
+              <w:right w:val="single" w:sz="6" w:space="0" w:color="E5E5E5"/>
+            </w:tcBorders>
+            <w:tcMar>
+              <w:top w:w="180" w:type="dxa"/>
+              <w:left w:w="180" w:type="dxa"/>
+              <w:bottom w:w="180" w:type="dxa"/>
+              <w:right w:w="180" w:type="dxa"/>
+            </w:tcMar>
+            <w:vAlign w:val="center"/>
+            <w:hideMark/>
+          </w:tcPr>
+          <w:p>
+            <w:pPr>
+              <w:rPr>
+                <w:color w:val="0A0A0A"/>
+                <w:sz w:val="21"/>
+                <w:szCs w:val="21"/>
+              </w:rPr>
+            </w:pPr>
+            <w:r>
+              <w:rPr>
+                <w:color w:val="0A0A0A"/>
+                <w:sz w:val="21"/>
+                <w:szCs w:val="21"/>
+              </w:rPr>
+              <w:t>Encontrar patrones o estructuras</w:t>
+            </w:r>
+          </w:p>
+        </w:tc>
+      </w:tr>
+      <w:tr>
+        <w:tc>
+          <w:tcPr>
+            <w:tcW w:w="0" w:type="auto"/>
+            <w:tcBorders>
+              <w:top w:val="single" w:sz="6" w:space="0" w:color="E5E5E5"/>
+              <w:left w:val="single" w:sz="6" w:space="0" w:color="E5E5E5"/>
+              <w:bottom w:val="single" w:sz="6" w:space="0" w:color="E5E5E5"/>
+              <w:right w:val="single" w:sz="6" w:space="0" w:color="E5E5E5"/>
+            </w:tcBorders>
+            <w:tcMar>
+              <w:top w:w="180" w:type="dxa"/>
+              <w:left w:w="180" w:type="dxa"/>
+              <w:bottom w:w="180" w:type="dxa"/>
+              <w:right w:w="180" w:type="dxa"/>
+            </w:tcMar>
+            <w:vAlign w:val="center"/>
+            <w:hideMark/>
+          </w:tcPr>
+          <w:p>
+            <w:pPr>
+              <w:rPr>
+                <w:color w:val="0A0A0A"/>
+                <w:sz w:val="21"/>
+                <w:szCs w:val="21"/>
+              </w:rPr>
+            </w:pPr>
+            <w:r>
+              <w:rPr>
+                <w:color w:val="0A0A0A"/>
+                <w:sz w:val="21"/>
+                <w:szCs w:val="21"/>
+              </w:rPr>
+              <w:t>Ejemplos de problemas</w:t>
+            </w:r>
+          </w:p>
+        </w:tc>
+        <w:tc>
+          <w:tcPr>
+            <w:tcW w:w="0" w:type="auto"/>
+            <w:tcBorders>
+              <w:top w:val="single" w:sz="6" w:space="0" w:color="E5E5E5"/>
+              <w:left w:val="single" w:sz="6" w:space="0" w:color="E5E5E5"/>
+              <w:bottom w:val="single" w:sz="6" w:space="0" w:color="E5E5E5"/>
+              <w:right w:val="single" w:sz="6" w:space="0" w:color="E5E5E5"/>
+            </w:tcBorders>
+            <w:tcMar>
+              <w:top w:w="180" w:type="dxa"/>
+              <w:left w:w="180" w:type="dxa"/>
+              <w:bottom w:w="180" w:type="dxa"/>
+              <w:right w:w="180" w:type="dxa"/>
+            </w:tcMar>
+            <w:vAlign w:val="center"/>
+            <w:hideMark/>
+          </w:tcPr>
+          <w:p>
+            <w:pPr>
+              <w:rPr>
+                <w:color w:val="0A0A0A"/>
+                <w:sz w:val="21"/>
+                <w:szCs w:val="21"/>
+              </w:rPr>
+            </w:pPr>
+            <w:r>
+              <w:rPr>
+                <w:color w:val="0A0A0A"/>
+                <w:sz w:val="21"/>
+                <w:szCs w:val="21"/>
+              </w:rPr>
+              <w:t>Clasificación, regresión</w:t>
+            </w:r>
+          </w:p>
+        </w:tc>
+        <w:tc>
+          <w:tcPr>
+            <w:tcW w:w="0" w:type="auto"/>
+            <w:tcBorders>
+              <w:top w:val="single" w:sz="6" w:space="0" w:color="E5E5E5"/>
+              <w:left w:val="single" w:sz="6" w:space="0" w:color="E5E5E5"/>
+              <w:bottom w:val="single" w:sz="6" w:space="0" w:color="E5E5E5"/>
+              <w:right w:val="single" w:sz="6" w:space="0" w:color="E5E5E5"/>
+            </w:tcBorders>
+            <w:tcMar>
+              <w:top w:w="180" w:type="dxa"/>
+              <w:left w:w="180" w:type="dxa"/>
+              <w:bottom w:w="180" w:type="dxa"/>
+              <w:right w:w="180" w:type="dxa"/>
+            </w:tcMar>
+            <w:vAlign w:val="center"/>
+            <w:hideMark/>
+          </w:tcPr>
+          <w:p>
+            <w:pPr>
+              <w:rPr>
+                <w:color w:val="0A0A0A"/>
+                <w:sz w:val="21"/>
+                <w:szCs w:val="21"/>
+              </w:rPr>
+            </w:pPr>
+            <w:proofErr w:type="spellStart"/>
+            <w:r>
+              <w:rPr>
+                <w:color w:val="0A0A0A"/>
+                <w:sz w:val="21"/>
+                <w:szCs w:val="21"/>
+              </w:rPr>
+              <w:t>Clustering</w:t>
+            </w:r>
+            <w:proofErr w:type="spellEnd"/>
+            <w:r>
+              <w:rPr>
+                <w:color w:val="0A0A0A"/>
+                <w:sz w:val="21"/>
+                <w:szCs w:val="21"/>
+              </w:rPr>
+              <w:t xml:space="preserve">, reducción de </w:t>
+            </w:r>
+            <w:proofErr w:type="spellStart"/>
+            <w:r>
+              <w:rPr>
+                <w:color w:val="0A0A0A"/>
+                <w:sz w:val="21"/>
+                <w:szCs w:val="21"/>
+              </w:rPr>
+              <w:t>dimensionalidad</w:t>
+            </w:r>
+            <w:proofErr w:type="spellEnd"/>
+            <w:r>
+              <w:rPr>
+                <w:color w:val="0A0A0A"/>
+                <w:sz w:val="21"/>
+                <w:szCs w:val="21"/>
+              </w:rPr>
+              <w:t>, reglas de asociación</w:t>
+            </w:r>
+          </w:p>
+        </w:tc>
+      </w:tr>
+    </w:tbl>
+    <w:p>
+      <w:pPr>
+        <w:pStyle w:val="Ttulo3"/>
+        <w:spacing w:before="360" w:after="120" w:line="420" w:lineRule="atLeast"/>
+        <w:rPr>
+          <w:rFonts w:ascii="Plus Jakarta Sans Fallback" w:hAnsi="Plus Jakarta Sans Fallback"/>
+          <w:color w:val="0A0A0A"/>
+          <w:sz w:val="24"/>
+          <w:szCs w:val="24"/>
+        </w:rPr>
+      </w:pPr>
+      <w:r>
+        <w:rPr>
+          <w:rFonts w:ascii="Plus Jakarta Sans Fallback" w:hAnsi="Plus Jakarta Sans Fallback"/>
+          <w:color w:val="0A0A0A"/>
+          <w:sz w:val="24"/>
+          <w:szCs w:val="24"/>
+        </w:rPr>
+        <w:lastRenderedPageBreak/>
+        <w:t>Tipos principales de problemas en aprendizaje no supervisado</w:t>
+      </w:r>
+    </w:p>
+    <w:p>
+      <w:pPr>
+        <w:pStyle w:val="NormalWeb"/>
+        <w:numPr>
+          <w:ilvl w:val="0"/>
+          <w:numId w:val="193"/>
+        </w:numPr>
+        <w:spacing w:before="0" w:beforeAutospacing="0" w:after="0" w:afterAutospacing="0" w:line="420" w:lineRule="atLeast"/>
+        <w:ind w:left="0"/>
+        <w:rPr>
+          <w:rFonts w:ascii="Plus Jakarta Sans Fallback" w:hAnsi="Plus Jakarta Sans Fallback"/>
+          <w:color w:val="0A0A0A"/>
+          <w:sz w:val="21"/>
+          <w:szCs w:val="21"/>
+        </w:rPr>
+      </w:pPr>
+      <w:r>
+        <w:rPr>
+          <w:rStyle w:val="font-semibold"/>
+          <w:rFonts w:ascii="Plus Jakarta Sans Fallback" w:hAnsi="Plus Jakarta Sans Fallback"/>
+          <w:b/>
+          <w:bCs/>
+          <w:color w:val="0A0A0A"/>
+          <w:sz w:val="21"/>
+          <w:szCs w:val="21"/>
+        </w:rPr>
+        <w:t>Clustering (</w:t>
+      </w:r>
+      <w:proofErr w:type="spellStart"/>
+      <w:r>
+        <w:rPr>
+          <w:rStyle w:val="font-semibold"/>
+          <w:rFonts w:ascii="Plus Jakarta Sans Fallback" w:hAnsi="Plus Jakarta Sans Fallback"/>
+          <w:b/>
+          <w:bCs/>
+          <w:color w:val="0A0A0A"/>
+          <w:sz w:val="21"/>
+          <w:szCs w:val="21"/>
+        </w:rPr>
+        <w:t>agrupamiento</w:t>
+      </w:r>
+      <w:proofErr w:type="spellEnd"/>
+      <w:r>
+        <w:rPr>
+          <w:rStyle w:val="font-semibold"/>
+          <w:rFonts w:ascii="Plus Jakarta Sans Fallback" w:hAnsi="Plus Jakarta Sans Fallback"/>
+          <w:b/>
+          <w:bCs/>
+          <w:color w:val="0A0A0A"/>
+          <w:sz w:val="21"/>
+          <w:szCs w:val="21"/>
+        </w:rPr>
+        <w:t>):</w:t>
+      </w:r>
+    </w:p>
+    <w:p>
+      <w:pPr>
+        <w:numPr>
+          <w:ilvl w:val="1"/>
+          <w:numId w:val="193"/>
+        </w:numPr>
+        <w:spacing w:line="420" w:lineRule="atLeast"/>
+        <w:ind w:left="0"/>
+        <w:rPr>
+          <w:rFonts w:ascii="Plus Jakarta Sans Fallback" w:hAnsi="Plus Jakarta Sans Fallback"/>
+          <w:color w:val="0A0A0A"/>
+          <w:sz w:val="21"/>
+          <w:szCs w:val="21"/>
+        </w:rPr>
+      </w:pPr>
+      <w:r>
+        <w:rPr>
+          <w:rFonts w:ascii="Plus Jakarta Sans Fallback" w:hAnsi="Plus Jakarta Sans Fallback"/>
+          <w:color w:val="0A0A0A"/>
+          <w:sz w:val="21"/>
+          <w:szCs w:val="21"/>
+        </w:rPr>
+        <w:t xml:space="preserve">Busca agrupar datos similares en </w:t>
+      </w:r>
+      <w:proofErr w:type="spellStart"/>
+      <w:r>
+        <w:rPr>
+          <w:rFonts w:ascii="Plus Jakarta Sans Fallback" w:hAnsi="Plus Jakarta Sans Fallback"/>
+          <w:color w:val="0A0A0A"/>
+          <w:sz w:val="21"/>
+          <w:szCs w:val="21"/>
+        </w:rPr>
+        <w:t>clusters</w:t>
+      </w:r>
+      <w:proofErr w:type="spellEnd"/>
+      <w:r>
+        <w:rPr>
+          <w:rFonts w:ascii="Plus Jakarta Sans Fallback" w:hAnsi="Plus Jakarta Sans Fallback"/>
+          <w:color w:val="0A0A0A"/>
+          <w:sz w:val="21"/>
+          <w:szCs w:val="21"/>
+        </w:rPr>
+        <w:t xml:space="preserve"> o grupos.</w:t>
+      </w:r>
+    </w:p>
+    <w:p>
+      <w:pPr>
+        <w:numPr>
+          <w:ilvl w:val="1"/>
+          <w:numId w:val="193"/>
+        </w:numPr>
+        <w:spacing w:line="420" w:lineRule="atLeast"/>
+        <w:ind w:left="0"/>
+        <w:rPr>
+          <w:rFonts w:ascii="Plus Jakarta Sans Fallback" w:hAnsi="Plus Jakarta Sans Fallback"/>
+          <w:color w:val="0A0A0A"/>
+          <w:sz w:val="21"/>
+          <w:szCs w:val="21"/>
+        </w:rPr>
+      </w:pPr>
+      <w:r>
+        <w:rPr>
+          <w:rFonts w:ascii="Plus Jakarta Sans Fallback" w:hAnsi="Plus Jakarta Sans Fallback"/>
+          <w:color w:val="0A0A0A"/>
+          <w:sz w:val="21"/>
+          <w:szCs w:val="21"/>
+        </w:rPr>
+        <w:t>Ejemplo: segmentar clientes según comportamiento de compra.</w:t>
+      </w:r>
+    </w:p>
+    <w:p>
+      <w:pPr>
+        <w:pStyle w:val="NormalWeb"/>
+        <w:numPr>
+          <w:ilvl w:val="0"/>
+          <w:numId w:val="193"/>
+        </w:numPr>
+        <w:spacing w:before="0" w:beforeAutospacing="0" w:after="0" w:afterAutospacing="0" w:line="420" w:lineRule="atLeast"/>
+        <w:ind w:left="0"/>
+        <w:rPr>
+          <w:rFonts w:ascii="Plus Jakarta Sans Fallback" w:hAnsi="Plus Jakarta Sans Fallback"/>
+          <w:color w:val="0A0A0A"/>
+          <w:sz w:val="21"/>
+          <w:szCs w:val="21"/>
+        </w:rPr>
+      </w:pPr>
+      <w:proofErr w:type="spellStart"/>
+      <w:r>
+        <w:rPr>
+          <w:rStyle w:val="font-semibold"/>
+          <w:rFonts w:ascii="Plus Jakarta Sans Fallback" w:hAnsi="Plus Jakarta Sans Fallback"/>
+          <w:b/>
+          <w:bCs/>
+          <w:color w:val="0A0A0A"/>
+          <w:sz w:val="21"/>
+          <w:szCs w:val="21"/>
+        </w:rPr>
+        <w:t>Reducción</w:t>
+      </w:r>
+      <w:proofErr w:type="spellEnd"/>
+      <w:r>
+        <w:rPr>
+          <w:rStyle w:val="font-semibold"/>
+          <w:rFonts w:ascii="Plus Jakarta Sans Fallback" w:hAnsi="Plus Jakarta Sans Fallback"/>
+          <w:b/>
+          <w:bCs/>
+          <w:color w:val="0A0A0A"/>
+          <w:sz w:val="21"/>
+          <w:szCs w:val="21"/>
+        </w:rPr>
+        <w:t xml:space="preserve"> de </w:t>
+      </w:r>
+      <w:proofErr w:type="spellStart"/>
+      <w:r>
+        <w:rPr>
+          <w:rStyle w:val="font-semibold"/>
+          <w:rFonts w:ascii="Plus Jakarta Sans Fallback" w:hAnsi="Plus Jakarta Sans Fallback"/>
+          <w:b/>
+          <w:bCs/>
+          <w:color w:val="0A0A0A"/>
+          <w:sz w:val="21"/>
+          <w:szCs w:val="21"/>
+        </w:rPr>
+        <w:t>dimensionalidad</w:t>
+      </w:r>
+      <w:proofErr w:type="spellEnd"/>
+      <w:r>
+        <w:rPr>
+          <w:rStyle w:val="font-semibold"/>
+          <w:rFonts w:ascii="Plus Jakarta Sans Fallback" w:hAnsi="Plus Jakarta Sans Fallback"/>
+          <w:b/>
+          <w:bCs/>
+          <w:color w:val="0A0A0A"/>
+          <w:sz w:val="21"/>
+          <w:szCs w:val="21"/>
+        </w:rPr>
+        <w:t>:</w:t>
+      </w:r>
+    </w:p>
+    <w:p>
+      <w:pPr>
+        <w:numPr>
+          <w:ilvl w:val="1"/>
+          <w:numId w:val="193"/>
+        </w:numPr>
+        <w:spacing w:line="420" w:lineRule="atLeast"/>
+        <w:ind w:left="0"/>
+        <w:rPr>
+          <w:rFonts w:ascii="Plus Jakarta Sans Fallback" w:hAnsi="Plus Jakarta Sans Fallback"/>
+          <w:color w:val="0A0A0A"/>
+          <w:sz w:val="21"/>
+          <w:szCs w:val="21"/>
+        </w:rPr>
+      </w:pPr>
+      <w:r>
+        <w:rPr>
+          <w:rFonts w:ascii="Plus Jakarta Sans Fallback" w:hAnsi="Plus Jakarta Sans Fallback"/>
+          <w:color w:val="0A0A0A"/>
+          <w:sz w:val="21"/>
+          <w:szCs w:val="21"/>
+        </w:rPr>
+        <w:t>Simplifica datos complejos con muchas variables a representaciones más manejables.</w:t>
+      </w:r>
+    </w:p>
+    <w:p>
+      <w:pPr>
+        <w:numPr>
+          <w:ilvl w:val="1"/>
+          <w:numId w:val="193"/>
+        </w:numPr>
+        <w:spacing w:line="420" w:lineRule="atLeast"/>
+        <w:ind w:left="0"/>
+        <w:rPr>
+          <w:rFonts w:ascii="Plus Jakarta Sans Fallback" w:hAnsi="Plus Jakarta Sans Fallback"/>
+          <w:color w:val="0A0A0A"/>
+          <w:sz w:val="21"/>
+          <w:szCs w:val="21"/>
+        </w:rPr>
+      </w:pPr>
+      <w:r>
+        <w:rPr>
+          <w:rFonts w:ascii="Plus Jakarta Sans Fallback" w:hAnsi="Plus Jakarta Sans Fallback"/>
+          <w:color w:val="0A0A0A"/>
+          <w:sz w:val="21"/>
+          <w:szCs w:val="21"/>
+        </w:rPr>
+        <w:t>Ejemplo: usar PCA para visualizar datos en 2D o 3D.</w:t>
+      </w:r>
+    </w:p>
+    <w:p>
+      <w:pPr>
+        <w:pStyle w:val="NormalWeb"/>
+        <w:numPr>
+          <w:ilvl w:val="0"/>
+          <w:numId w:val="193"/>
+        </w:numPr>
+        <w:spacing w:before="0" w:beforeAutospacing="0" w:after="0" w:afterAutospacing="0" w:line="420" w:lineRule="atLeast"/>
+        <w:ind w:left="0"/>
+        <w:rPr>
+          <w:rFonts w:ascii="Plus Jakarta Sans Fallback" w:hAnsi="Plus Jakarta Sans Fallback"/>
+          <w:color w:val="0A0A0A"/>
+          <w:sz w:val="21"/>
+          <w:szCs w:val="21"/>
+        </w:rPr>
+      </w:pPr>
+      <w:proofErr w:type="spellStart"/>
+      <w:r>
+        <w:rPr>
+          <w:rStyle w:val="font-semibold"/>
+          <w:rFonts w:ascii="Plus Jakarta Sans Fallback" w:hAnsi="Plus Jakarta Sans Fallback"/>
+          <w:b/>
+          <w:bCs/>
+          <w:color w:val="0A0A0A"/>
+          <w:sz w:val="21"/>
+          <w:szCs w:val="21"/>
+        </w:rPr>
+        <w:t>Reglas</w:t>
+      </w:r>
+      <w:proofErr w:type="spellEnd"/>
+      <w:r>
+        <w:rPr>
+          <w:rStyle w:val="font-semibold"/>
+          <w:rFonts w:ascii="Plus Jakarta Sans Fallback" w:hAnsi="Plus Jakarta Sans Fallback"/>
+          <w:b/>
+          <w:bCs/>
+          <w:color w:val="0A0A0A"/>
+          <w:sz w:val="21"/>
+          <w:szCs w:val="21"/>
+        </w:rPr>
+        <w:t xml:space="preserve"> de </w:t>
+      </w:r>
+      <w:proofErr w:type="spellStart"/>
+      <w:r>
+        <w:rPr>
+          <w:rStyle w:val="font-semibold"/>
+          <w:rFonts w:ascii="Plus Jakarta Sans Fallback" w:hAnsi="Plus Jakarta Sans Fallback"/>
+          <w:b/>
+          <w:bCs/>
+          <w:color w:val="0A0A0A"/>
+          <w:sz w:val="21"/>
+          <w:szCs w:val="21"/>
+        </w:rPr>
+        <w:t>asociación</w:t>
+      </w:r>
+      <w:proofErr w:type="spellEnd"/>
+      <w:r>
+        <w:rPr>
+          <w:rStyle w:val="font-semibold"/>
+          <w:rFonts w:ascii="Plus Jakarta Sans Fallback" w:hAnsi="Plus Jakarta Sans Fallback"/>
+          <w:b/>
+          <w:bCs/>
+          <w:color w:val="0A0A0A"/>
+          <w:sz w:val="21"/>
+          <w:szCs w:val="21"/>
+        </w:rPr>
+        <w:t>:</w:t>
+      </w:r>
+    </w:p>
+    <w:p>
+      <w:pPr>
+        <w:numPr>
+          <w:ilvl w:val="1"/>
+          <w:numId w:val="193"/>
+        </w:numPr>
+        <w:spacing w:line="420" w:lineRule="atLeast"/>
+        <w:ind w:left="0"/>
+        <w:rPr>
+          <w:rFonts w:ascii="Plus Jakarta Sans Fallback" w:hAnsi="Plus Jakarta Sans Fallback"/>
+          <w:color w:val="0A0A0A"/>
+          <w:sz w:val="21"/>
+          <w:szCs w:val="21"/>
+        </w:rPr>
+      </w:pPr>
+      <w:r>
+        <w:rPr>
+          <w:rFonts w:ascii="Plus Jakarta Sans Fallback" w:hAnsi="Plus Jakarta Sans Fallback"/>
+          <w:color w:val="0A0A0A"/>
+          <w:sz w:val="21"/>
+          <w:szCs w:val="21"/>
+        </w:rPr>
+        <w:t>Encuentra relaciones frecuentes entre variables.</w:t>
+      </w:r>
+    </w:p>
+    <w:p>
+      <w:pPr>
+        <w:numPr>
+          <w:ilvl w:val="1"/>
+          <w:numId w:val="193"/>
+        </w:numPr>
+        <w:spacing w:line="420" w:lineRule="atLeast"/>
+        <w:ind w:left="0"/>
+        <w:rPr>
+          <w:rFonts w:ascii="Plus Jakarta Sans Fallback" w:hAnsi="Plus Jakarta Sans Fallback"/>
+          <w:color w:val="0A0A0A"/>
+          <w:sz w:val="21"/>
+          <w:szCs w:val="21"/>
+        </w:rPr>
+      </w:pPr>
+      <w:r>
+        <w:rPr>
+          <w:rFonts w:ascii="Plus Jakarta Sans Fallback" w:hAnsi="Plus Jakarta Sans Fallback"/>
+          <w:color w:val="0A0A0A"/>
+          <w:sz w:val="21"/>
+          <w:szCs w:val="21"/>
+        </w:rPr>
+        <w:t xml:space="preserve">Ejemplo: identificar productos que se compran juntos en </w:t>
+      </w:r>
+      <w:proofErr w:type="spellStart"/>
+      <w:r>
+        <w:rPr>
+          <w:rFonts w:ascii="Plus Jakarta Sans Fallback" w:hAnsi="Plus Jakarta Sans Fallback"/>
+          <w:color w:val="0A0A0A"/>
+          <w:sz w:val="21"/>
+          <w:szCs w:val="21"/>
+        </w:rPr>
+        <w:t>retail</w:t>
+      </w:r>
+      <w:proofErr w:type="spellEnd"/>
+      <w:r>
+        <w:rPr>
+          <w:rFonts w:ascii="Plus Jakarta Sans Fallback" w:hAnsi="Plus Jakarta Sans Fallback"/>
+          <w:color w:val="0A0A0A"/>
+          <w:sz w:val="21"/>
+          <w:szCs w:val="21"/>
+        </w:rPr>
+        <w:t>.</w:t>
+      </w:r>
+    </w:p>
+    <w:p>
+      <w:pPr>
+        <w:pStyle w:val="NormalWeb"/>
+        <w:spacing w:before="0" w:beforeAutospacing="0" w:after="0" w:afterAutospacing="0" w:line="420" w:lineRule="atLeast"/>
+        <w:rPr>
+          <w:rFonts w:ascii="Plus Jakarta Sans Fallback" w:hAnsi="Plus Jakarta Sans Fallback"/>
+          <w:i/>
+          <w:iCs/>
+          <w:color w:val="0A0A0A"/>
+          <w:sz w:val="21"/>
+          <w:szCs w:val="21"/>
+          <w:lang w:val="es-MX"/>
+        </w:rPr>
+      </w:pPr>
+      <w:r>
+        <w:rPr>
+          <w:rStyle w:val="font-semibold"/>
+          <w:rFonts w:ascii="Plus Jakarta Sans Fallback" w:hAnsi="Plus Jakarta Sans Fallback"/>
+          <w:b/>
+          <w:bCs/>
+          <w:i/>
+          <w:iCs/>
+          <w:color w:val="0A0A0A"/>
+          <w:sz w:val="21"/>
+          <w:szCs w:val="21"/>
+          <w:lang w:val="es-MX"/>
+        </w:rPr>
+        <w:t>Nota:</w:t>
+      </w:r>
+      <w:r>
+        <w:rPr>
+          <w:rFonts w:ascii="Plus Jakarta Sans Fallback" w:hAnsi="Plus Jakarta Sans Fallback"/>
+          <w:i/>
+          <w:iCs/>
+          <w:color w:val="0A0A0A"/>
+          <w:sz w:val="21"/>
+          <w:szCs w:val="21"/>
+          <w:lang w:val="es-MX"/>
+        </w:rPr>
+        <w:t> Estas categorías serán exploradas en detalle en unidades posteriores, donde implementaremos algoritmos específicos y analizaremos resultados.</w:t>
+      </w:r>
+    </w:p>
+    <w:p>
+      <w:pPr>
+        <w:pStyle w:val="Ttulo3"/>
+        <w:spacing w:before="360" w:after="120" w:line="420" w:lineRule="atLeast"/>
+        <w:rPr>
+          <w:rFonts w:ascii="Plus Jakarta Sans Fallback" w:hAnsi="Plus Jakarta Sans Fallback"/>
+          <w:color w:val="0A0A0A"/>
+          <w:sz w:val="24"/>
+          <w:szCs w:val="24"/>
+        </w:rPr>
+      </w:pPr>
+      <w:r>
+        <w:rPr>
+          <w:rFonts w:ascii="Plus Jakarta Sans Fallback" w:hAnsi="Plus Jakarta Sans Fallback"/>
+          <w:color w:val="0A0A0A"/>
+          <w:sz w:val="24"/>
+          <w:szCs w:val="24"/>
+        </w:rPr>
+        <w:t>Ejemplos de aplicación en la industria</w:t>
+      </w:r>
+    </w:p>
+    <w:p>
+      <w:pPr>
+        <w:numPr>
+          <w:ilvl w:val="0"/>
+          <w:numId w:val="194"/>
+        </w:numPr>
+        <w:spacing w:line="420" w:lineRule="atLeast"/>
+        <w:ind w:left="0"/>
+        <w:rPr>
+          <w:rFonts w:ascii="Plus Jakarta Sans Fallback" w:hAnsi="Plus Jakarta Sans Fallback"/>
+          <w:color w:val="0A0A0A"/>
+          <w:sz w:val="21"/>
+          <w:szCs w:val="21"/>
+        </w:rPr>
+      </w:pPr>
+      <w:proofErr w:type="spellStart"/>
+      <w:r>
+        <w:rPr>
+          <w:rStyle w:val="font-semibold"/>
+          <w:rFonts w:ascii="Plus Jakarta Sans Fallback" w:hAnsi="Plus Jakarta Sans Fallback"/>
+          <w:b/>
+          <w:bCs/>
+          <w:color w:val="0A0A0A"/>
+          <w:sz w:val="21"/>
+          <w:szCs w:val="21"/>
+        </w:rPr>
+        <w:t>Retail</w:t>
+      </w:r>
+      <w:proofErr w:type="spellEnd"/>
+      <w:r>
+        <w:rPr>
+          <w:rStyle w:val="font-semibold"/>
+          <w:rFonts w:ascii="Plus Jakarta Sans Fallback" w:hAnsi="Plus Jakarta Sans Fallback"/>
+          <w:b/>
+          <w:bCs/>
+          <w:color w:val="0A0A0A"/>
+          <w:sz w:val="21"/>
+          <w:szCs w:val="21"/>
+        </w:rPr>
+        <w:t xml:space="preserve"> y E-</w:t>
+      </w:r>
+      <w:proofErr w:type="spellStart"/>
+      <w:r>
+        <w:rPr>
+          <w:rStyle w:val="font-semibold"/>
+          <w:rFonts w:ascii="Plus Jakarta Sans Fallback" w:hAnsi="Plus Jakarta Sans Fallback"/>
+          <w:b/>
+          <w:bCs/>
+          <w:color w:val="0A0A0A"/>
+          <w:sz w:val="21"/>
+          <w:szCs w:val="21"/>
+        </w:rPr>
+        <w:t>commerce</w:t>
+      </w:r>
+      <w:proofErr w:type="spellEnd"/>
+      <w:r>
+        <w:rPr>
+          <w:rStyle w:val="font-semibold"/>
+          <w:rFonts w:ascii="Plus Jakarta Sans Fallback" w:hAnsi="Plus Jakarta Sans Fallback"/>
+          <w:b/>
+          <w:bCs/>
+          <w:color w:val="0A0A0A"/>
+          <w:sz w:val="21"/>
+          <w:szCs w:val="21"/>
+        </w:rPr>
+        <w:t>:</w:t>
+      </w:r>
+      <w:r>
+        <w:rPr>
+          <w:rFonts w:ascii="Plus Jakarta Sans Fallback" w:hAnsi="Plus Jakarta Sans Fallback"/>
+          <w:color w:val="0A0A0A"/>
+          <w:sz w:val="21"/>
+          <w:szCs w:val="21"/>
+        </w:rPr>
+        <w:t> Segmentación de clientes para campañas personalizadas, análisis de cesta de la compra con reglas de asociación.</w:t>
+      </w:r>
+    </w:p>
+    <w:p>
+      <w:pPr>
+        <w:numPr>
+          <w:ilvl w:val="0"/>
+          <w:numId w:val="194"/>
+        </w:numPr>
+        <w:spacing w:line="420" w:lineRule="atLeast"/>
+        <w:ind w:left="0"/>
+        <w:rPr>
+          <w:rFonts w:ascii="Plus Jakarta Sans Fallback" w:hAnsi="Plus Jakarta Sans Fallback"/>
+          <w:color w:val="0A0A0A"/>
+          <w:sz w:val="21"/>
+          <w:szCs w:val="21"/>
+        </w:rPr>
+      </w:pPr>
+      <w:r>
+        <w:rPr>
+          <w:rStyle w:val="font-semibold"/>
+          <w:rFonts w:ascii="Plus Jakarta Sans Fallback" w:hAnsi="Plus Jakarta Sans Fallback"/>
+          <w:b/>
+          <w:bCs/>
+          <w:color w:val="0A0A0A"/>
+          <w:sz w:val="21"/>
+          <w:szCs w:val="21"/>
+        </w:rPr>
+        <w:t>Tecnología y Big Data:</w:t>
+      </w:r>
+      <w:r>
+        <w:rPr>
+          <w:rFonts w:ascii="Plus Jakarta Sans Fallback" w:hAnsi="Plus Jakarta Sans Fallback"/>
+          <w:color w:val="0A0A0A"/>
+          <w:sz w:val="21"/>
+          <w:szCs w:val="21"/>
+        </w:rPr>
+        <w:t> Detección de anomalías en redes, agrupamiento de documentos o imágenes.</w:t>
+      </w:r>
+    </w:p>
+    <w:p>
+      <w:pPr>
+        <w:numPr>
+          <w:ilvl w:val="0"/>
+          <w:numId w:val="194"/>
+        </w:numPr>
+        <w:spacing w:line="420" w:lineRule="atLeast"/>
+        <w:ind w:left="0"/>
+        <w:rPr>
+          <w:rFonts w:ascii="Plus Jakarta Sans Fallback" w:hAnsi="Plus Jakarta Sans Fallback"/>
+          <w:color w:val="0A0A0A"/>
+          <w:sz w:val="21"/>
+          <w:szCs w:val="21"/>
+        </w:rPr>
+      </w:pPr>
+      <w:r>
+        <w:rPr>
+          <w:rStyle w:val="font-semibold"/>
+          <w:rFonts w:ascii="Plus Jakarta Sans Fallback" w:hAnsi="Plus Jakarta Sans Fallback"/>
+          <w:b/>
+          <w:bCs/>
+          <w:color w:val="0A0A0A"/>
+          <w:sz w:val="21"/>
+          <w:szCs w:val="21"/>
+        </w:rPr>
+        <w:t>Analítica de negocios:</w:t>
+      </w:r>
+      <w:r>
+        <w:rPr>
+          <w:rFonts w:ascii="Plus Jakarta Sans Fallback" w:hAnsi="Plus Jakarta Sans Fallback"/>
+          <w:color w:val="0A0A0A"/>
+          <w:sz w:val="21"/>
+          <w:szCs w:val="21"/>
+        </w:rPr>
+        <w:t> Reducción de variables para simplificar reportes y visualizaciones.</w:t>
+      </w:r>
+    </w:p>
+    <w:p>
+      <w:pPr>
+        <w:pStyle w:val="NormalWeb"/>
+        <w:spacing w:before="0" w:beforeAutospacing="0" w:after="240" w:afterAutospacing="0" w:line="420" w:lineRule="atLeast"/>
+        <w:rPr>
+          <w:rFonts w:ascii="Plus Jakarta Sans Fallback" w:hAnsi="Plus Jakarta Sans Fallback"/>
+          <w:color w:val="0A0A0A"/>
+          <w:sz w:val="21"/>
+          <w:szCs w:val="21"/>
+          <w:lang w:val="es-MX"/>
+        </w:rPr>
+      </w:pPr>
+      <w:r>
+        <w:rPr>
+          <w:rFonts w:ascii="Plus Jakarta Sans Fallback" w:hAnsi="Plus Jakarta Sans Fallback"/>
+          <w:color w:val="0A0A0A"/>
+          <w:sz w:val="21"/>
+          <w:szCs w:val="21"/>
+          <w:lang w:val="es-MX"/>
+        </w:rPr>
+        <w:t>Estos ejemplos muestran cómo el aprendizaje no supervisado ayuda a extraer valor de datos sin necesidad de etiquetas previas, facilitando la toma de decisiones basada en patrones reales.</w:t>
+      </w:r>
+    </w:p>
+    <w:p>
+      <w:pPr>
+        <w:spacing w:line="420" w:lineRule="atLeast"/>
+        <w:rPr>
+          <w:rFonts w:ascii="Plus Jakarta Sans Fallback" w:hAnsi="Plus Jakarta Sans Fallback"/>
+          <w:color w:val="0A0A0A"/>
+          <w:sz w:val="21"/>
+          <w:szCs w:val="21"/>
+        </w:rPr>
+      </w:pPr>
+      <w:r>
+        <w:rPr>
+          <w:rFonts w:ascii="Plus Jakarta Sans Fallback" w:hAnsi="Plus Jakarta Sans Fallback"/>
+          <w:color w:val="0A0A0A"/>
+          <w:sz w:val="21"/>
+          <w:szCs w:val="21"/>
+        </w:rPr>
+        <w:pict>
+          <v:rect id="_x0000_i1025" style="width:0;height:0" o:hralign="center" o:hrstd="t" o:hr="t" fillcolor="#a0a0a0" stroked="f"/>
+        </w:pict>
+      </w:r>
+    </w:p>
+    <w:p>
+      <w:pPr>
+        <w:pStyle w:val="Ttulo2"/>
+        <w:spacing w:before="480" w:after="240" w:line="480" w:lineRule="atLeast"/>
+        <w:rPr>
+          <w:rFonts w:ascii="Calibri" w:hAnsi="Calibri"/>
+          <w:b/>
+          <w:color w:val="1F3A6E"/>
+          <w:sz w:val="26"/>
+        </w:rPr>
+      </w:pPr>
+      <w:r>
+        <w:rPr>
+          <w:rFonts w:ascii="Calibri" w:hAnsi="Calibri"/>
+          <w:b/>
+          <w:color w:val="1F3A6E"/>
+          <w:sz w:val="26"/>
+        </w:rPr>
+        <w:t>Flujo típico de trabajo en aprendizaje no supervisado</w:t>
+      </w:r>
+    </w:p>
+    <w:p>
+      <w:pPr>
+        <w:numPr>
+          <w:ilvl w:val="0"/>
+          <w:numId w:val="195"/>
+        </w:numPr>
+        <w:spacing w:line="420" w:lineRule="atLeast"/>
+        <w:ind w:left="0"/>
+        <w:rPr>
+          <w:rFonts w:ascii="Plus Jakarta Sans Fallback" w:hAnsi="Plus Jakarta Sans Fallback"/>
+          <w:color w:val="0A0A0A"/>
+          <w:sz w:val="21"/>
+          <w:szCs w:val="21"/>
+        </w:rPr>
+      </w:pPr>
+      <w:r>
+        <w:rPr>
+          <w:rStyle w:val="font-semibold"/>
+          <w:rFonts w:ascii="Plus Jakarta Sans Fallback" w:hAnsi="Plus Jakarta Sans Fallback"/>
+          <w:b/>
+          <w:bCs/>
+          <w:color w:val="0A0A0A"/>
+          <w:sz w:val="21"/>
+          <w:szCs w:val="21"/>
+        </w:rPr>
+        <w:t>Recolección y preparación de datos:</w:t>
+      </w:r>
+      <w:r>
+        <w:rPr>
+          <w:rFonts w:ascii="Plus Jakarta Sans Fallback" w:hAnsi="Plus Jakarta Sans Fallback"/>
+          <w:color w:val="0A0A0A"/>
+          <w:sz w:val="21"/>
+          <w:szCs w:val="21"/>
+        </w:rPr>
+        <w:t> Limpieza, selección y escalado de variables.</w:t>
+      </w:r>
+    </w:p>
+    <w:p>
+      <w:pPr>
+        <w:numPr>
+          <w:ilvl w:val="0"/>
+          <w:numId w:val="195"/>
+        </w:numPr>
+        <w:spacing w:line="420" w:lineRule="atLeast"/>
+        <w:ind w:left="0"/>
+        <w:rPr>
+          <w:rFonts w:ascii="Plus Jakarta Sans Fallback" w:hAnsi="Plus Jakarta Sans Fallback"/>
+          <w:color w:val="0A0A0A"/>
+          <w:sz w:val="21"/>
+          <w:szCs w:val="21"/>
+        </w:rPr>
+      </w:pPr>
+      <w:r>
+        <w:rPr>
+          <w:rStyle w:val="font-semibold"/>
+          <w:rFonts w:ascii="Plus Jakarta Sans Fallback" w:hAnsi="Plus Jakarta Sans Fallback"/>
+          <w:b/>
+          <w:bCs/>
+          <w:color w:val="0A0A0A"/>
+          <w:sz w:val="21"/>
+          <w:szCs w:val="21"/>
+        </w:rPr>
+        <w:t>Selección del método adecuado:</w:t>
+      </w:r>
+      <w:r>
+        <w:rPr>
+          <w:rFonts w:ascii="Plus Jakarta Sans Fallback" w:hAnsi="Plus Jakarta Sans Fallback"/>
+          <w:color w:val="0A0A0A"/>
+          <w:sz w:val="21"/>
+          <w:szCs w:val="21"/>
+        </w:rPr>
+        <w:t> Según el problema y tipo de datos.</w:t>
+      </w:r>
+    </w:p>
+    <w:p>
+      <w:pPr>
+        <w:numPr>
+          <w:ilvl w:val="0"/>
+          <w:numId w:val="195"/>
+        </w:numPr>
+        <w:spacing w:line="420" w:lineRule="atLeast"/>
+        <w:ind w:left="0"/>
+        <w:rPr>
+          <w:rFonts w:ascii="Plus Jakarta Sans Fallback" w:hAnsi="Plus Jakarta Sans Fallback"/>
+          <w:color w:val="0A0A0A"/>
+          <w:sz w:val="21"/>
+          <w:szCs w:val="21"/>
+        </w:rPr>
+      </w:pPr>
+      <w:r>
+        <w:rPr>
+          <w:rStyle w:val="font-semibold"/>
+          <w:rFonts w:ascii="Plus Jakarta Sans Fallback" w:hAnsi="Plus Jakarta Sans Fallback"/>
+          <w:b/>
+          <w:bCs/>
+          <w:color w:val="0A0A0A"/>
+          <w:sz w:val="21"/>
+          <w:szCs w:val="21"/>
+        </w:rPr>
+        <w:t>Aplicación del algoritmo:</w:t>
+      </w:r>
+      <w:r>
+        <w:rPr>
+          <w:rFonts w:ascii="Plus Jakarta Sans Fallback" w:hAnsi="Plus Jakarta Sans Fallback"/>
+          <w:color w:val="0A0A0A"/>
+          <w:sz w:val="21"/>
+          <w:szCs w:val="21"/>
+        </w:rPr>
+        <w:t> Ejecución y ajuste de parámetros.</w:t>
+      </w:r>
+    </w:p>
+    <w:p>
+      <w:pPr>
+        <w:numPr>
+          <w:ilvl w:val="0"/>
+          <w:numId w:val="195"/>
+        </w:numPr>
+        <w:spacing w:line="420" w:lineRule="atLeast"/>
+        <w:ind w:left="0"/>
+        <w:rPr>
+          <w:rFonts w:ascii="Plus Jakarta Sans Fallback" w:hAnsi="Plus Jakarta Sans Fallback"/>
+          <w:color w:val="0A0A0A"/>
+          <w:sz w:val="21"/>
+          <w:szCs w:val="21"/>
+        </w:rPr>
+      </w:pPr>
+      <w:r>
+        <w:rPr>
+          <w:rStyle w:val="font-semibold"/>
+          <w:rFonts w:ascii="Plus Jakarta Sans Fallback" w:hAnsi="Plus Jakarta Sans Fallback"/>
+          <w:b/>
+          <w:bCs/>
+          <w:color w:val="0A0A0A"/>
+          <w:sz w:val="21"/>
+          <w:szCs w:val="21"/>
+        </w:rPr>
+        <w:t>Evaluación y validación:</w:t>
+      </w:r>
+      <w:r>
+        <w:rPr>
+          <w:rFonts w:ascii="Plus Jakarta Sans Fallback" w:hAnsi="Plus Jakarta Sans Fallback"/>
+          <w:color w:val="0A0A0A"/>
+          <w:sz w:val="21"/>
+          <w:szCs w:val="21"/>
+        </w:rPr>
+        <w:t> Uso de métricas específicas para medir calidad de agrupamientos o representaciones.</w:t>
+      </w:r>
+    </w:p>
+    <w:p>
+      <w:pPr>
+        <w:numPr>
+          <w:ilvl w:val="0"/>
+          <w:numId w:val="195"/>
+        </w:numPr>
+        <w:spacing w:line="420" w:lineRule="atLeast"/>
+        <w:ind w:left="0"/>
+        <w:rPr>
+          <w:rFonts w:ascii="Plus Jakarta Sans Fallback" w:hAnsi="Plus Jakarta Sans Fallback"/>
+          <w:color w:val="0A0A0A"/>
+          <w:sz w:val="21"/>
+          <w:szCs w:val="21"/>
+        </w:rPr>
+      </w:pPr>
+      <w:r>
+        <w:rPr>
+          <w:rStyle w:val="font-semibold"/>
+          <w:rFonts w:ascii="Plus Jakarta Sans Fallback" w:hAnsi="Plus Jakarta Sans Fallback"/>
+          <w:b/>
+          <w:bCs/>
+          <w:color w:val="0A0A0A"/>
+          <w:sz w:val="21"/>
+          <w:szCs w:val="21"/>
+        </w:rPr>
+        <w:t>Interpretación y uso de resultados:</w:t>
+      </w:r>
+      <w:r>
+        <w:rPr>
+          <w:rFonts w:ascii="Plus Jakarta Sans Fallback" w:hAnsi="Plus Jakarta Sans Fallback"/>
+          <w:color w:val="0A0A0A"/>
+          <w:sz w:val="21"/>
+          <w:szCs w:val="21"/>
+        </w:rPr>
+        <w:t> Integración en procesos de negocio o análisis posteriores.</w:t>
+      </w:r>
+    </w:p>
+    <w:p>
+      <w:pPr>
+        <w:pStyle w:val="NormalWeb"/>
+        <w:spacing w:before="0" w:beforeAutospacing="0" w:after="240" w:afterAutospacing="0" w:line="420" w:lineRule="atLeast"/>
+        <w:rPr>
+          <w:rFonts w:ascii="Plus Jakarta Sans Fallback" w:hAnsi="Plus Jakarta Sans Fallback"/>
+          <w:color w:val="0A0A0A"/>
+          <w:sz w:val="21"/>
+          <w:szCs w:val="21"/>
+          <w:lang w:val="es-MX"/>
+        </w:rPr>
+      </w:pPr>
+      <w:r>
+        <w:rPr>
+          <w:rFonts w:ascii="Plus Jakarta Sans Fallback" w:hAnsi="Plus Jakarta Sans Fallback"/>
+          <w:color w:val="0A0A0A"/>
+          <w:sz w:val="21"/>
+          <w:szCs w:val="21"/>
+          <w:lang w:val="es-MX"/>
+        </w:rPr>
+        <w:t>Este flujo será la base para las prácticas y análisis en las siguientes unidades.</w:t>
+      </w:r>
+    </w:p>
+    <w:p>
+      <w:pPr>
+        <w:pStyle w:val="NormalWeb"/>
+        <w:spacing w:before="0" w:beforeAutospacing="0" w:after="240" w:afterAutospacing="0" w:line="420" w:lineRule="atLeast"/>
+        <w:rPr>
+          <w:rFonts w:ascii="Plus Jakarta Sans Fallback" w:hAnsi="Plus Jakarta Sans Fallback"/>
+          <w:color w:val="0A0A0A"/>
+          <w:sz w:val="21"/>
+          <w:szCs w:val="21"/>
+          <w:lang w:val="es-MX"/>
+        </w:rPr>
+      </w:pPr>
+      <w:r>
+        <w:rPr>
+          <w:rFonts w:ascii="Plus Jakarta Sans Fallback" w:hAnsi="Plus Jakarta Sans Fallback"/>
+          <w:color w:val="0A0A0A"/>
+          <w:sz w:val="21"/>
+          <w:szCs w:val="21"/>
+          <w:lang w:val="es-MX"/>
+        </w:rPr>
+        <w:lastRenderedPageBreak/>
+        <w:t xml:space="preserve">En el contexto actual de Data </w:t>
+      </w:r>
+      <w:proofErr w:type="spellStart"/>
+      <w:r>
+        <w:rPr>
+          <w:rFonts w:ascii="Plus Jakarta Sans Fallback" w:hAnsi="Plus Jakarta Sans Fallback"/>
+          <w:color w:val="0A0A0A"/>
+          <w:sz w:val="21"/>
+          <w:szCs w:val="21"/>
+          <w:lang w:val="es-MX"/>
+        </w:rPr>
+        <w:t>Science</w:t>
+      </w:r>
+      <w:proofErr w:type="spellEnd"/>
+      <w:r>
+        <w:rPr>
+          <w:rFonts w:ascii="Plus Jakarta Sans Fallback" w:hAnsi="Plus Jakarta Sans Fallback"/>
+          <w:color w:val="0A0A0A"/>
+          <w:sz w:val="21"/>
+          <w:szCs w:val="21"/>
+          <w:lang w:val="es-MX"/>
+        </w:rPr>
+        <w:t xml:space="preserve">, el aprendizaje no supervisado es una herramienta esencial para explorar y entender grandes volúmenes de datos sin etiquetas, que son comunes en muchas industrias. Por ejemplo, en </w:t>
+      </w:r>
+      <w:proofErr w:type="spellStart"/>
+      <w:r>
+        <w:rPr>
+          <w:rFonts w:ascii="Plus Jakarta Sans Fallback" w:hAnsi="Plus Jakarta Sans Fallback"/>
+          <w:color w:val="0A0A0A"/>
+          <w:sz w:val="21"/>
+          <w:szCs w:val="21"/>
+          <w:lang w:val="es-MX"/>
+        </w:rPr>
+        <w:t>retail</w:t>
+      </w:r>
+      <w:proofErr w:type="spellEnd"/>
+      <w:r>
+        <w:rPr>
+          <w:rFonts w:ascii="Plus Jakarta Sans Fallback" w:hAnsi="Plus Jakarta Sans Fallback"/>
+          <w:color w:val="0A0A0A"/>
+          <w:sz w:val="21"/>
+          <w:szCs w:val="21"/>
+          <w:lang w:val="es-MX"/>
+        </w:rPr>
+        <w:t>, conocer cómo se agrupan los clientes o qué productos se compran juntos puede mejorar significativamente las estrategias de marketing y ventas.</w:t>
+      </w:r>
+    </w:p>
+    <w:p>
+      <w:pPr>
+        <w:pStyle w:val="NormalWeb"/>
+        <w:spacing w:before="0" w:beforeAutospacing="0" w:after="240" w:afterAutospacing="0" w:line="420" w:lineRule="atLeast"/>
+        <w:rPr>
+          <w:rFonts w:ascii="Plus Jakarta Sans Fallback" w:hAnsi="Plus Jakarta Sans Fallback"/>
+          <w:color w:val="0A0A0A"/>
+          <w:sz w:val="21"/>
+          <w:szCs w:val="21"/>
+          <w:lang w:val="es-MX"/>
+        </w:rPr>
+      </w:pPr>
+      <w:r>
+        <w:rPr>
+          <w:rFonts w:ascii="Plus Jakarta Sans Fallback" w:hAnsi="Plus Jakarta Sans Fallback"/>
+          <w:color w:val="0A0A0A"/>
+          <w:sz w:val="21"/>
+          <w:szCs w:val="21"/>
+          <w:lang w:val="es-MX"/>
+        </w:rPr>
+        <w:t xml:space="preserve">Además, la reducción de </w:t>
+      </w:r>
+      <w:proofErr w:type="spellStart"/>
+      <w:r>
+        <w:rPr>
+          <w:rFonts w:ascii="Plus Jakarta Sans Fallback" w:hAnsi="Plus Jakarta Sans Fallback"/>
+          <w:color w:val="0A0A0A"/>
+          <w:sz w:val="21"/>
+          <w:szCs w:val="21"/>
+          <w:lang w:val="es-MX"/>
+        </w:rPr>
+        <w:t>dimensionalidad</w:t>
+      </w:r>
+      <w:proofErr w:type="spellEnd"/>
+      <w:r>
+        <w:rPr>
+          <w:rFonts w:ascii="Plus Jakarta Sans Fallback" w:hAnsi="Plus Jakarta Sans Fallback"/>
+          <w:color w:val="0A0A0A"/>
+          <w:sz w:val="21"/>
+          <w:szCs w:val="21"/>
+          <w:lang w:val="es-MX"/>
+        </w:rPr>
+        <w:t xml:space="preserve"> permite a los científicos de datos visualizar y manejar datos complejos, facilitando la detección de patrones y la comunicación de resultados a equipos no técnicos.</w:t>
+      </w:r>
+    </w:p>
+    <w:p>
+      <w:pPr>
+        <w:pStyle w:val="NormalWeb"/>
+        <w:spacing w:before="0" w:beforeAutospacing="0" w:after="240" w:afterAutospacing="0" w:line="420" w:lineRule="atLeast"/>
+        <w:rPr>
+          <w:rFonts w:ascii="Plus Jakarta Sans Fallback" w:hAnsi="Plus Jakarta Sans Fallback"/>
+          <w:color w:val="0A0A0A"/>
+          <w:sz w:val="21"/>
+          <w:szCs w:val="21"/>
+          <w:lang w:val="es-MX"/>
+        </w:rPr>
+      </w:pPr>
+      <w:r>
+        <w:rPr>
+          <w:rFonts w:ascii="Plus Jakarta Sans Fallback" w:hAnsi="Plus Jakarta Sans Fallback"/>
+          <w:color w:val="0A0A0A"/>
+          <w:sz w:val="21"/>
+          <w:szCs w:val="21"/>
+          <w:lang w:val="es-MX"/>
+        </w:rPr>
+        <w:t xml:space="preserve">Este conocimiento es fundamental para cualquier profesional de Data </w:t>
+      </w:r>
+      <w:proofErr w:type="spellStart"/>
+      <w:r>
+        <w:rPr>
+          <w:rFonts w:ascii="Plus Jakarta Sans Fallback" w:hAnsi="Plus Jakarta Sans Fallback"/>
+          <w:color w:val="0A0A0A"/>
+          <w:sz w:val="21"/>
+          <w:szCs w:val="21"/>
+          <w:lang w:val="es-MX"/>
+        </w:rPr>
+        <w:t>Science</w:t>
+      </w:r>
+      <w:proofErr w:type="spellEnd"/>
+      <w:r>
+        <w:rPr>
+          <w:rFonts w:ascii="Plus Jakarta Sans Fallback" w:hAnsi="Plus Jakarta Sans Fallback"/>
+          <w:color w:val="0A0A0A"/>
+          <w:sz w:val="21"/>
+          <w:szCs w:val="21"/>
+          <w:lang w:val="es-MX"/>
+        </w:rPr>
+        <w:t xml:space="preserve"> que busque aplicar técnicas avanzadas y obtener </w:t>
+      </w:r>
+      <w:proofErr w:type="spellStart"/>
+      <w:r>
+        <w:rPr>
+          <w:rFonts w:ascii="Plus Jakarta Sans Fallback" w:hAnsi="Plus Jakarta Sans Fallback"/>
+          <w:color w:val="0A0A0A"/>
+          <w:sz w:val="21"/>
+          <w:szCs w:val="21"/>
+          <w:lang w:val="es-MX"/>
+        </w:rPr>
+        <w:t>insights</w:t>
+      </w:r>
+      <w:proofErr w:type="spellEnd"/>
+      <w:r>
+        <w:rPr>
+          <w:rFonts w:ascii="Plus Jakarta Sans Fallback" w:hAnsi="Plus Jakarta Sans Fallback"/>
+          <w:color w:val="0A0A0A"/>
+          <w:sz w:val="21"/>
+          <w:szCs w:val="21"/>
+          <w:lang w:val="es-MX"/>
+        </w:rPr>
+        <w:t xml:space="preserve"> valiosos a partir de datos reales, preparando el terreno para implementar algoritmos como K-</w:t>
+      </w:r>
+      <w:proofErr w:type="spellStart"/>
+      <w:r>
+        <w:rPr>
+          <w:rFonts w:ascii="Plus Jakarta Sans Fallback" w:hAnsi="Plus Jakarta Sans Fallback"/>
+          <w:color w:val="0A0A0A"/>
+          <w:sz w:val="21"/>
+          <w:szCs w:val="21"/>
+          <w:lang w:val="es-MX"/>
+        </w:rPr>
+        <w:t>Means</w:t>
+      </w:r>
+      <w:proofErr w:type="spellEnd"/>
+      <w:r>
+        <w:rPr>
+          <w:rFonts w:ascii="Plus Jakarta Sans Fallback" w:hAnsi="Plus Jakarta Sans Fallback"/>
+          <w:color w:val="0A0A0A"/>
+          <w:sz w:val="21"/>
+          <w:szCs w:val="21"/>
+          <w:lang w:val="es-MX"/>
+        </w:rPr>
+        <w:t xml:space="preserve"> o PCA en las próximas unidades.</w:t>
+      </w:r>
+    </w:p>
+    <w:p>
+      <w:pPr>
+        <w:pStyle w:val="text-sm"/>
+        <w:spacing w:before="0" w:beforeAutospacing="0" w:after="0" w:afterAutospacing="0" w:line="420" w:lineRule="atLeast"/>
+        <w:rPr>
+          <w:rFonts w:ascii="Calibri" w:eastAsia="Arial" w:hAnsi="Calibri" w:cs="Arial"/>
+          <w:color w:val="1A1A1A"/>
+          <w:sz w:val="22"/>
+          <w:szCs w:val="22"/>
+          <w:lang w:val="es-MX"/>
+        </w:rPr>
+      </w:pPr>
       <w:bookmarkStart w:id="0" w:name="_GoBack"/>
       <w:bookmarkEnd w:id="0"/>
     </w:p>
@@ -2844,6 +4569,155 @@
     </w:lvl>
   </w:abstractNum>
   <w:abstractNum w:abstractNumId="17" w15:restartNumberingAfterBreak="0">
+    <w:nsid w:val="0A5F13F5"/>
+    <w:multiLevelType w:val="multilevel"/>
+    <w:tmpl w:val="C93CA0A8"/>
+    <w:lvl w:ilvl="0">
+      <w:start w:val="1"/>
+      <w:numFmt w:val="bullet"/>
+      <w:lvlText w:val=""/>
+      <w:lvlJc w:val="left"/>
+      <w:pPr>
+        <w:tabs>
+          <w:tab w:val="num" w:pos="720"/>
+        </w:tabs>
+        <w:ind w:left="720" w:hanging="360"/>
+      </w:pPr>
+      <w:rPr>
+        <w:rFonts w:ascii="Symbol" w:hAnsi="Symbol" w:hint="default"/>
+        <w:sz w:val="20"/>
+      </w:rPr>
+    </w:lvl>
+    <w:lvl w:ilvl="1" w:tentative="1">
+      <w:start w:val="1"/>
+      <w:numFmt w:val="bullet"/>
+      <w:lvlText w:val=""/>
+      <w:lvlJc w:val="left"/>
+      <w:pPr>
+        <w:tabs>
+          <w:tab w:val="num" w:pos="1440"/>
+        </w:tabs>
+        <w:ind w:left="1440" w:hanging="360"/>
+      </w:pPr>
+      <w:rPr>
+        <w:rFonts w:ascii="Symbol" w:hAnsi="Symbol" w:hint="default"/>
+        <w:sz w:val="20"/>
+      </w:rPr>
+    </w:lvl>
+    <w:lvl w:ilvl="2" w:tentative="1">
+      <w:start w:val="1"/>
+      <w:numFmt w:val="bullet"/>
+      <w:lvlText w:val=""/>
+      <w:lvlJc w:val="left"/>
+      <w:pPr>
+        <w:tabs>
+          <w:tab w:val="num" w:pos="2160"/>
+        </w:tabs>
+        <w:ind w:left="2160" w:hanging="360"/>
+      </w:pPr>
+      <w:rPr>
+        <w:rFonts w:ascii="Symbol" w:hAnsi="Symbol" w:hint="default"/>
+        <w:sz w:val="20"/>
+      </w:rPr>
+    </w:lvl>
+    <w:lvl w:ilvl="3" w:tentative="1">
+      <w:start w:val="1"/>
+      <w:numFmt w:val="bullet"/>
+      <w:lvlText w:val=""/>
+      <w:lvlJc w:val="left"/>
+      <w:pPr>
+        <w:tabs>
+          <w:tab w:val="num" w:pos="2880"/>
+        </w:tabs>
+        <w:ind w:left="2880" w:hanging="360"/>
+      </w:pPr>
+      <w:rPr>
+        <w:rFonts w:ascii="Symbol" w:hAnsi="Symbol" w:hint="default"/>
+        <w:sz w:val="20"/>
+      </w:rPr>
+    </w:lvl>
+    <w:lvl w:ilvl="4" w:tentative="1">
+      <w:start w:val="1"/>
+      <w:numFmt w:val="bullet"/>
+      <w:lvlText w:val=""/>
+      <w:lvlJc w:val="left"/>
+      <w:pPr>
+        <w:tabs>
+          <w:tab w:val="num" w:pos="3600"/>
+        </w:tabs>
+        <w:ind w:left="3600" w:hanging="360"/>
+      </w:pPr>
+      <w:rPr>
+        <w:rFonts w:ascii="Symbol" w:hAnsi="Symbol" w:hint="default"/>
+        <w:sz w:val="20"/>
+      </w:rPr>
+    </w:lvl>
+    <w:lvl w:ilvl="5" w:tentative="1">
+      <w:start w:val="1"/>
+      <w:numFmt w:val="bullet"/>
+      <w:lvlText w:val=""/>
+      <w:lvlJc w:val="left"/>
+      <w:pPr>
+        <w:tabs>
+          <w:tab w:val="num" w:pos="4320"/>
+        </w:tabs>
+        <w:ind w:left="4320" w:hanging="360"/>
+      </w:pPr>
+      <w:rPr>
+        <w:rFonts w:ascii="Symbol" w:hAnsi="Symbol" w:hint="default"/>
+        <w:sz w:val="20"/>
+      </w:rPr>
+    </w:lvl>
+    <w:lvl w:ilvl="6" w:tentative="1">
+      <w:start w:val="1"/>
+      <w:numFmt w:val="bullet"/>
+      <w:lvlText w:val=""/>
+      <w:lvlJc w:val="left"/>
+      <w:pPr>
+        <w:tabs>
+          <w:tab w:val="num" w:pos="5040"/>
+        </w:tabs>
+        <w:ind w:left="5040" w:hanging="360"/>
+      </w:pPr>
+      <w:rPr>
+        <w:rFonts w:ascii="Symbol" w:hAnsi="Symbol" w:hint="default"/>
+        <w:sz w:val="20"/>
+      </w:rPr>
+    </w:lvl>
+    <w:lvl w:ilvl="7" w:tentative="1">
+      <w:start w:val="1"/>
+      <w:numFmt w:val="bullet"/>
+      <w:lvlText w:val=""/>
+      <w:lvlJc w:val="left"/>
+      <w:pPr>
+        <w:tabs>
+          <w:tab w:val="num" w:pos="5760"/>
+        </w:tabs>
+        <w:ind w:left="5760" w:hanging="360"/>
+      </w:pPr>
+      <w:rPr>
+        <w:rFonts w:ascii="Symbol" w:hAnsi="Symbol" w:hint="default"/>
+        <w:sz w:val="20"/>
+      </w:rPr>
+    </w:lvl>
+    <w:lvl w:ilvl="8" w:tentative="1">
+      <w:start w:val="1"/>
+      <w:numFmt w:val="bullet"/>
+      <w:lvlText w:val=""/>
+      <w:lvlJc w:val="left"/>
+      <w:pPr>
+        <w:tabs>
+          <w:tab w:val="num" w:pos="6480"/>
+        </w:tabs>
+        <w:ind w:left="6480" w:hanging="360"/>
+      </w:pPr>
+      <w:rPr>
+        <w:rFonts w:ascii="Symbol" w:hAnsi="Symbol" w:hint="default"/>
+        <w:sz w:val="20"/>
+      </w:rPr>
+    </w:lvl>
+  </w:abstractNum>
+  <w:abstractNum w:abstractNumId="18" w15:restartNumberingAfterBreak="0">
     <w:nsid w:val="0B223D39"/>
     <w:multiLevelType w:val="multilevel"/>
     <w:tmpl w:val="F9CC9F64"/>
@@ -2956,7 +4830,7 @@
       </w:pPr>
     </w:lvl>
   </w:abstractNum>
-  <w:abstractNum w:abstractNumId="18" w15:restartNumberingAfterBreak="0">
+  <w:abstractNum w:abstractNumId="19" w15:restartNumberingAfterBreak="0">
     <w:nsid w:val="0B9A4929"/>
     <w:multiLevelType w:val="multilevel"/>
     <w:tmpl w:val="BEF8A732"/>
@@ -3105,7 +4979,7 @@
       </w:rPr>
     </w:lvl>
   </w:abstractNum>
-  <w:abstractNum w:abstractNumId="19" w15:restartNumberingAfterBreak="0">
+  <w:abstractNum w:abstractNumId="20" w15:restartNumberingAfterBreak="0">
     <w:nsid w:val="0C61054E"/>
     <w:multiLevelType w:val="multilevel"/>
     <w:tmpl w:val="3C44747E"/>
@@ -3254,7 +5128,7 @@
       </w:rPr>
     </w:lvl>
   </w:abstractNum>
-  <w:abstractNum w:abstractNumId="20" w15:restartNumberingAfterBreak="0">
+  <w:abstractNum w:abstractNumId="21" w15:restartNumberingAfterBreak="0">
     <w:nsid w:val="0CFA7A65"/>
     <w:multiLevelType w:val="multilevel"/>
     <w:tmpl w:val="6C58FF7E"/>
@@ -3367,7 +5241,7 @@
       </w:pPr>
     </w:lvl>
   </w:abstractNum>
-  <w:abstractNum w:abstractNumId="21" w15:restartNumberingAfterBreak="0">
+  <w:abstractNum w:abstractNumId="22" w15:restartNumberingAfterBreak="0">
     <w:nsid w:val="0CFB3659"/>
     <w:multiLevelType w:val="multilevel"/>
     <w:tmpl w:val="6BEA86C8"/>
@@ -3516,7 +5390,7 @@
       </w:rPr>
     </w:lvl>
   </w:abstractNum>
-  <w:abstractNum w:abstractNumId="22" w15:restartNumberingAfterBreak="0">
+  <w:abstractNum w:abstractNumId="23" w15:restartNumberingAfterBreak="0">
     <w:nsid w:val="0D9A6EBE"/>
     <w:multiLevelType w:val="multilevel"/>
     <w:tmpl w:val="6592ED84"/>
@@ -3665,7 +5539,7 @@
       </w:rPr>
     </w:lvl>
   </w:abstractNum>
-  <w:abstractNum w:abstractNumId="23" w15:restartNumberingAfterBreak="0">
+  <w:abstractNum w:abstractNumId="24" w15:restartNumberingAfterBreak="0">
     <w:nsid w:val="0DC62A77"/>
     <w:multiLevelType w:val="multilevel"/>
     <w:tmpl w:val="A13E3326"/>
@@ -3814,7 +5688,7 @@
       </w:rPr>
     </w:lvl>
   </w:abstractNum>
-  <w:abstractNum w:abstractNumId="24" w15:restartNumberingAfterBreak="0">
+  <w:abstractNum w:abstractNumId="25" w15:restartNumberingAfterBreak="0">
     <w:nsid w:val="0E156B9A"/>
     <w:multiLevelType w:val="multilevel"/>
     <w:tmpl w:val="A5F673F4"/>
@@ -3963,7 +5837,7 @@
       </w:rPr>
     </w:lvl>
   </w:abstractNum>
-  <w:abstractNum w:abstractNumId="25" w15:restartNumberingAfterBreak="0">
+  <w:abstractNum w:abstractNumId="26" w15:restartNumberingAfterBreak="0">
     <w:nsid w:val="0E9C1951"/>
     <w:multiLevelType w:val="multilevel"/>
     <w:tmpl w:val="CC542B04"/>
@@ -4112,7 +5986,7 @@
       </w:rPr>
     </w:lvl>
   </w:abstractNum>
-  <w:abstractNum w:abstractNumId="26" w15:restartNumberingAfterBreak="0">
+  <w:abstractNum w:abstractNumId="27" w15:restartNumberingAfterBreak="0">
     <w:nsid w:val="0ED24CE0"/>
     <w:multiLevelType w:val="multilevel"/>
     <w:tmpl w:val="E71A901C"/>
@@ -4261,7 +6135,7 @@
       </w:rPr>
     </w:lvl>
   </w:abstractNum>
-  <w:abstractNum w:abstractNumId="27" w15:restartNumberingAfterBreak="0">
+  <w:abstractNum w:abstractNumId="28" w15:restartNumberingAfterBreak="0">
     <w:nsid w:val="0F486873"/>
     <w:multiLevelType w:val="multilevel"/>
     <w:tmpl w:val="A83CB104"/>
@@ -4410,7 +6284,7 @@
       </w:rPr>
     </w:lvl>
   </w:abstractNum>
-  <w:abstractNum w:abstractNumId="28" w15:restartNumberingAfterBreak="0">
+  <w:abstractNum w:abstractNumId="29" w15:restartNumberingAfterBreak="0">
     <w:nsid w:val="104D7CB3"/>
     <w:multiLevelType w:val="multilevel"/>
     <w:tmpl w:val="81E6C1C4"/>
@@ -4559,7 +6433,7 @@
       </w:rPr>
     </w:lvl>
   </w:abstractNum>
-  <w:abstractNum w:abstractNumId="29" w15:restartNumberingAfterBreak="0">
+  <w:abstractNum w:abstractNumId="30" w15:restartNumberingAfterBreak="0">
     <w:nsid w:val="120D420E"/>
     <w:multiLevelType w:val="multilevel"/>
     <w:tmpl w:val="8FA2DC0C"/>
@@ -4672,7 +6546,7 @@
       </w:pPr>
     </w:lvl>
   </w:abstractNum>
-  <w:abstractNum w:abstractNumId="30" w15:restartNumberingAfterBreak="0">
+  <w:abstractNum w:abstractNumId="31" w15:restartNumberingAfterBreak="0">
     <w:nsid w:val="13D039EE"/>
     <w:multiLevelType w:val="multilevel"/>
     <w:tmpl w:val="4E4299AC"/>
@@ -4821,7 +6695,7 @@
       </w:rPr>
     </w:lvl>
   </w:abstractNum>
-  <w:abstractNum w:abstractNumId="31" w15:restartNumberingAfterBreak="0">
+  <w:abstractNum w:abstractNumId="32" w15:restartNumberingAfterBreak="0">
     <w:nsid w:val="13DD3474"/>
     <w:multiLevelType w:val="multilevel"/>
     <w:tmpl w:val="E6BA108E"/>
@@ -4970,7 +6844,7 @@
       </w:rPr>
     </w:lvl>
   </w:abstractNum>
-  <w:abstractNum w:abstractNumId="32" w15:restartNumberingAfterBreak="0">
+  <w:abstractNum w:abstractNumId="33" w15:restartNumberingAfterBreak="0">
     <w:nsid w:val="141F2F0E"/>
     <w:multiLevelType w:val="multilevel"/>
     <w:tmpl w:val="C3C024DE"/>
@@ -5119,7 +6993,7 @@
       </w:rPr>
     </w:lvl>
   </w:abstractNum>
-  <w:abstractNum w:abstractNumId="33" w15:restartNumberingAfterBreak="0">
+  <w:abstractNum w:abstractNumId="34" w15:restartNumberingAfterBreak="0">
     <w:nsid w:val="14412680"/>
     <w:multiLevelType w:val="multilevel"/>
     <w:tmpl w:val="5ABA1A28"/>
@@ -5268,7 +7142,7 @@
       </w:rPr>
     </w:lvl>
   </w:abstractNum>
-  <w:abstractNum w:abstractNumId="34" w15:restartNumberingAfterBreak="0">
+  <w:abstractNum w:abstractNumId="35" w15:restartNumberingAfterBreak="0">
     <w:nsid w:val="14CF6C3E"/>
     <w:multiLevelType w:val="multilevel"/>
     <w:tmpl w:val="C40CAF6A"/>
@@ -5417,7 +7291,7 @@
       </w:rPr>
     </w:lvl>
   </w:abstractNum>
-  <w:abstractNum w:abstractNumId="35" w15:restartNumberingAfterBreak="0">
+  <w:abstractNum w:abstractNumId="36" w15:restartNumberingAfterBreak="0">
     <w:nsid w:val="14E01215"/>
     <w:multiLevelType w:val="multilevel"/>
     <w:tmpl w:val="D252386C"/>
@@ -5566,7 +7440,7 @@
       </w:rPr>
     </w:lvl>
   </w:abstractNum>
-  <w:abstractNum w:abstractNumId="36" w15:restartNumberingAfterBreak="0">
+  <w:abstractNum w:abstractNumId="37" w15:restartNumberingAfterBreak="0">
     <w:nsid w:val="14EC53BF"/>
     <w:multiLevelType w:val="multilevel"/>
     <w:tmpl w:val="0D2EE088"/>
@@ -5715,7 +7589,7 @@
       </w:rPr>
     </w:lvl>
   </w:abstractNum>
-  <w:abstractNum w:abstractNumId="37" w15:restartNumberingAfterBreak="0">
+  <w:abstractNum w:abstractNumId="38" w15:restartNumberingAfterBreak="0">
     <w:nsid w:val="14ED7333"/>
     <w:multiLevelType w:val="multilevel"/>
     <w:tmpl w:val="69600E6A"/>
@@ -5864,7 +7738,7 @@
       </w:rPr>
     </w:lvl>
   </w:abstractNum>
-  <w:abstractNum w:abstractNumId="38" w15:restartNumberingAfterBreak="0">
+  <w:abstractNum w:abstractNumId="39" w15:restartNumberingAfterBreak="0">
     <w:nsid w:val="1622593A"/>
     <w:multiLevelType w:val="multilevel"/>
     <w:tmpl w:val="8C4229E8"/>
@@ -5977,7 +7851,124 @@
       </w:pPr>
     </w:lvl>
   </w:abstractNum>
-  <w:abstractNum w:abstractNumId="39" w15:restartNumberingAfterBreak="0">
+  <w:abstractNum w:abstractNumId="40" w15:restartNumberingAfterBreak="0">
+    <w:nsid w:val="170A0C71"/>
+    <w:multiLevelType w:val="multilevel"/>
+    <w:tmpl w:val="1B4690C0"/>
+    <w:lvl w:ilvl="0">
+      <w:start w:val="1"/>
+      <w:numFmt w:val="decimal"/>
+      <w:lvlText w:val="%1."/>
+      <w:lvlJc w:val="left"/>
+      <w:pPr>
+        <w:tabs>
+          <w:tab w:val="num" w:pos="720"/>
+        </w:tabs>
+        <w:ind w:left="720" w:hanging="360"/>
+      </w:pPr>
+    </w:lvl>
+    <w:lvl w:ilvl="1">
+      <w:start w:val="1"/>
+      <w:numFmt w:val="bullet"/>
+      <w:lvlText w:val=""/>
+      <w:lvlJc w:val="left"/>
+      <w:pPr>
+        <w:tabs>
+          <w:tab w:val="num" w:pos="1440"/>
+        </w:tabs>
+        <w:ind w:left="1440" w:hanging="360"/>
+      </w:pPr>
+      <w:rPr>
+        <w:rFonts w:ascii="Symbol" w:hAnsi="Symbol" w:hint="default"/>
+        <w:sz w:val="20"/>
+      </w:rPr>
+    </w:lvl>
+    <w:lvl w:ilvl="2" w:tentative="1">
+      <w:start w:val="1"/>
+      <w:numFmt w:val="decimal"/>
+      <w:lvlText w:val="%3."/>
+      <w:lvlJc w:val="left"/>
+      <w:pPr>
+        <w:tabs>
+          <w:tab w:val="num" w:pos="2160"/>
+        </w:tabs>
+        <w:ind w:left="2160" w:hanging="360"/>
+      </w:pPr>
+    </w:lvl>
+    <w:lvl w:ilvl="3" w:tentative="1">
+      <w:start w:val="1"/>
+      <w:numFmt w:val="decimal"/>
+      <w:lvlText w:val="%4."/>
+      <w:lvlJc w:val="left"/>
+      <w:pPr>
+        <w:tabs>
+          <w:tab w:val="num" w:pos="2880"/>
+        </w:tabs>
+        <w:ind w:left="2880" w:hanging="360"/>
+      </w:pPr>
+    </w:lvl>
+    <w:lvl w:ilvl="4" w:tentative="1">
+      <w:start w:val="1"/>
+      <w:numFmt w:val="decimal"/>
+      <w:lvlText w:val="%5."/>
+      <w:lvlJc w:val="left"/>
+      <w:pPr>
+        <w:tabs>
+          <w:tab w:val="num" w:pos="3600"/>
+        </w:tabs>
+        <w:ind w:left="3600" w:hanging="360"/>
+      </w:pPr>
+    </w:lvl>
+    <w:lvl w:ilvl="5" w:tentative="1">
+      <w:start w:val="1"/>
+      <w:numFmt w:val="decimal"/>
+      <w:lvlText w:val="%6."/>
+      <w:lvlJc w:val="left"/>
+      <w:pPr>
+        <w:tabs>
+          <w:tab w:val="num" w:pos="4320"/>
+        </w:tabs>
+        <w:ind w:left="4320" w:hanging="360"/>
+      </w:pPr>
+    </w:lvl>
+    <w:lvl w:ilvl="6" w:tentative="1">
+      <w:start w:val="1"/>
+      <w:numFmt w:val="decimal"/>
+      <w:lvlText w:val="%7."/>
+      <w:lvlJc w:val="left"/>
+      <w:pPr>
+        <w:tabs>
+          <w:tab w:val="num" w:pos="5040"/>
+        </w:tabs>
+        <w:ind w:left="5040" w:hanging="360"/>
+      </w:pPr>
+    </w:lvl>
+    <w:lvl w:ilvl="7" w:tentative="1">
+      <w:start w:val="1"/>
+      <w:numFmt w:val="decimal"/>
+      <w:lvlText w:val="%8."/>
+      <w:lvlJc w:val="left"/>
+      <w:pPr>
+        <w:tabs>
+          <w:tab w:val="num" w:pos="5760"/>
+        </w:tabs>
+        <w:ind w:left="5760" w:hanging="360"/>
+      </w:pPr>
+    </w:lvl>
+    <w:lvl w:ilvl="8" w:tentative="1">
+      <w:start w:val="1"/>
+      <w:numFmt w:val="decimal"/>
+      <w:lvlText w:val="%9."/>
+      <w:lvlJc w:val="left"/>
+      <w:pPr>
+        <w:tabs>
+          <w:tab w:val="num" w:pos="6480"/>
+        </w:tabs>
+        <w:ind w:left="6480" w:hanging="360"/>
+      </w:pPr>
+    </w:lvl>
+  </w:abstractNum>
+  <w:abstractNum w:abstractNumId="41" w15:restartNumberingAfterBreak="0">
     <w:nsid w:val="171C5462"/>
     <w:multiLevelType w:val="multilevel"/>
     <w:tmpl w:val="0CD20F8A"/>
@@ -6126,7 +8117,7 @@
       </w:rPr>
     </w:lvl>
   </w:abstractNum>
-  <w:abstractNum w:abstractNumId="40" w15:restartNumberingAfterBreak="0">
+  <w:abstractNum w:abstractNumId="42" w15:restartNumberingAfterBreak="0">
     <w:nsid w:val="18123035"/>
     <w:multiLevelType w:val="multilevel"/>
     <w:tmpl w:val="55BA4F9A"/>
@@ -6275,7 +8266,7 @@
       </w:rPr>
     </w:lvl>
   </w:abstractNum>
-  <w:abstractNum w:abstractNumId="41" w15:restartNumberingAfterBreak="0">
+  <w:abstractNum w:abstractNumId="43" w15:restartNumberingAfterBreak="0">
     <w:nsid w:val="183B4E73"/>
     <w:multiLevelType w:val="multilevel"/>
     <w:tmpl w:val="9DA8A34E"/>
@@ -6424,7 +8415,7 @@
       </w:rPr>
     </w:lvl>
   </w:abstractNum>
-  <w:abstractNum w:abstractNumId="42" w15:restartNumberingAfterBreak="0">
+  <w:abstractNum w:abstractNumId="44" w15:restartNumberingAfterBreak="0">
     <w:nsid w:val="18727FED"/>
     <w:multiLevelType w:val="multilevel"/>
     <w:tmpl w:val="10FCF936"/>
@@ -6537,7 +8528,7 @@
       </w:pPr>
     </w:lvl>
   </w:abstractNum>
-  <w:abstractNum w:abstractNumId="43" w15:restartNumberingAfterBreak="0">
+  <w:abstractNum w:abstractNumId="45" w15:restartNumberingAfterBreak="0">
     <w:nsid w:val="18A932AF"/>
     <w:multiLevelType w:val="multilevel"/>
     <w:tmpl w:val="1FEAB382"/>
@@ -6686,7 +8677,7 @@
       </w:rPr>
     </w:lvl>
   </w:abstractNum>
-  <w:abstractNum w:abstractNumId="44" w15:restartNumberingAfterBreak="0">
+  <w:abstractNum w:abstractNumId="46" w15:restartNumberingAfterBreak="0">
     <w:nsid w:val="1A526CA6"/>
     <w:multiLevelType w:val="multilevel"/>
     <w:tmpl w:val="E4EA6F42"/>
@@ -6835,7 +8826,7 @@
       </w:rPr>
     </w:lvl>
   </w:abstractNum>
-  <w:abstractNum w:abstractNumId="45" w15:restartNumberingAfterBreak="0">
+  <w:abstractNum w:abstractNumId="47" w15:restartNumberingAfterBreak="0">
     <w:nsid w:val="1B2D5259"/>
     <w:multiLevelType w:val="multilevel"/>
     <w:tmpl w:val="E278C688"/>
@@ -6984,7 +8975,7 @@
       </w:rPr>
     </w:lvl>
   </w:abstractNum>
-  <w:abstractNum w:abstractNumId="46" w15:restartNumberingAfterBreak="0">
+  <w:abstractNum w:abstractNumId="48" w15:restartNumberingAfterBreak="0">
     <w:nsid w:val="1E5C730A"/>
     <w:multiLevelType w:val="multilevel"/>
     <w:tmpl w:val="44E09754"/>
@@ -7133,7 +9124,7 @@
       </w:rPr>
     </w:lvl>
   </w:abstractNum>
-  <w:abstractNum w:abstractNumId="47" w15:restartNumberingAfterBreak="0">
+  <w:abstractNum w:abstractNumId="49" w15:restartNumberingAfterBreak="0">
     <w:nsid w:val="1EC1000B"/>
     <w:multiLevelType w:val="multilevel"/>
     <w:tmpl w:val="A142FAE8"/>
@@ -7282,7 +9273,7 @@
       </w:rPr>
     </w:lvl>
   </w:abstractNum>
-  <w:abstractNum w:abstractNumId="48" w15:restartNumberingAfterBreak="0">
+  <w:abstractNum w:abstractNumId="50" w15:restartNumberingAfterBreak="0">
     <w:nsid w:val="1ECC2D4D"/>
     <w:multiLevelType w:val="multilevel"/>
     <w:tmpl w:val="210E75F8"/>
@@ -7431,7 +9422,7 @@
       </w:rPr>
     </w:lvl>
   </w:abstractNum>
-  <w:abstractNum w:abstractNumId="49" w15:restartNumberingAfterBreak="0">
+  <w:abstractNum w:abstractNumId="51" w15:restartNumberingAfterBreak="0">
     <w:nsid w:val="2076110E"/>
     <w:multiLevelType w:val="multilevel"/>
     <w:tmpl w:val="EC1801BA"/>
@@ -7580,7 +9571,7 @@
       </w:rPr>
     </w:lvl>
   </w:abstractNum>
-  <w:abstractNum w:abstractNumId="50" w15:restartNumberingAfterBreak="0">
+  <w:abstractNum w:abstractNumId="52" w15:restartNumberingAfterBreak="0">
     <w:nsid w:val="210E3BE9"/>
     <w:multiLevelType w:val="multilevel"/>
     <w:tmpl w:val="346A19C4"/>
@@ -7729,7 +9720,7 @@
       </w:rPr>
     </w:lvl>
   </w:abstractNum>
-  <w:abstractNum w:abstractNumId="51" w15:restartNumberingAfterBreak="0">
+  <w:abstractNum w:abstractNumId="53" w15:restartNumberingAfterBreak="0">
     <w:nsid w:val="2111448E"/>
     <w:multiLevelType w:val="multilevel"/>
     <w:tmpl w:val="7CBA4720"/>
@@ -7842,7 +9833,7 @@
       </w:pPr>
     </w:lvl>
   </w:abstractNum>
-  <w:abstractNum w:abstractNumId="52" w15:restartNumberingAfterBreak="0">
+  <w:abstractNum w:abstractNumId="54" w15:restartNumberingAfterBreak="0">
     <w:nsid w:val="22850BAD"/>
     <w:multiLevelType w:val="multilevel"/>
     <w:tmpl w:val="6152180C"/>
@@ -7991,7 +9982,7 @@
       </w:rPr>
     </w:lvl>
   </w:abstractNum>
-  <w:abstractNum w:abstractNumId="53" w15:restartNumberingAfterBreak="0">
+  <w:abstractNum w:abstractNumId="55" w15:restartNumberingAfterBreak="0">
     <w:nsid w:val="2320385E"/>
     <w:multiLevelType w:val="multilevel"/>
     <w:tmpl w:val="3EA4A740"/>
@@ -8140,7 +10131,7 @@
       </w:rPr>
     </w:lvl>
   </w:abstractNum>
-  <w:abstractNum w:abstractNumId="54" w15:restartNumberingAfterBreak="0">
+  <w:abstractNum w:abstractNumId="56" w15:restartNumberingAfterBreak="0">
     <w:nsid w:val="23761C9D"/>
     <w:multiLevelType w:val="multilevel"/>
     <w:tmpl w:val="D3E2158E"/>
@@ -8289,7 +10280,7 @@
       </w:rPr>
     </w:lvl>
   </w:abstractNum>
-  <w:abstractNum w:abstractNumId="55" w15:restartNumberingAfterBreak="0">
+  <w:abstractNum w:abstractNumId="57" w15:restartNumberingAfterBreak="0">
     <w:nsid w:val="240172D7"/>
     <w:multiLevelType w:val="multilevel"/>
     <w:tmpl w:val="04C20584"/>
@@ -8438,7 +10429,7 @@
       </w:rPr>
     </w:lvl>
   </w:abstractNum>
-  <w:abstractNum w:abstractNumId="56" w15:restartNumberingAfterBreak="0">
+  <w:abstractNum w:abstractNumId="58" w15:restartNumberingAfterBreak="0">
     <w:nsid w:val="250F789A"/>
     <w:multiLevelType w:val="multilevel"/>
     <w:tmpl w:val="FE44291A"/>
@@ -8587,7 +10578,7 @@
       </w:rPr>
     </w:lvl>
   </w:abstractNum>
-  <w:abstractNum w:abstractNumId="57" w15:restartNumberingAfterBreak="0">
+  <w:abstractNum w:abstractNumId="59" w15:restartNumberingAfterBreak="0">
     <w:nsid w:val="25F73E92"/>
     <w:multiLevelType w:val="multilevel"/>
     <w:tmpl w:val="4E687F90"/>
@@ -8736,7 +10727,7 @@
       </w:rPr>
     </w:lvl>
   </w:abstractNum>
-  <w:abstractNum w:abstractNumId="58" w15:restartNumberingAfterBreak="0">
+  <w:abstractNum w:abstractNumId="60" w15:restartNumberingAfterBreak="0">
     <w:nsid w:val="269F56EB"/>
     <w:multiLevelType w:val="multilevel"/>
     <w:tmpl w:val="98FED17A"/>
@@ -8885,7 +10876,7 @@
       </w:rPr>
     </w:lvl>
   </w:abstractNum>
-  <w:abstractNum w:abstractNumId="59" w15:restartNumberingAfterBreak="0">
+  <w:abstractNum w:abstractNumId="61" w15:restartNumberingAfterBreak="0">
     <w:nsid w:val="274C542C"/>
     <w:multiLevelType w:val="multilevel"/>
     <w:tmpl w:val="E37ED8DA"/>
@@ -8998,7 +10989,7 @@
       </w:pPr>
     </w:lvl>
   </w:abstractNum>
-  <w:abstractNum w:abstractNumId="60" w15:restartNumberingAfterBreak="0">
+  <w:abstractNum w:abstractNumId="62" w15:restartNumberingAfterBreak="0">
     <w:nsid w:val="281325CE"/>
     <w:multiLevelType w:val="multilevel"/>
     <w:tmpl w:val="EF16A9D4"/>
@@ -9147,7 +11138,7 @@
       </w:rPr>
     </w:lvl>
   </w:abstractNum>
-  <w:abstractNum w:abstractNumId="61" w15:restartNumberingAfterBreak="0">
+  <w:abstractNum w:abstractNumId="63" w15:restartNumberingAfterBreak="0">
     <w:nsid w:val="2C3C29FD"/>
     <w:multiLevelType w:val="multilevel"/>
     <w:tmpl w:val="F54039DC"/>
@@ -9296,7 +11287,7 @@
       </w:rPr>
     </w:lvl>
   </w:abstractNum>
-  <w:abstractNum w:abstractNumId="62" w15:restartNumberingAfterBreak="0">
+  <w:abstractNum w:abstractNumId="64" w15:restartNumberingAfterBreak="0">
     <w:nsid w:val="2C6854E4"/>
     <w:multiLevelType w:val="multilevel"/>
     <w:tmpl w:val="FF90F22E"/>
@@ -9445,7 +11436,7 @@
       </w:rPr>
     </w:lvl>
   </w:abstractNum>
-  <w:abstractNum w:abstractNumId="63" w15:restartNumberingAfterBreak="0">
+  <w:abstractNum w:abstractNumId="65" w15:restartNumberingAfterBreak="0">
     <w:nsid w:val="2CE1662C"/>
     <w:multiLevelType w:val="multilevel"/>
     <w:tmpl w:val="E4D41C14"/>
@@ -9594,7 +11585,7 @@
       </w:rPr>
     </w:lvl>
   </w:abstractNum>
-  <w:abstractNum w:abstractNumId="64" w15:restartNumberingAfterBreak="0">
+  <w:abstractNum w:abstractNumId="66" w15:restartNumberingAfterBreak="0">
     <w:nsid w:val="2D7112F6"/>
     <w:multiLevelType w:val="multilevel"/>
     <w:tmpl w:val="39562780"/>
@@ -9743,7 +11734,7 @@
       </w:rPr>
     </w:lvl>
   </w:abstractNum>
-  <w:abstractNum w:abstractNumId="65" w15:restartNumberingAfterBreak="0">
+  <w:abstractNum w:abstractNumId="67" w15:restartNumberingAfterBreak="0">
     <w:nsid w:val="2DC8185C"/>
     <w:multiLevelType w:val="multilevel"/>
     <w:tmpl w:val="73306C4A"/>
@@ -9892,7 +11883,7 @@
       </w:rPr>
     </w:lvl>
   </w:abstractNum>
-  <w:abstractNum w:abstractNumId="66" w15:restartNumberingAfterBreak="0">
+  <w:abstractNum w:abstractNumId="68" w15:restartNumberingAfterBreak="0">
     <w:nsid w:val="2DEF5347"/>
     <w:multiLevelType w:val="multilevel"/>
     <w:tmpl w:val="32180E40"/>
@@ -10041,7 +12032,7 @@
       </w:rPr>
     </w:lvl>
   </w:abstractNum>
-  <w:abstractNum w:abstractNumId="67" w15:restartNumberingAfterBreak="0">
+  <w:abstractNum w:abstractNumId="69" w15:restartNumberingAfterBreak="0">
     <w:nsid w:val="2EE65E5B"/>
     <w:multiLevelType w:val="multilevel"/>
     <w:tmpl w:val="452AB5A8"/>
@@ -10190,7 +12181,7 @@
       </w:rPr>
     </w:lvl>
   </w:abstractNum>
-  <w:abstractNum w:abstractNumId="68" w15:restartNumberingAfterBreak="0">
+  <w:abstractNum w:abstractNumId="70" w15:restartNumberingAfterBreak="0">
     <w:nsid w:val="2FB020C9"/>
     <w:multiLevelType w:val="multilevel"/>
     <w:tmpl w:val="FA3C7C8A"/>
@@ -10339,7 +12330,7 @@
       </w:rPr>
     </w:lvl>
   </w:abstractNum>
-  <w:abstractNum w:abstractNumId="69" w15:restartNumberingAfterBreak="0">
+  <w:abstractNum w:abstractNumId="71" w15:restartNumberingAfterBreak="0">
     <w:nsid w:val="2FB04049"/>
     <w:multiLevelType w:val="multilevel"/>
     <w:tmpl w:val="D2744134"/>
@@ -10488,7 +12479,7 @@
       </w:rPr>
     </w:lvl>
   </w:abstractNum>
-  <w:abstractNum w:abstractNumId="70" w15:restartNumberingAfterBreak="0">
+  <w:abstractNum w:abstractNumId="72" w15:restartNumberingAfterBreak="0">
     <w:nsid w:val="30416FF5"/>
     <w:multiLevelType w:val="multilevel"/>
     <w:tmpl w:val="D88ABBE2"/>
@@ -10637,7 +12628,7 @@
       </w:rPr>
     </w:lvl>
   </w:abstractNum>
-  <w:abstractNum w:abstractNumId="71" w15:restartNumberingAfterBreak="0">
+  <w:abstractNum w:abstractNumId="73" w15:restartNumberingAfterBreak="0">
     <w:nsid w:val="30FB511B"/>
     <w:multiLevelType w:val="multilevel"/>
     <w:tmpl w:val="864229AA"/>
@@ -10750,7 +12741,7 @@
       </w:pPr>
     </w:lvl>
   </w:abstractNum>
-  <w:abstractNum w:abstractNumId="72" w15:restartNumberingAfterBreak="0">
+  <w:abstractNum w:abstractNumId="74" w15:restartNumberingAfterBreak="0">
     <w:nsid w:val="315E2C6C"/>
     <w:multiLevelType w:val="multilevel"/>
     <w:tmpl w:val="CCB23F6A"/>
@@ -10863,7 +12854,7 @@
       </w:pPr>
     </w:lvl>
   </w:abstractNum>
-  <w:abstractNum w:abstractNumId="73" w15:restartNumberingAfterBreak="0">
+  <w:abstractNum w:abstractNumId="75" w15:restartNumberingAfterBreak="0">
     <w:nsid w:val="32896539"/>
     <w:multiLevelType w:val="multilevel"/>
     <w:tmpl w:val="183052F8"/>
@@ -10976,7 +12967,7 @@
       </w:pPr>
     </w:lvl>
   </w:abstractNum>
-  <w:abstractNum w:abstractNumId="74" w15:restartNumberingAfterBreak="0">
+  <w:abstractNum w:abstractNumId="76" w15:restartNumberingAfterBreak="0">
     <w:nsid w:val="32D31675"/>
     <w:multiLevelType w:val="multilevel"/>
     <w:tmpl w:val="5C7C920A"/>
@@ -11125,7 +13116,7 @@
       </w:rPr>
     </w:lvl>
   </w:abstractNum>
-  <w:abstractNum w:abstractNumId="75" w15:restartNumberingAfterBreak="0">
+  <w:abstractNum w:abstractNumId="77" w15:restartNumberingAfterBreak="0">
     <w:nsid w:val="3303488B"/>
     <w:multiLevelType w:val="multilevel"/>
     <w:tmpl w:val="669E2A60"/>
@@ -11274,7 +13265,7 @@
       </w:rPr>
     </w:lvl>
   </w:abstractNum>
-  <w:abstractNum w:abstractNumId="76" w15:restartNumberingAfterBreak="0">
+  <w:abstractNum w:abstractNumId="78" w15:restartNumberingAfterBreak="0">
     <w:nsid w:val="33DF4185"/>
     <w:multiLevelType w:val="multilevel"/>
     <w:tmpl w:val="B6FC6108"/>
@@ -11423,7 +13414,7 @@
       </w:rPr>
     </w:lvl>
   </w:abstractNum>
-  <w:abstractNum w:abstractNumId="77" w15:restartNumberingAfterBreak="0">
+  <w:abstractNum w:abstractNumId="79" w15:restartNumberingAfterBreak="0">
     <w:nsid w:val="340B4016"/>
     <w:multiLevelType w:val="multilevel"/>
     <w:tmpl w:val="A32A33D2"/>
@@ -11536,7 +13527,7 @@
       </w:pPr>
     </w:lvl>
   </w:abstractNum>
-  <w:abstractNum w:abstractNumId="78" w15:restartNumberingAfterBreak="0">
+  <w:abstractNum w:abstractNumId="80" w15:restartNumberingAfterBreak="0">
     <w:nsid w:val="34AE2EE0"/>
     <w:multiLevelType w:val="multilevel"/>
     <w:tmpl w:val="102CBB10"/>
@@ -11685,7 +13676,7 @@
       </w:rPr>
     </w:lvl>
   </w:abstractNum>
-  <w:abstractNum w:abstractNumId="79" w15:restartNumberingAfterBreak="0">
+  <w:abstractNum w:abstractNumId="81" w15:restartNumberingAfterBreak="0">
     <w:nsid w:val="35C03973"/>
     <w:multiLevelType w:val="multilevel"/>
     <w:tmpl w:val="6CC40C94"/>
@@ -11834,7 +13825,7 @@
       </w:rPr>
     </w:lvl>
   </w:abstractNum>
-  <w:abstractNum w:abstractNumId="80" w15:restartNumberingAfterBreak="0">
+  <w:abstractNum w:abstractNumId="82" w15:restartNumberingAfterBreak="0">
     <w:nsid w:val="364E7A5C"/>
     <w:multiLevelType w:val="multilevel"/>
     <w:tmpl w:val="D8142A46"/>
@@ -11983,7 +13974,7 @@
       </w:rPr>
     </w:lvl>
   </w:abstractNum>
-  <w:abstractNum w:abstractNumId="81" w15:restartNumberingAfterBreak="0">
+  <w:abstractNum w:abstractNumId="83" w15:restartNumberingAfterBreak="0">
     <w:nsid w:val="36D54D45"/>
     <w:multiLevelType w:val="multilevel"/>
     <w:tmpl w:val="0B5E55BA"/>
@@ -12132,7 +14123,7 @@
       </w:rPr>
     </w:lvl>
   </w:abstractNum>
-  <w:abstractNum w:abstractNumId="82" w15:restartNumberingAfterBreak="0">
+  <w:abstractNum w:abstractNumId="84" w15:restartNumberingAfterBreak="0">
     <w:nsid w:val="37044940"/>
     <w:multiLevelType w:val="multilevel"/>
     <w:tmpl w:val="AC083476"/>
@@ -12277,7 +14268,7 @@
       </w:rPr>
     </w:lvl>
   </w:abstractNum>
-  <w:abstractNum w:abstractNumId="83" w15:restartNumberingAfterBreak="0">
+  <w:abstractNum w:abstractNumId="85" w15:restartNumberingAfterBreak="0">
     <w:nsid w:val="37C24793"/>
     <w:multiLevelType w:val="multilevel"/>
     <w:tmpl w:val="3C1211F2"/>
@@ -12390,7 +14381,7 @@
       </w:pPr>
     </w:lvl>
   </w:abstractNum>
-  <w:abstractNum w:abstractNumId="84" w15:restartNumberingAfterBreak="0">
+  <w:abstractNum w:abstractNumId="86" w15:restartNumberingAfterBreak="0">
     <w:nsid w:val="38AE302A"/>
     <w:multiLevelType w:val="multilevel"/>
     <w:tmpl w:val="E6BEA11E"/>
@@ -12539,7 +14530,7 @@
       </w:rPr>
     </w:lvl>
   </w:abstractNum>
-  <w:abstractNum w:abstractNumId="85" w15:restartNumberingAfterBreak="0">
+  <w:abstractNum w:abstractNumId="87" w15:restartNumberingAfterBreak="0">
     <w:nsid w:val="3A5479E9"/>
     <w:multiLevelType w:val="multilevel"/>
     <w:tmpl w:val="692409FE"/>
@@ -12688,7 +14679,7 @@
       </w:rPr>
     </w:lvl>
   </w:abstractNum>
-  <w:abstractNum w:abstractNumId="86" w15:restartNumberingAfterBreak="0">
+  <w:abstractNum w:abstractNumId="88" w15:restartNumberingAfterBreak="0">
     <w:nsid w:val="3BB30330"/>
     <w:multiLevelType w:val="multilevel"/>
     <w:tmpl w:val="E7F8A750"/>
@@ -12837,7 +14828,7 @@
       </w:rPr>
     </w:lvl>
   </w:abstractNum>
-  <w:abstractNum w:abstractNumId="87" w15:restartNumberingAfterBreak="0">
+  <w:abstractNum w:abstractNumId="89" w15:restartNumberingAfterBreak="0">
     <w:nsid w:val="3BBB238A"/>
     <w:multiLevelType w:val="multilevel"/>
     <w:tmpl w:val="5D46B17C"/>
@@ -12986,7 +14977,7 @@
       </w:rPr>
     </w:lvl>
   </w:abstractNum>
-  <w:abstractNum w:abstractNumId="88" w15:restartNumberingAfterBreak="0">
+  <w:abstractNum w:abstractNumId="90" w15:restartNumberingAfterBreak="0">
     <w:nsid w:val="3BED20B6"/>
     <w:multiLevelType w:val="multilevel"/>
     <w:tmpl w:val="3AB8F12A"/>
@@ -13135,7 +15126,7 @@
       </w:rPr>
     </w:lvl>
   </w:abstractNum>
-  <w:abstractNum w:abstractNumId="89" w15:restartNumberingAfterBreak="0">
+  <w:abstractNum w:abstractNumId="91" w15:restartNumberingAfterBreak="0">
     <w:nsid w:val="3C06682B"/>
     <w:multiLevelType w:val="multilevel"/>
     <w:tmpl w:val="320C7542"/>
@@ -13284,7 +15275,7 @@
       </w:rPr>
     </w:lvl>
   </w:abstractNum>
-  <w:abstractNum w:abstractNumId="90" w15:restartNumberingAfterBreak="0">
+  <w:abstractNum w:abstractNumId="92" w15:restartNumberingAfterBreak="0">
     <w:nsid w:val="3C262EC9"/>
     <w:multiLevelType w:val="multilevel"/>
     <w:tmpl w:val="288CCBDA"/>
@@ -13401,7 +15392,7 @@
       </w:pPr>
     </w:lvl>
   </w:abstractNum>
-  <w:abstractNum w:abstractNumId="91" w15:restartNumberingAfterBreak="0">
+  <w:abstractNum w:abstractNumId="93" w15:restartNumberingAfterBreak="0">
     <w:nsid w:val="3C5A0925"/>
     <w:multiLevelType w:val="multilevel"/>
     <w:tmpl w:val="14823C44"/>
@@ -13550,7 +15541,7 @@
       </w:rPr>
     </w:lvl>
   </w:abstractNum>
-  <w:abstractNum w:abstractNumId="92" w15:restartNumberingAfterBreak="0">
+  <w:abstractNum w:abstractNumId="94" w15:restartNumberingAfterBreak="0">
     <w:nsid w:val="3CDB5B40"/>
     <w:multiLevelType w:val="multilevel"/>
     <w:tmpl w:val="D85A7BE8"/>
@@ -13699,7 +15690,7 @@
       </w:rPr>
     </w:lvl>
   </w:abstractNum>
-  <w:abstractNum w:abstractNumId="93" w15:restartNumberingAfterBreak="0">
+  <w:abstractNum w:abstractNumId="95" w15:restartNumberingAfterBreak="0">
     <w:nsid w:val="3DB91477"/>
     <w:multiLevelType w:val="multilevel"/>
     <w:tmpl w:val="B24ECF04"/>
@@ -13848,7 +15839,7 @@
       </w:rPr>
     </w:lvl>
   </w:abstractNum>
-  <w:abstractNum w:abstractNumId="94" w15:restartNumberingAfterBreak="0">
+  <w:abstractNum w:abstractNumId="96" w15:restartNumberingAfterBreak="0">
     <w:nsid w:val="3EE47383"/>
     <w:multiLevelType w:val="multilevel"/>
     <w:tmpl w:val="5582B15C"/>
@@ -13997,7 +15988,7 @@
       </w:rPr>
     </w:lvl>
   </w:abstractNum>
-  <w:abstractNum w:abstractNumId="95" w15:restartNumberingAfterBreak="0">
+  <w:abstractNum w:abstractNumId="97" w15:restartNumberingAfterBreak="0">
     <w:nsid w:val="3EF03EB8"/>
     <w:multiLevelType w:val="multilevel"/>
     <w:tmpl w:val="AA949F1C"/>
@@ -14146,7 +16137,7 @@
       </w:rPr>
     </w:lvl>
   </w:abstractNum>
-  <w:abstractNum w:abstractNumId="96" w15:restartNumberingAfterBreak="0">
+  <w:abstractNum w:abstractNumId="98" w15:restartNumberingAfterBreak="0">
     <w:nsid w:val="3F8B70D9"/>
     <w:multiLevelType w:val="multilevel"/>
     <w:tmpl w:val="F1560E76"/>
@@ -14295,7 +16286,7 @@
       </w:rPr>
     </w:lvl>
   </w:abstractNum>
-  <w:abstractNum w:abstractNumId="97" w15:restartNumberingAfterBreak="0">
+  <w:abstractNum w:abstractNumId="99" w15:restartNumberingAfterBreak="0">
     <w:nsid w:val="40E845B9"/>
     <w:multiLevelType w:val="multilevel"/>
     <w:tmpl w:val="1AE42726"/>
@@ -14408,7 +16399,7 @@
       </w:pPr>
     </w:lvl>
   </w:abstractNum>
-  <w:abstractNum w:abstractNumId="98" w15:restartNumberingAfterBreak="0">
+  <w:abstractNum w:abstractNumId="100" w15:restartNumberingAfterBreak="0">
     <w:nsid w:val="41175E32"/>
     <w:multiLevelType w:val="multilevel"/>
     <w:tmpl w:val="C70EDC04"/>
@@ -14557,7 +16548,7 @@
       </w:rPr>
     </w:lvl>
   </w:abstractNum>
-  <w:abstractNum w:abstractNumId="99" w15:restartNumberingAfterBreak="0">
+  <w:abstractNum w:abstractNumId="101" w15:restartNumberingAfterBreak="0">
     <w:nsid w:val="414D698D"/>
     <w:multiLevelType w:val="multilevel"/>
     <w:tmpl w:val="26B2D824"/>
@@ -14706,7 +16697,7 @@
       </w:rPr>
     </w:lvl>
   </w:abstractNum>
-  <w:abstractNum w:abstractNumId="100" w15:restartNumberingAfterBreak="0">
+  <w:abstractNum w:abstractNumId="102" w15:restartNumberingAfterBreak="0">
     <w:nsid w:val="42C843FD"/>
     <w:multiLevelType w:val="multilevel"/>
     <w:tmpl w:val="E0B2CA22"/>
@@ -14855,7 +16846,7 @@
       </w:rPr>
     </w:lvl>
   </w:abstractNum>
-  <w:abstractNum w:abstractNumId="101" w15:restartNumberingAfterBreak="0">
+  <w:abstractNum w:abstractNumId="103" w15:restartNumberingAfterBreak="0">
     <w:nsid w:val="43E57385"/>
     <w:multiLevelType w:val="multilevel"/>
     <w:tmpl w:val="2B388022"/>
@@ -15004,7 +16995,7 @@
       </w:rPr>
     </w:lvl>
   </w:abstractNum>
-  <w:abstractNum w:abstractNumId="102" w15:restartNumberingAfterBreak="0">
+  <w:abstractNum w:abstractNumId="104" w15:restartNumberingAfterBreak="0">
     <w:nsid w:val="43EB48E1"/>
     <w:multiLevelType w:val="multilevel"/>
     <w:tmpl w:val="4F44638A"/>
@@ -15153,7 +17144,7 @@
       </w:rPr>
     </w:lvl>
   </w:abstractNum>
-  <w:abstractNum w:abstractNumId="103" w15:restartNumberingAfterBreak="0">
+  <w:abstractNum w:abstractNumId="105" w15:restartNumberingAfterBreak="0">
     <w:nsid w:val="44AE7FFC"/>
     <w:multiLevelType w:val="multilevel"/>
     <w:tmpl w:val="8898C640"/>
@@ -15302,7 +17293,7 @@
       </w:rPr>
     </w:lvl>
   </w:abstractNum>
-  <w:abstractNum w:abstractNumId="104" w15:restartNumberingAfterBreak="0">
+  <w:abstractNum w:abstractNumId="106" w15:restartNumberingAfterBreak="0">
     <w:nsid w:val="44BC1E58"/>
     <w:multiLevelType w:val="multilevel"/>
     <w:tmpl w:val="A3740E7A"/>
@@ -15451,7 +17442,7 @@
       </w:rPr>
     </w:lvl>
   </w:abstractNum>
-  <w:abstractNum w:abstractNumId="105" w15:restartNumberingAfterBreak="0">
+  <w:abstractNum w:abstractNumId="107" w15:restartNumberingAfterBreak="0">
     <w:nsid w:val="45521590"/>
     <w:multiLevelType w:val="multilevel"/>
     <w:tmpl w:val="F044EE4C"/>
@@ -15600,7 +17591,7 @@
       </w:rPr>
     </w:lvl>
   </w:abstractNum>
-  <w:abstractNum w:abstractNumId="106" w15:restartNumberingAfterBreak="0">
+  <w:abstractNum w:abstractNumId="108" w15:restartNumberingAfterBreak="0">
     <w:nsid w:val="47EB3995"/>
     <w:multiLevelType w:val="multilevel"/>
     <w:tmpl w:val="9B8029EA"/>
@@ -15749,7 +17740,7 @@
       </w:rPr>
     </w:lvl>
   </w:abstractNum>
-  <w:abstractNum w:abstractNumId="107" w15:restartNumberingAfterBreak="0">
+  <w:abstractNum w:abstractNumId="109" w15:restartNumberingAfterBreak="0">
     <w:nsid w:val="48151B9F"/>
     <w:multiLevelType w:val="multilevel"/>
     <w:tmpl w:val="940ACEC8"/>
@@ -15898,7 +17889,7 @@
       </w:rPr>
     </w:lvl>
   </w:abstractNum>
-  <w:abstractNum w:abstractNumId="108" w15:restartNumberingAfterBreak="0">
+  <w:abstractNum w:abstractNumId="110" w15:restartNumberingAfterBreak="0">
     <w:nsid w:val="48633795"/>
     <w:multiLevelType w:val="multilevel"/>
     <w:tmpl w:val="107842B2"/>
@@ -16047,7 +18038,7 @@
       </w:rPr>
     </w:lvl>
   </w:abstractNum>
-  <w:abstractNum w:abstractNumId="109" w15:restartNumberingAfterBreak="0">
+  <w:abstractNum w:abstractNumId="111" w15:restartNumberingAfterBreak="0">
     <w:nsid w:val="48DC68BD"/>
     <w:multiLevelType w:val="multilevel"/>
     <w:tmpl w:val="AA62F90A"/>
@@ -16196,7 +18187,7 @@
       </w:rPr>
     </w:lvl>
   </w:abstractNum>
-  <w:abstractNum w:abstractNumId="110" w15:restartNumberingAfterBreak="0">
+  <w:abstractNum w:abstractNumId="112" w15:restartNumberingAfterBreak="0">
     <w:nsid w:val="499474B2"/>
     <w:multiLevelType w:val="multilevel"/>
     <w:tmpl w:val="4A02A46A"/>
@@ -16345,7 +18336,7 @@
       </w:rPr>
     </w:lvl>
   </w:abstractNum>
-  <w:abstractNum w:abstractNumId="111" w15:restartNumberingAfterBreak="0">
+  <w:abstractNum w:abstractNumId="113" w15:restartNumberingAfterBreak="0">
     <w:nsid w:val="49AD488D"/>
     <w:multiLevelType w:val="multilevel"/>
     <w:tmpl w:val="202A4ECC"/>
@@ -16494,7 +18485,7 @@
       </w:rPr>
     </w:lvl>
   </w:abstractNum>
-  <w:abstractNum w:abstractNumId="112" w15:restartNumberingAfterBreak="0">
+  <w:abstractNum w:abstractNumId="114" w15:restartNumberingAfterBreak="0">
     <w:nsid w:val="4A0679CB"/>
     <w:multiLevelType w:val="multilevel"/>
     <w:tmpl w:val="75D8431C"/>
@@ -16643,7 +18634,7 @@
       </w:rPr>
     </w:lvl>
   </w:abstractNum>
-  <w:abstractNum w:abstractNumId="113" w15:restartNumberingAfterBreak="0">
+  <w:abstractNum w:abstractNumId="115" w15:restartNumberingAfterBreak="0">
     <w:nsid w:val="4A19589A"/>
     <w:multiLevelType w:val="multilevel"/>
     <w:tmpl w:val="BDCE0E00"/>
@@ -16792,7 +18783,7 @@
       </w:rPr>
     </w:lvl>
   </w:abstractNum>
-  <w:abstractNum w:abstractNumId="114" w15:restartNumberingAfterBreak="0">
+  <w:abstractNum w:abstractNumId="116" w15:restartNumberingAfterBreak="0">
     <w:nsid w:val="4AB13342"/>
     <w:multiLevelType w:val="multilevel"/>
     <w:tmpl w:val="393C0E7C"/>
@@ -16941,7 +18932,7 @@
       </w:rPr>
     </w:lvl>
   </w:abstractNum>
-  <w:abstractNum w:abstractNumId="115" w15:restartNumberingAfterBreak="0">
+  <w:abstractNum w:abstractNumId="117" w15:restartNumberingAfterBreak="0">
     <w:nsid w:val="4B1F378D"/>
     <w:multiLevelType w:val="multilevel"/>
     <w:tmpl w:val="B4023EB8"/>
@@ -17090,7 +19081,7 @@
       </w:rPr>
     </w:lvl>
   </w:abstractNum>
-  <w:abstractNum w:abstractNumId="116" w15:restartNumberingAfterBreak="0">
+  <w:abstractNum w:abstractNumId="118" w15:restartNumberingAfterBreak="0">
     <w:nsid w:val="4B996E7A"/>
     <w:multiLevelType w:val="multilevel"/>
     <w:tmpl w:val="37180086"/>
@@ -17239,7 +19230,7 @@
       </w:rPr>
     </w:lvl>
   </w:abstractNum>
-  <w:abstractNum w:abstractNumId="117" w15:restartNumberingAfterBreak="0">
+  <w:abstractNum w:abstractNumId="119" w15:restartNumberingAfterBreak="0">
     <w:nsid w:val="4C272860"/>
     <w:multiLevelType w:val="multilevel"/>
     <w:tmpl w:val="4E42C33E"/>
@@ -17388,7 +19379,7 @@
       </w:rPr>
     </w:lvl>
   </w:abstractNum>
-  <w:abstractNum w:abstractNumId="118" w15:restartNumberingAfterBreak="0">
+  <w:abstractNum w:abstractNumId="120" w15:restartNumberingAfterBreak="0">
     <w:nsid w:val="4D476753"/>
     <w:multiLevelType w:val="multilevel"/>
     <w:tmpl w:val="4DECA578"/>
@@ -17537,7 +19528,7 @@
       </w:rPr>
     </w:lvl>
   </w:abstractNum>
-  <w:abstractNum w:abstractNumId="119" w15:restartNumberingAfterBreak="0">
+  <w:abstractNum w:abstractNumId="121" w15:restartNumberingAfterBreak="0">
     <w:nsid w:val="4DCA0FFE"/>
     <w:multiLevelType w:val="multilevel"/>
     <w:tmpl w:val="8E480D28"/>
@@ -17686,7 +19677,7 @@
       </w:rPr>
     </w:lvl>
   </w:abstractNum>
-  <w:abstractNum w:abstractNumId="120" w15:restartNumberingAfterBreak="0">
+  <w:abstractNum w:abstractNumId="122" w15:restartNumberingAfterBreak="0">
     <w:nsid w:val="4E8F18EB"/>
     <w:multiLevelType w:val="multilevel"/>
     <w:tmpl w:val="33467B68"/>
@@ -17835,7 +19826,7 @@
       </w:rPr>
     </w:lvl>
   </w:abstractNum>
-  <w:abstractNum w:abstractNumId="121" w15:restartNumberingAfterBreak="0">
+  <w:abstractNum w:abstractNumId="123" w15:restartNumberingAfterBreak="0">
     <w:nsid w:val="4F287E44"/>
     <w:multiLevelType w:val="multilevel"/>
     <w:tmpl w:val="8D78CE04"/>
@@ -17984,7 +19975,7 @@
       </w:rPr>
     </w:lvl>
   </w:abstractNum>
-  <w:abstractNum w:abstractNumId="122" w15:restartNumberingAfterBreak="0">
+  <w:abstractNum w:abstractNumId="124" w15:restartNumberingAfterBreak="0">
     <w:nsid w:val="50C141D6"/>
     <w:multiLevelType w:val="multilevel"/>
     <w:tmpl w:val="F0A6A606"/>
@@ -18133,7 +20124,7 @@
       </w:rPr>
     </w:lvl>
   </w:abstractNum>
-  <w:abstractNum w:abstractNumId="123" w15:restartNumberingAfterBreak="0">
+  <w:abstractNum w:abstractNumId="125" w15:restartNumberingAfterBreak="0">
     <w:nsid w:val="511715E7"/>
     <w:multiLevelType w:val="multilevel"/>
     <w:tmpl w:val="C394860A"/>
@@ -18282,7 +20273,7 @@
       </w:rPr>
     </w:lvl>
   </w:abstractNum>
-  <w:abstractNum w:abstractNumId="124" w15:restartNumberingAfterBreak="0">
+  <w:abstractNum w:abstractNumId="126" w15:restartNumberingAfterBreak="0">
     <w:nsid w:val="51DE0AFC"/>
     <w:multiLevelType w:val="multilevel"/>
     <w:tmpl w:val="51D00C58"/>
@@ -18431,7 +20422,7 @@
       </w:rPr>
     </w:lvl>
   </w:abstractNum>
-  <w:abstractNum w:abstractNumId="125" w15:restartNumberingAfterBreak="0">
+  <w:abstractNum w:abstractNumId="127" w15:restartNumberingAfterBreak="0">
     <w:nsid w:val="523A492E"/>
     <w:multiLevelType w:val="multilevel"/>
     <w:tmpl w:val="5308C794"/>
@@ -18580,7 +20571,7 @@
       </w:rPr>
     </w:lvl>
   </w:abstractNum>
-  <w:abstractNum w:abstractNumId="126" w15:restartNumberingAfterBreak="0">
+  <w:abstractNum w:abstractNumId="128" w15:restartNumberingAfterBreak="0">
     <w:nsid w:val="52E14998"/>
     <w:multiLevelType w:val="multilevel"/>
     <w:tmpl w:val="0ED8DA82"/>
@@ -18729,7 +20720,7 @@
       </w:rPr>
     </w:lvl>
   </w:abstractNum>
-  <w:abstractNum w:abstractNumId="127" w15:restartNumberingAfterBreak="0">
+  <w:abstractNum w:abstractNumId="129" w15:restartNumberingAfterBreak="0">
     <w:nsid w:val="537F06DF"/>
     <w:multiLevelType w:val="multilevel"/>
     <w:tmpl w:val="B6B27E0C"/>
@@ -18878,7 +20869,7 @@
       </w:rPr>
     </w:lvl>
   </w:abstractNum>
-  <w:abstractNum w:abstractNumId="128" w15:restartNumberingAfterBreak="0">
+  <w:abstractNum w:abstractNumId="130" w15:restartNumberingAfterBreak="0">
     <w:nsid w:val="547B2886"/>
     <w:multiLevelType w:val="multilevel"/>
     <w:tmpl w:val="C7106E6A"/>
@@ -19027,7 +21018,7 @@
       </w:rPr>
     </w:lvl>
   </w:abstractNum>
-  <w:abstractNum w:abstractNumId="129" w15:restartNumberingAfterBreak="0">
+  <w:abstractNum w:abstractNumId="131" w15:restartNumberingAfterBreak="0">
     <w:nsid w:val="55B8315F"/>
     <w:multiLevelType w:val="multilevel"/>
     <w:tmpl w:val="81F40960"/>
@@ -19176,7 +21167,7 @@
       </w:rPr>
     </w:lvl>
   </w:abstractNum>
-  <w:abstractNum w:abstractNumId="130" w15:restartNumberingAfterBreak="0">
+  <w:abstractNum w:abstractNumId="132" w15:restartNumberingAfterBreak="0">
     <w:nsid w:val="55BF54DD"/>
     <w:multiLevelType w:val="multilevel"/>
     <w:tmpl w:val="F5F8E610"/>
@@ -19325,7 +21316,7 @@
       </w:rPr>
     </w:lvl>
   </w:abstractNum>
-  <w:abstractNum w:abstractNumId="131" w15:restartNumberingAfterBreak="0">
+  <w:abstractNum w:abstractNumId="133" w15:restartNumberingAfterBreak="0">
     <w:nsid w:val="56360E02"/>
     <w:multiLevelType w:val="multilevel"/>
     <w:tmpl w:val="1B8ADEC4"/>
@@ -19474,7 +21465,7 @@
       </w:rPr>
     </w:lvl>
   </w:abstractNum>
-  <w:abstractNum w:abstractNumId="132" w15:restartNumberingAfterBreak="0">
+  <w:abstractNum w:abstractNumId="134" w15:restartNumberingAfterBreak="0">
     <w:nsid w:val="570A555D"/>
     <w:multiLevelType w:val="multilevel"/>
     <w:tmpl w:val="0FF6CB78"/>
@@ -19623,7 +21614,7 @@
       </w:rPr>
     </w:lvl>
   </w:abstractNum>
-  <w:abstractNum w:abstractNumId="133" w15:restartNumberingAfterBreak="0">
+  <w:abstractNum w:abstractNumId="135" w15:restartNumberingAfterBreak="0">
     <w:nsid w:val="57FC3904"/>
     <w:multiLevelType w:val="multilevel"/>
     <w:tmpl w:val="2A22E64A"/>
@@ -19772,7 +21763,7 @@
       </w:rPr>
     </w:lvl>
   </w:abstractNum>
-  <w:abstractNum w:abstractNumId="134" w15:restartNumberingAfterBreak="0">
+  <w:abstractNum w:abstractNumId="136" w15:restartNumberingAfterBreak="0">
     <w:nsid w:val="58D247E8"/>
     <w:multiLevelType w:val="multilevel"/>
     <w:tmpl w:val="C5421FE2"/>
@@ -19921,7 +21912,7 @@
       </w:rPr>
     </w:lvl>
   </w:abstractNum>
-  <w:abstractNum w:abstractNumId="135" w15:restartNumberingAfterBreak="0">
+  <w:abstractNum w:abstractNumId="137" w15:restartNumberingAfterBreak="0">
     <w:nsid w:val="597B1258"/>
     <w:multiLevelType w:val="multilevel"/>
     <w:tmpl w:val="E48C7D84"/>
@@ -20070,7 +22061,7 @@
       </w:rPr>
     </w:lvl>
   </w:abstractNum>
-  <w:abstractNum w:abstractNumId="136" w15:restartNumberingAfterBreak="0">
+  <w:abstractNum w:abstractNumId="138" w15:restartNumberingAfterBreak="0">
     <w:nsid w:val="5AC33742"/>
     <w:multiLevelType w:val="multilevel"/>
     <w:tmpl w:val="48683DA4"/>
@@ -20219,7 +22210,7 @@
       </w:rPr>
     </w:lvl>
   </w:abstractNum>
-  <w:abstractNum w:abstractNumId="137" w15:restartNumberingAfterBreak="0">
+  <w:abstractNum w:abstractNumId="139" w15:restartNumberingAfterBreak="0">
     <w:nsid w:val="5B662E93"/>
     <w:multiLevelType w:val="multilevel"/>
     <w:tmpl w:val="CFEE85A6"/>
@@ -20332,7 +22323,7 @@
       </w:pPr>
     </w:lvl>
   </w:abstractNum>
-  <w:abstractNum w:abstractNumId="138" w15:restartNumberingAfterBreak="0">
+  <w:abstractNum w:abstractNumId="140" w15:restartNumberingAfterBreak="0">
     <w:nsid w:val="5B9E07A5"/>
     <w:multiLevelType w:val="multilevel"/>
     <w:tmpl w:val="D4601F4E"/>
@@ -20481,7 +22472,7 @@
       </w:rPr>
     </w:lvl>
   </w:abstractNum>
-  <w:abstractNum w:abstractNumId="139" w15:restartNumberingAfterBreak="0">
+  <w:abstractNum w:abstractNumId="141" w15:restartNumberingAfterBreak="0">
     <w:nsid w:val="5BBB4FFA"/>
     <w:multiLevelType w:val="multilevel"/>
     <w:tmpl w:val="CF1E669E"/>
@@ -20630,7 +22621,7 @@
       </w:rPr>
     </w:lvl>
   </w:abstractNum>
-  <w:abstractNum w:abstractNumId="140" w15:restartNumberingAfterBreak="0">
+  <w:abstractNum w:abstractNumId="142" w15:restartNumberingAfterBreak="0">
     <w:nsid w:val="5CFA2FF4"/>
     <w:multiLevelType w:val="multilevel"/>
     <w:tmpl w:val="DBEED90A"/>
@@ -20747,7 +22738,7 @@
       </w:pPr>
     </w:lvl>
   </w:abstractNum>
-  <w:abstractNum w:abstractNumId="141" w15:restartNumberingAfterBreak="0">
+  <w:abstractNum w:abstractNumId="143" w15:restartNumberingAfterBreak="0">
     <w:nsid w:val="5D350CA1"/>
     <w:multiLevelType w:val="multilevel"/>
     <w:tmpl w:val="51A8FB58"/>
@@ -20896,7 +22887,7 @@
       </w:rPr>
     </w:lvl>
   </w:abstractNum>
-  <w:abstractNum w:abstractNumId="142" w15:restartNumberingAfterBreak="0">
+  <w:abstractNum w:abstractNumId="144" w15:restartNumberingAfterBreak="0">
     <w:nsid w:val="5E2A2B22"/>
     <w:multiLevelType w:val="multilevel"/>
     <w:tmpl w:val="D48C882E"/>
@@ -21045,7 +23036,7 @@
       </w:rPr>
     </w:lvl>
   </w:abstractNum>
-  <w:abstractNum w:abstractNumId="143" w15:restartNumberingAfterBreak="0">
+  <w:abstractNum w:abstractNumId="145" w15:restartNumberingAfterBreak="0">
     <w:nsid w:val="607A01F6"/>
     <w:multiLevelType w:val="multilevel"/>
     <w:tmpl w:val="E5CEA8C4"/>
@@ -21194,7 +23185,7 @@
       </w:rPr>
     </w:lvl>
   </w:abstractNum>
-  <w:abstractNum w:abstractNumId="144" w15:restartNumberingAfterBreak="0">
+  <w:abstractNum w:abstractNumId="146" w15:restartNumberingAfterBreak="0">
     <w:nsid w:val="610B2C6E"/>
     <w:multiLevelType w:val="multilevel"/>
     <w:tmpl w:val="5934723C"/>
@@ -21343,7 +23334,7 @@
       </w:rPr>
     </w:lvl>
   </w:abstractNum>
-  <w:abstractNum w:abstractNumId="145" w15:restartNumberingAfterBreak="0">
+  <w:abstractNum w:abstractNumId="147" w15:restartNumberingAfterBreak="0">
     <w:nsid w:val="61111F1A"/>
     <w:multiLevelType w:val="multilevel"/>
     <w:tmpl w:val="AA8AF1EE"/>
@@ -21456,7 +23447,7 @@
       </w:pPr>
     </w:lvl>
   </w:abstractNum>
-  <w:abstractNum w:abstractNumId="146" w15:restartNumberingAfterBreak="0">
+  <w:abstractNum w:abstractNumId="148" w15:restartNumberingAfterBreak="0">
     <w:nsid w:val="616110A5"/>
     <w:multiLevelType w:val="multilevel"/>
     <w:tmpl w:val="5D944DEA"/>
@@ -21605,7 +23596,7 @@
       </w:rPr>
     </w:lvl>
   </w:abstractNum>
-  <w:abstractNum w:abstractNumId="147" w15:restartNumberingAfterBreak="0">
+  <w:abstractNum w:abstractNumId="149" w15:restartNumberingAfterBreak="0">
     <w:nsid w:val="622C0B0F"/>
     <w:multiLevelType w:val="multilevel"/>
     <w:tmpl w:val="E9F88D2E"/>
@@ -21718,7 +23709,120 @@
       </w:pPr>
     </w:lvl>
   </w:abstractNum>
-  <w:abstractNum w:abstractNumId="148" w15:restartNumberingAfterBreak="0">
+  <w:abstractNum w:abstractNumId="150" w15:restartNumberingAfterBreak="0">
+    <w:nsid w:val="62522CB1"/>
+    <w:multiLevelType w:val="multilevel"/>
+    <w:tmpl w:val="70B8E578"/>
+    <w:lvl w:ilvl="0">
+      <w:start w:val="1"/>
+      <w:numFmt w:val="decimal"/>
+      <w:lvlText w:val="%1."/>
+      <w:lvlJc w:val="left"/>
+      <w:pPr>
+        <w:tabs>
+          <w:tab w:val="num" w:pos="720"/>
+        </w:tabs>
+        <w:ind w:left="720" w:hanging="360"/>
+      </w:pPr>
+    </w:lvl>
+    <w:lvl w:ilvl="1" w:tentative="1">
+      <w:start w:val="1"/>
+      <w:numFmt w:val="decimal"/>
+      <w:lvlText w:val="%2."/>
+      <w:lvlJc w:val="left"/>
+      <w:pPr>
+        <w:tabs>
+          <w:tab w:val="num" w:pos="1440"/>
+        </w:tabs>
+        <w:ind w:left="1440" w:hanging="360"/>
+      </w:pPr>
+    </w:lvl>
+    <w:lvl w:ilvl="2" w:tentative="1">
+      <w:start w:val="1"/>
+      <w:numFmt w:val="decimal"/>
+      <w:lvlText w:val="%3."/>
+      <w:lvlJc w:val="left"/>
+      <w:pPr>
+        <w:tabs>
+          <w:tab w:val="num" w:pos="2160"/>
+        </w:tabs>
+        <w:ind w:left="2160" w:hanging="360"/>
+      </w:pPr>
+    </w:lvl>
+    <w:lvl w:ilvl="3" w:tentative="1">
+      <w:start w:val="1"/>
+      <w:numFmt w:val="decimal"/>
+      <w:lvlText w:val="%4."/>
+      <w:lvlJc w:val="left"/>
+      <w:pPr>
+        <w:tabs>
+          <w:tab w:val="num" w:pos="2880"/>
+        </w:tabs>
+        <w:ind w:left="2880" w:hanging="360"/>
+      </w:pPr>
+    </w:lvl>
+    <w:lvl w:ilvl="4" w:tentative="1">
+      <w:start w:val="1"/>
+      <w:numFmt w:val="decimal"/>
+      <w:lvlText w:val="%5."/>
+      <w:lvlJc w:val="left"/>
+      <w:pPr>
+        <w:tabs>
+          <w:tab w:val="num" w:pos="3600"/>
+        </w:tabs>
+        <w:ind w:left="3600" w:hanging="360"/>
+      </w:pPr>
+    </w:lvl>
+    <w:lvl w:ilvl="5" w:tentative="1">
+      <w:start w:val="1"/>
+      <w:numFmt w:val="decimal"/>
+      <w:lvlText w:val="%6."/>
+      <w:lvlJc w:val="left"/>
+      <w:pPr>
+        <w:tabs>
+          <w:tab w:val="num" w:pos="4320"/>
+        </w:tabs>
+        <w:ind w:left="4320" w:hanging="360"/>
+      </w:pPr>
+    </w:lvl>
+    <w:lvl w:ilvl="6" w:tentative="1">
+      <w:start w:val="1"/>
+      <w:numFmt w:val="decimal"/>
+      <w:lvlText w:val="%7."/>
+      <w:lvlJc w:val="left"/>
+      <w:pPr>
+        <w:tabs>
+          <w:tab w:val="num" w:pos="5040"/>
+        </w:tabs>
+        <w:ind w:left="5040" w:hanging="360"/>
+      </w:pPr>
+    </w:lvl>
+    <w:lvl w:ilvl="7" w:tentative="1">
+      <w:start w:val="1"/>
+      <w:numFmt w:val="decimal"/>
+      <w:lvlText w:val="%8."/>
+      <w:lvlJc w:val="left"/>
+      <w:pPr>
+        <w:tabs>
+          <w:tab w:val="num" w:pos="5760"/>
+        </w:tabs>
+        <w:ind w:left="5760" w:hanging="360"/>
+      </w:pPr>
+    </w:lvl>
+    <w:lvl w:ilvl="8" w:tentative="1">
+      <w:start w:val="1"/>
+      <w:numFmt w:val="decimal"/>
+      <w:lvlText w:val="%9."/>
+      <w:lvlJc w:val="left"/>
+      <w:pPr>
+        <w:tabs>
+          <w:tab w:val="num" w:pos="6480"/>
+        </w:tabs>
+        <w:ind w:left="6480" w:hanging="360"/>
+      </w:pPr>
+    </w:lvl>
+  </w:abstractNum>
+  <w:abstractNum w:abstractNumId="151" w15:restartNumberingAfterBreak="0">
     <w:nsid w:val="63DF2DF1"/>
     <w:multiLevelType w:val="multilevel"/>
     <w:tmpl w:val="3FC60588"/>
@@ -21867,7 +23971,7 @@
       </w:rPr>
     </w:lvl>
   </w:abstractNum>
-  <w:abstractNum w:abstractNumId="149" w15:restartNumberingAfterBreak="0">
+  <w:abstractNum w:abstractNumId="152" w15:restartNumberingAfterBreak="0">
     <w:nsid w:val="63ED5878"/>
     <w:multiLevelType w:val="multilevel"/>
     <w:tmpl w:val="72083384"/>
@@ -22016,7 +24120,7 @@
       </w:rPr>
     </w:lvl>
   </w:abstractNum>
-  <w:abstractNum w:abstractNumId="150" w15:restartNumberingAfterBreak="0">
+  <w:abstractNum w:abstractNumId="153" w15:restartNumberingAfterBreak="0">
     <w:nsid w:val="64322BDC"/>
     <w:multiLevelType w:val="multilevel"/>
     <w:tmpl w:val="B34C010C"/>
@@ -22165,7 +24269,7 @@
       </w:rPr>
     </w:lvl>
   </w:abstractNum>
-  <w:abstractNum w:abstractNumId="151" w15:restartNumberingAfterBreak="0">
+  <w:abstractNum w:abstractNumId="154" w15:restartNumberingAfterBreak="0">
     <w:nsid w:val="650A75BB"/>
     <w:multiLevelType w:val="hybridMultilevel"/>
     <w:tmpl w:val="A440A54A"/>
@@ -22254,7 +24358,7 @@
       </w:pPr>
     </w:lvl>
   </w:abstractNum>
-  <w:abstractNum w:abstractNumId="152" w15:restartNumberingAfterBreak="0">
+  <w:abstractNum w:abstractNumId="155" w15:restartNumberingAfterBreak="0">
     <w:nsid w:val="65856512"/>
     <w:multiLevelType w:val="multilevel"/>
     <w:tmpl w:val="73F62F9E"/>
@@ -22403,7 +24507,7 @@
       </w:rPr>
     </w:lvl>
   </w:abstractNum>
-  <w:abstractNum w:abstractNumId="153" w15:restartNumberingAfterBreak="0">
+  <w:abstractNum w:abstractNumId="156" w15:restartNumberingAfterBreak="0">
     <w:nsid w:val="65F41659"/>
     <w:multiLevelType w:val="multilevel"/>
     <w:tmpl w:val="20269756"/>
@@ -22552,7 +24656,7 @@
       </w:rPr>
     </w:lvl>
   </w:abstractNum>
-  <w:abstractNum w:abstractNumId="154" w15:restartNumberingAfterBreak="0">
+  <w:abstractNum w:abstractNumId="157" w15:restartNumberingAfterBreak="0">
     <w:nsid w:val="66202301"/>
     <w:multiLevelType w:val="multilevel"/>
     <w:tmpl w:val="136C61D4"/>
@@ -22701,7 +24805,7 @@
       </w:rPr>
     </w:lvl>
   </w:abstractNum>
-  <w:abstractNum w:abstractNumId="155" w15:restartNumberingAfterBreak="0">
+  <w:abstractNum w:abstractNumId="158" w15:restartNumberingAfterBreak="0">
     <w:nsid w:val="66F4781A"/>
     <w:multiLevelType w:val="multilevel"/>
     <w:tmpl w:val="A72CD738"/>
@@ -22850,7 +24954,7 @@
       </w:rPr>
     </w:lvl>
   </w:abstractNum>
-  <w:abstractNum w:abstractNumId="156" w15:restartNumberingAfterBreak="0">
+  <w:abstractNum w:abstractNumId="159" w15:restartNumberingAfterBreak="0">
     <w:nsid w:val="670D3B29"/>
     <w:multiLevelType w:val="multilevel"/>
     <w:tmpl w:val="A716874C"/>
@@ -22963,7 +25067,7 @@
       </w:pPr>
     </w:lvl>
   </w:abstractNum>
-  <w:abstractNum w:abstractNumId="157" w15:restartNumberingAfterBreak="0">
+  <w:abstractNum w:abstractNumId="160" w15:restartNumberingAfterBreak="0">
     <w:nsid w:val="671A1068"/>
     <w:multiLevelType w:val="multilevel"/>
     <w:tmpl w:val="37948C88"/>
@@ -23112,7 +25216,7 @@
       </w:rPr>
     </w:lvl>
   </w:abstractNum>
-  <w:abstractNum w:abstractNumId="158" w15:restartNumberingAfterBreak="0">
+  <w:abstractNum w:abstractNumId="161" w15:restartNumberingAfterBreak="0">
     <w:nsid w:val="683630F9"/>
     <w:multiLevelType w:val="multilevel"/>
     <w:tmpl w:val="1DDCC190"/>
@@ -23261,7 +25365,7 @@
       </w:rPr>
     </w:lvl>
   </w:abstractNum>
-  <w:abstractNum w:abstractNumId="159" w15:restartNumberingAfterBreak="0">
+  <w:abstractNum w:abstractNumId="162" w15:restartNumberingAfterBreak="0">
     <w:nsid w:val="69122421"/>
     <w:multiLevelType w:val="multilevel"/>
     <w:tmpl w:val="5A886F1C"/>
@@ -23410,7 +25514,7 @@
       </w:rPr>
     </w:lvl>
   </w:abstractNum>
-  <w:abstractNum w:abstractNumId="160" w15:restartNumberingAfterBreak="0">
+  <w:abstractNum w:abstractNumId="163" w15:restartNumberingAfterBreak="0">
     <w:nsid w:val="69C33B05"/>
     <w:multiLevelType w:val="multilevel"/>
     <w:tmpl w:val="C6DECF60"/>
@@ -23559,7 +25663,7 @@
       </w:rPr>
     </w:lvl>
   </w:abstractNum>
-  <w:abstractNum w:abstractNumId="161" w15:restartNumberingAfterBreak="0">
+  <w:abstractNum w:abstractNumId="164" w15:restartNumberingAfterBreak="0">
     <w:nsid w:val="6A737968"/>
     <w:multiLevelType w:val="multilevel"/>
     <w:tmpl w:val="C8D2DC5C"/>
@@ -23708,7 +25812,7 @@
       </w:rPr>
     </w:lvl>
   </w:abstractNum>
-  <w:abstractNum w:abstractNumId="162" w15:restartNumberingAfterBreak="0">
+  <w:abstractNum w:abstractNumId="165" w15:restartNumberingAfterBreak="0">
     <w:nsid w:val="6A9E04D5"/>
     <w:multiLevelType w:val="multilevel"/>
     <w:tmpl w:val="05FC0DE6"/>
@@ -23857,7 +25961,7 @@
       </w:rPr>
     </w:lvl>
   </w:abstractNum>
-  <w:abstractNum w:abstractNumId="163" w15:restartNumberingAfterBreak="0">
+  <w:abstractNum w:abstractNumId="166" w15:restartNumberingAfterBreak="0">
     <w:nsid w:val="6B1B2956"/>
     <w:multiLevelType w:val="multilevel"/>
     <w:tmpl w:val="EF96061C"/>
@@ -24006,7 +26110,7 @@
       </w:rPr>
     </w:lvl>
   </w:abstractNum>
-  <w:abstractNum w:abstractNumId="164" w15:restartNumberingAfterBreak="0">
+  <w:abstractNum w:abstractNumId="167" w15:restartNumberingAfterBreak="0">
     <w:nsid w:val="6B9C0C18"/>
     <w:multiLevelType w:val="multilevel"/>
     <w:tmpl w:val="5ABA052A"/>
@@ -24155,7 +26259,7 @@
       </w:rPr>
     </w:lvl>
   </w:abstractNum>
-  <w:abstractNum w:abstractNumId="165" w15:restartNumberingAfterBreak="0">
+  <w:abstractNum w:abstractNumId="168" w15:restartNumberingAfterBreak="0">
     <w:nsid w:val="6BB847A8"/>
     <w:multiLevelType w:val="multilevel"/>
     <w:tmpl w:val="5B2C010A"/>
@@ -24304,7 +26408,7 @@
       </w:rPr>
     </w:lvl>
   </w:abstractNum>
-  <w:abstractNum w:abstractNumId="166" w15:restartNumberingAfterBreak="0">
+  <w:abstractNum w:abstractNumId="169" w15:restartNumberingAfterBreak="0">
     <w:nsid w:val="6C1F3C2C"/>
     <w:multiLevelType w:val="multilevel"/>
     <w:tmpl w:val="4BBA7E76"/>
@@ -24453,7 +26557,7 @@
       </w:rPr>
     </w:lvl>
   </w:abstractNum>
-  <w:abstractNum w:abstractNumId="167" w15:restartNumberingAfterBreak="0">
+  <w:abstractNum w:abstractNumId="170" w15:restartNumberingAfterBreak="0">
     <w:nsid w:val="6CB8143F"/>
     <w:multiLevelType w:val="multilevel"/>
     <w:tmpl w:val="D03A000C"/>
@@ -24602,7 +26706,7 @@
       </w:rPr>
     </w:lvl>
   </w:abstractNum>
-  <w:abstractNum w:abstractNumId="168" w15:restartNumberingAfterBreak="0">
+  <w:abstractNum w:abstractNumId="171" w15:restartNumberingAfterBreak="0">
     <w:nsid w:val="6CE73928"/>
     <w:multiLevelType w:val="multilevel"/>
     <w:tmpl w:val="E9C233D6"/>
@@ -24751,7 +26855,7 @@
       </w:rPr>
     </w:lvl>
   </w:abstractNum>
-  <w:abstractNum w:abstractNumId="169" w15:restartNumberingAfterBreak="0">
+  <w:abstractNum w:abstractNumId="172" w15:restartNumberingAfterBreak="0">
     <w:nsid w:val="6CEC5CF9"/>
     <w:multiLevelType w:val="multilevel"/>
     <w:tmpl w:val="EE5CFD94"/>
@@ -24900,7 +27004,7 @@
       </w:rPr>
     </w:lvl>
   </w:abstractNum>
-  <w:abstractNum w:abstractNumId="170" w15:restartNumberingAfterBreak="0">
+  <w:abstractNum w:abstractNumId="173" w15:restartNumberingAfterBreak="0">
     <w:nsid w:val="6DD72BEE"/>
     <w:multiLevelType w:val="multilevel"/>
     <w:tmpl w:val="FEE067C2"/>
@@ -25049,7 +27153,7 @@
       </w:rPr>
     </w:lvl>
   </w:abstractNum>
-  <w:abstractNum w:abstractNumId="171" w15:restartNumberingAfterBreak="0">
+  <w:abstractNum w:abstractNumId="174" w15:restartNumberingAfterBreak="0">
     <w:nsid w:val="6E85379D"/>
     <w:multiLevelType w:val="multilevel"/>
     <w:tmpl w:val="771E471C"/>
@@ -25198,7 +27302,7 @@
       </w:rPr>
     </w:lvl>
   </w:abstractNum>
-  <w:abstractNum w:abstractNumId="172" w15:restartNumberingAfterBreak="0">
+  <w:abstractNum w:abstractNumId="175" w15:restartNumberingAfterBreak="0">
     <w:nsid w:val="6FE03DDF"/>
     <w:multiLevelType w:val="multilevel"/>
     <w:tmpl w:val="BE16E3A2"/>
@@ -25347,7 +27451,7 @@
       </w:rPr>
     </w:lvl>
   </w:abstractNum>
-  <w:abstractNum w:abstractNumId="173" w15:restartNumberingAfterBreak="0">
+  <w:abstractNum w:abstractNumId="176" w15:restartNumberingAfterBreak="0">
     <w:nsid w:val="708C005D"/>
     <w:multiLevelType w:val="multilevel"/>
     <w:tmpl w:val="3FA4DCA0"/>
@@ -25496,7 +27600,7 @@
       </w:rPr>
     </w:lvl>
   </w:abstractNum>
-  <w:abstractNum w:abstractNumId="174" w15:restartNumberingAfterBreak="0">
+  <w:abstractNum w:abstractNumId="177" w15:restartNumberingAfterBreak="0">
     <w:nsid w:val="70EC5ADF"/>
     <w:multiLevelType w:val="multilevel"/>
     <w:tmpl w:val="E6480A60"/>
@@ -25645,7 +27749,7 @@
       </w:rPr>
     </w:lvl>
   </w:abstractNum>
-  <w:abstractNum w:abstractNumId="175" w15:restartNumberingAfterBreak="0">
+  <w:abstractNum w:abstractNumId="178" w15:restartNumberingAfterBreak="0">
     <w:nsid w:val="713001E8"/>
     <w:multiLevelType w:val="multilevel"/>
     <w:tmpl w:val="A114E874"/>
@@ -25794,7 +27898,7 @@
       </w:rPr>
     </w:lvl>
   </w:abstractNum>
-  <w:abstractNum w:abstractNumId="176" w15:restartNumberingAfterBreak="0">
+  <w:abstractNum w:abstractNumId="179" w15:restartNumberingAfterBreak="0">
     <w:nsid w:val="714B10FC"/>
     <w:multiLevelType w:val="multilevel"/>
     <w:tmpl w:val="92A43D7C"/>
@@ -25943,7 +28047,7 @@
       </w:rPr>
     </w:lvl>
   </w:abstractNum>
-  <w:abstractNum w:abstractNumId="177" w15:restartNumberingAfterBreak="0">
+  <w:abstractNum w:abstractNumId="180" w15:restartNumberingAfterBreak="0">
     <w:nsid w:val="71D5561F"/>
     <w:multiLevelType w:val="multilevel"/>
     <w:tmpl w:val="505C4DC6"/>
@@ -26092,7 +28196,7 @@
       </w:rPr>
     </w:lvl>
   </w:abstractNum>
-  <w:abstractNum w:abstractNumId="178" w15:restartNumberingAfterBreak="0">
+  <w:abstractNum w:abstractNumId="181" w15:restartNumberingAfterBreak="0">
     <w:nsid w:val="73247F45"/>
     <w:multiLevelType w:val="multilevel"/>
     <w:tmpl w:val="922046E6"/>
@@ -26241,7 +28345,7 @@
       </w:rPr>
     </w:lvl>
   </w:abstractNum>
-  <w:abstractNum w:abstractNumId="179" w15:restartNumberingAfterBreak="0">
+  <w:abstractNum w:abstractNumId="182" w15:restartNumberingAfterBreak="0">
     <w:nsid w:val="73C513EB"/>
     <w:multiLevelType w:val="multilevel"/>
     <w:tmpl w:val="A678BE1C"/>
@@ -26390,7 +28494,7 @@
       </w:rPr>
     </w:lvl>
   </w:abstractNum>
-  <w:abstractNum w:abstractNumId="180" w15:restartNumberingAfterBreak="0">
+  <w:abstractNum w:abstractNumId="183" w15:restartNumberingAfterBreak="0">
     <w:nsid w:val="74C455E6"/>
     <w:multiLevelType w:val="multilevel"/>
     <w:tmpl w:val="49A0094E"/>
@@ -26539,7 +28643,7 @@
       </w:rPr>
     </w:lvl>
   </w:abstractNum>
-  <w:abstractNum w:abstractNumId="181" w15:restartNumberingAfterBreak="0">
+  <w:abstractNum w:abstractNumId="184" w15:restartNumberingAfterBreak="0">
     <w:nsid w:val="74E82695"/>
     <w:multiLevelType w:val="multilevel"/>
     <w:tmpl w:val="B83EC8FA"/>
@@ -26688,7 +28792,7 @@
       </w:rPr>
     </w:lvl>
   </w:abstractNum>
-  <w:abstractNum w:abstractNumId="182" w15:restartNumberingAfterBreak="0">
+  <w:abstractNum w:abstractNumId="185" w15:restartNumberingAfterBreak="0">
     <w:nsid w:val="7625323E"/>
     <w:multiLevelType w:val="multilevel"/>
     <w:tmpl w:val="6E3ECB28"/>
@@ -26837,7 +28941,7 @@
       </w:rPr>
     </w:lvl>
   </w:abstractNum>
-  <w:abstractNum w:abstractNumId="183" w15:restartNumberingAfterBreak="0">
+  <w:abstractNum w:abstractNumId="186" w15:restartNumberingAfterBreak="0">
     <w:nsid w:val="77606675"/>
     <w:multiLevelType w:val="multilevel"/>
     <w:tmpl w:val="A4561C26"/>
@@ -26986,7 +29090,7 @@
       </w:rPr>
     </w:lvl>
   </w:abstractNum>
-  <w:abstractNum w:abstractNumId="184" w15:restartNumberingAfterBreak="0">
+  <w:abstractNum w:abstractNumId="187" w15:restartNumberingAfterBreak="0">
     <w:nsid w:val="77C93643"/>
     <w:multiLevelType w:val="multilevel"/>
     <w:tmpl w:val="E2F8D2AE"/>
@@ -27135,7 +29239,7 @@
       </w:rPr>
     </w:lvl>
   </w:abstractNum>
-  <w:abstractNum w:abstractNumId="185" w15:restartNumberingAfterBreak="0">
+  <w:abstractNum w:abstractNumId="188" w15:restartNumberingAfterBreak="0">
     <w:nsid w:val="785366D0"/>
     <w:multiLevelType w:val="multilevel"/>
     <w:tmpl w:val="19AAD2D4"/>
@@ -27284,7 +29388,7 @@
       </w:rPr>
     </w:lvl>
   </w:abstractNum>
-  <w:abstractNum w:abstractNumId="186" w15:restartNumberingAfterBreak="0">
+  <w:abstractNum w:abstractNumId="189" w15:restartNumberingAfterBreak="0">
     <w:nsid w:val="78F05746"/>
     <w:multiLevelType w:val="multilevel"/>
     <w:tmpl w:val="DB6C36EC"/>
@@ -27433,7 +29537,7 @@
       </w:rPr>
     </w:lvl>
   </w:abstractNum>
-  <w:abstractNum w:abstractNumId="187" w15:restartNumberingAfterBreak="0">
+  <w:abstractNum w:abstractNumId="190" w15:restartNumberingAfterBreak="0">
     <w:nsid w:val="78FB1AB9"/>
     <w:multiLevelType w:val="multilevel"/>
     <w:tmpl w:val="B08A4AFE"/>
@@ -27582,7 +29686,7 @@
       </w:rPr>
     </w:lvl>
   </w:abstractNum>
-  <w:abstractNum w:abstractNumId="188" w15:restartNumberingAfterBreak="0">
+  <w:abstractNum w:abstractNumId="191" w15:restartNumberingAfterBreak="0">
     <w:nsid w:val="7BA71B4F"/>
     <w:multiLevelType w:val="multilevel"/>
     <w:tmpl w:val="B034420E"/>
@@ -27731,7 +29835,7 @@
       </w:rPr>
     </w:lvl>
   </w:abstractNum>
-  <w:abstractNum w:abstractNumId="189" w15:restartNumberingAfterBreak="0">
+  <w:abstractNum w:abstractNumId="192" w15:restartNumberingAfterBreak="0">
     <w:nsid w:val="7CF64BDE"/>
     <w:multiLevelType w:val="multilevel"/>
     <w:tmpl w:val="89503966"/>
@@ -27880,7 +29984,7 @@
       </w:rPr>
     </w:lvl>
   </w:abstractNum>
-  <w:abstractNum w:abstractNumId="190" w15:restartNumberingAfterBreak="0">
+  <w:abstractNum w:abstractNumId="193" w15:restartNumberingAfterBreak="0">
     <w:nsid w:val="7E5D1192"/>
     <w:multiLevelType w:val="multilevel"/>
     <w:tmpl w:val="8FA2A2B4"/>
@@ -28029,7 +30133,7 @@
       </w:rPr>
     </w:lvl>
   </w:abstractNum>
-  <w:abstractNum w:abstractNumId="191" w15:restartNumberingAfterBreak="0">
+  <w:abstractNum w:abstractNumId="194" w15:restartNumberingAfterBreak="0">
     <w:nsid w:val="7F7327F2"/>
     <w:multiLevelType w:val="multilevel"/>
     <w:tmpl w:val="51800B58"/>
@@ -28179,142 +30283,142 @@
     </w:lvl>
   </w:abstractNum>
   <w:num w:numId="1">
-    <w:abstractNumId w:val="151"/>
+    <w:abstractNumId w:val="154"/>
   </w:num>
   <w:num w:numId="2">
     <w:abstractNumId w:val="12"/>
   </w:num>
   <w:num w:numId="3">
-    <w:abstractNumId w:val="164"/>
+    <w:abstractNumId w:val="167"/>
   </w:num>
   <w:num w:numId="4">
-    <w:abstractNumId w:val="43"/>
+    <w:abstractNumId w:val="45"/>
   </w:num>
   <w:num w:numId="5">
-    <w:abstractNumId w:val="115"/>
+    <w:abstractNumId w:val="117"/>
   </w:num>
   <w:num w:numId="6">
     <w:abstractNumId w:val="4"/>
   </w:num>
   <w:num w:numId="7">
-    <w:abstractNumId w:val="24"/>
+    <w:abstractNumId w:val="25"/>
   </w:num>
   <w:num w:numId="8">
-    <w:abstractNumId w:val="127"/>
+    <w:abstractNumId w:val="129"/>
   </w:num>
   <w:num w:numId="9">
-    <w:abstractNumId w:val="191"/>
+    <w:abstractNumId w:val="194"/>
   </w:num>
   <w:num w:numId="10">
-    <w:abstractNumId w:val="88"/>
+    <w:abstractNumId w:val="90"/>
   </w:num>
   <w:num w:numId="11">
-    <w:abstractNumId w:val="107"/>
+    <w:abstractNumId w:val="109"/>
   </w:num>
   <w:num w:numId="12">
-    <w:abstractNumId w:val="79"/>
+    <w:abstractNumId w:val="81"/>
   </w:num>
   <w:num w:numId="13">
-    <w:abstractNumId w:val="154"/>
+    <w:abstractNumId w:val="157"/>
   </w:num>
   <w:num w:numId="14">
-    <w:abstractNumId w:val="153"/>
+    <w:abstractNumId w:val="156"/>
   </w:num>
   <w:num w:numId="15">
-    <w:abstractNumId w:val="46"/>
+    <w:abstractNumId w:val="48"/>
   </w:num>
   <w:num w:numId="16">
     <w:abstractNumId w:val="15"/>
   </w:num>
   <w:num w:numId="17">
-    <w:abstractNumId w:val="160"/>
+    <w:abstractNumId w:val="163"/>
   </w:num>
   <w:num w:numId="18">
-    <w:abstractNumId w:val="50"/>
+    <w:abstractNumId w:val="52"/>
   </w:num>
   <w:num w:numId="19">
-    <w:abstractNumId w:val="166"/>
+    <w:abstractNumId w:val="169"/>
   </w:num>
   <w:num w:numId="20">
-    <w:abstractNumId w:val="189"/>
+    <w:abstractNumId w:val="192"/>
   </w:num>
   <w:num w:numId="21">
-    <w:abstractNumId w:val="30"/>
+    <w:abstractNumId w:val="31"/>
   </w:num>
   <w:num w:numId="22">
-    <w:abstractNumId w:val="171"/>
+    <w:abstractNumId w:val="174"/>
   </w:num>
   <w:num w:numId="23">
-    <w:abstractNumId w:val="148"/>
+    <w:abstractNumId w:val="151"/>
   </w:num>
   <w:num w:numId="24">
-    <w:abstractNumId w:val="82"/>
+    <w:abstractNumId w:val="84"/>
   </w:num>
   <w:num w:numId="25">
-    <w:abstractNumId w:val="174"/>
+    <w:abstractNumId w:val="177"/>
   </w:num>
   <w:num w:numId="26">
-    <w:abstractNumId w:val="144"/>
+    <w:abstractNumId w:val="146"/>
   </w:num>
   <w:num w:numId="27">
-    <w:abstractNumId w:val="188"/>
+    <w:abstractNumId w:val="191"/>
   </w:num>
   <w:num w:numId="28">
-    <w:abstractNumId w:val="69"/>
+    <w:abstractNumId w:val="71"/>
   </w:num>
   <w:num w:numId="29">
-    <w:abstractNumId w:val="162"/>
+    <w:abstractNumId w:val="165"/>
   </w:num>
   <w:num w:numId="30">
-    <w:abstractNumId w:val="86"/>
+    <w:abstractNumId w:val="88"/>
   </w:num>
   <w:num w:numId="31">
-    <w:abstractNumId w:val="49"/>
+    <w:abstractNumId w:val="51"/>
   </w:num>
   <w:num w:numId="32">
-    <w:abstractNumId w:val="112"/>
+    <w:abstractNumId w:val="114"/>
   </w:num>
   <w:num w:numId="33">
+    <w:abstractNumId w:val="187"/>
+  </w:num>
+  <w:num w:numId="34">
     <w:abstractNumId w:val="184"/>
   </w:num>
-  <w:num w:numId="34">
-    <w:abstractNumId w:val="181"/>
-  </w:num>
   <w:num w:numId="35">
-    <w:abstractNumId w:val="190"/>
+    <w:abstractNumId w:val="193"/>
   </w:num>
   <w:num w:numId="36">
-    <w:abstractNumId w:val="80"/>
+    <w:abstractNumId w:val="82"/>
   </w:num>
   <w:num w:numId="37">
     <w:abstractNumId w:val="5"/>
   </w:num>
   <w:num w:numId="38">
-    <w:abstractNumId w:val="101"/>
+    <w:abstractNumId w:val="103"/>
   </w:num>
   <w:num w:numId="39">
-    <w:abstractNumId w:val="37"/>
+    <w:abstractNumId w:val="38"/>
   </w:num>
   <w:num w:numId="40">
-    <w:abstractNumId w:val="84"/>
+    <w:abstractNumId w:val="86"/>
   </w:num>
   <w:num w:numId="41">
     <w:abstractNumId w:val="8"/>
   </w:num>
   <w:num w:numId="42">
-    <w:abstractNumId w:val="39"/>
+    <w:abstractNumId w:val="41"/>
   </w:num>
   <w:num w:numId="43">
-    <w:abstractNumId w:val="71"/>
+    <w:abstractNumId w:val="73"/>
   </w:num>
   <w:num w:numId="44">
-    <w:abstractNumId w:val="104"/>
+    <w:abstractNumId w:val="106"/>
   </w:num>
   <w:num w:numId="45">
-    <w:abstractNumId w:val="136"/>
+    <w:abstractNumId w:val="138"/>
   </w:num>
   <w:num w:numId="46">
-    <w:abstractNumId w:val="45"/>
+    <w:abstractNumId w:val="47"/>
   </w:num>
   <w:num w:numId="47">
     <w:abstractNumId w:val="13"/>
@@ -28323,436 +30427,445 @@
     <w:abstractNumId w:val="6"/>
   </w:num>
   <w:num w:numId="49">
-    <w:abstractNumId w:val="33"/>
+    <w:abstractNumId w:val="34"/>
   </w:num>
   <w:num w:numId="50">
-    <w:abstractNumId w:val="94"/>
+    <w:abstractNumId w:val="96"/>
   </w:num>
   <w:num w:numId="51">
-    <w:abstractNumId w:val="152"/>
+    <w:abstractNumId w:val="155"/>
   </w:num>
   <w:num w:numId="52">
-    <w:abstractNumId w:val="53"/>
+    <w:abstractNumId w:val="55"/>
   </w:num>
   <w:num w:numId="53">
-    <w:abstractNumId w:val="161"/>
+    <w:abstractNumId w:val="164"/>
   </w:num>
   <w:num w:numId="54">
-    <w:abstractNumId w:val="21"/>
+    <w:abstractNumId w:val="22"/>
   </w:num>
   <w:num w:numId="55">
-    <w:abstractNumId w:val="52"/>
+    <w:abstractNumId w:val="54"/>
   </w:num>
   <w:num w:numId="56">
-    <w:abstractNumId w:val="178"/>
+    <w:abstractNumId w:val="181"/>
   </w:num>
   <w:num w:numId="57">
-    <w:abstractNumId w:val="77"/>
+    <w:abstractNumId w:val="79"/>
   </w:num>
   <w:num w:numId="58">
-    <w:abstractNumId w:val="73"/>
+    <w:abstractNumId w:val="75"/>
   </w:num>
   <w:num w:numId="59">
-    <w:abstractNumId w:val="95"/>
+    <w:abstractNumId w:val="97"/>
   </w:num>
   <w:num w:numId="60">
-    <w:abstractNumId w:val="103"/>
+    <w:abstractNumId w:val="105"/>
   </w:num>
   <w:num w:numId="61">
-    <w:abstractNumId w:val="34"/>
+    <w:abstractNumId w:val="35"/>
   </w:num>
   <w:num w:numId="62">
-    <w:abstractNumId w:val="58"/>
+    <w:abstractNumId w:val="60"/>
   </w:num>
   <w:num w:numId="63">
-    <w:abstractNumId w:val="156"/>
+    <w:abstractNumId w:val="159"/>
   </w:num>
   <w:num w:numId="64">
+    <w:abstractNumId w:val="89"/>
+  </w:num>
+  <w:num w:numId="65">
+    <w:abstractNumId w:val="76"/>
+  </w:num>
+  <w:num w:numId="66">
+    <w:abstractNumId w:val="20"/>
+  </w:num>
+  <w:num w:numId="67">
     <w:abstractNumId w:val="87"/>
   </w:num>
-  <w:num w:numId="65">
-    <w:abstractNumId w:val="74"/>
-  </w:num>
-  <w:num w:numId="66">
-    <w:abstractNumId w:val="19"/>
-  </w:num>
-  <w:num w:numId="67">
-    <w:abstractNumId w:val="85"/>
-  </w:num>
   <w:num w:numId="68">
-    <w:abstractNumId w:val="120"/>
+    <w:abstractNumId w:val="122"/>
   </w:num>
   <w:num w:numId="69">
-    <w:abstractNumId w:val="124"/>
+    <w:abstractNumId w:val="126"/>
   </w:num>
   <w:num w:numId="70">
-    <w:abstractNumId w:val="167"/>
+    <w:abstractNumId w:val="170"/>
   </w:num>
   <w:num w:numId="71">
-    <w:abstractNumId w:val="25"/>
+    <w:abstractNumId w:val="26"/>
   </w:num>
   <w:num w:numId="72">
-    <w:abstractNumId w:val="121"/>
+    <w:abstractNumId w:val="123"/>
   </w:num>
   <w:num w:numId="73">
     <w:abstractNumId w:val="10"/>
   </w:num>
   <w:num w:numId="74">
-    <w:abstractNumId w:val="130"/>
+    <w:abstractNumId w:val="132"/>
   </w:num>
   <w:num w:numId="75">
-    <w:abstractNumId w:val="108"/>
+    <w:abstractNumId w:val="110"/>
   </w:num>
   <w:num w:numId="76">
-    <w:abstractNumId w:val="179"/>
+    <w:abstractNumId w:val="182"/>
   </w:num>
   <w:num w:numId="77">
-    <w:abstractNumId w:val="132"/>
+    <w:abstractNumId w:val="134"/>
   </w:num>
   <w:num w:numId="78">
-    <w:abstractNumId w:val="89"/>
+    <w:abstractNumId w:val="91"/>
   </w:num>
   <w:num w:numId="79">
-    <w:abstractNumId w:val="145"/>
+    <w:abstractNumId w:val="147"/>
   </w:num>
   <w:num w:numId="80">
-    <w:abstractNumId w:val="147"/>
+    <w:abstractNumId w:val="149"/>
   </w:num>
   <w:num w:numId="81">
-    <w:abstractNumId w:val="110"/>
+    <w:abstractNumId w:val="112"/>
   </w:num>
   <w:num w:numId="82">
-    <w:abstractNumId w:val="27"/>
+    <w:abstractNumId w:val="28"/>
   </w:num>
   <w:num w:numId="83">
-    <w:abstractNumId w:val="114"/>
+    <w:abstractNumId w:val="116"/>
   </w:num>
   <w:num w:numId="84">
-    <w:abstractNumId w:val="173"/>
+    <w:abstractNumId w:val="176"/>
   </w:num>
   <w:num w:numId="85">
-    <w:abstractNumId w:val="122"/>
+    <w:abstractNumId w:val="124"/>
   </w:num>
   <w:num w:numId="86">
-    <w:abstractNumId w:val="66"/>
+    <w:abstractNumId w:val="68"/>
   </w:num>
   <w:num w:numId="87">
     <w:abstractNumId w:val="11"/>
   </w:num>
   <w:num w:numId="88">
-    <w:abstractNumId w:val="123"/>
+    <w:abstractNumId w:val="125"/>
   </w:num>
   <w:num w:numId="89">
-    <w:abstractNumId w:val="67"/>
+    <w:abstractNumId w:val="69"/>
   </w:num>
   <w:num w:numId="90">
-    <w:abstractNumId w:val="54"/>
+    <w:abstractNumId w:val="56"/>
   </w:num>
   <w:num w:numId="91">
-    <w:abstractNumId w:val="62"/>
+    <w:abstractNumId w:val="64"/>
   </w:num>
   <w:num w:numId="92">
-    <w:abstractNumId w:val="81"/>
+    <w:abstractNumId w:val="83"/>
   </w:num>
   <w:num w:numId="93">
-    <w:abstractNumId w:val="26"/>
+    <w:abstractNumId w:val="27"/>
   </w:num>
   <w:num w:numId="94">
-    <w:abstractNumId w:val="170"/>
+    <w:abstractNumId w:val="173"/>
   </w:num>
   <w:num w:numId="95">
-    <w:abstractNumId w:val="185"/>
+    <w:abstractNumId w:val="188"/>
   </w:num>
   <w:num w:numId="96">
-    <w:abstractNumId w:val="125"/>
+    <w:abstractNumId w:val="127"/>
   </w:num>
   <w:num w:numId="97">
-    <w:abstractNumId w:val="17"/>
+    <w:abstractNumId w:val="18"/>
   </w:num>
   <w:num w:numId="98">
-    <w:abstractNumId w:val="64"/>
+    <w:abstractNumId w:val="66"/>
   </w:num>
   <w:num w:numId="99">
     <w:abstractNumId w:val="7"/>
   </w:num>
   <w:num w:numId="100">
-    <w:abstractNumId w:val="180"/>
+    <w:abstractNumId w:val="183"/>
   </w:num>
   <w:num w:numId="101">
-    <w:abstractNumId w:val="23"/>
+    <w:abstractNumId w:val="24"/>
   </w:num>
   <w:num w:numId="102">
-    <w:abstractNumId w:val="72"/>
+    <w:abstractNumId w:val="74"/>
   </w:num>
   <w:num w:numId="103">
-    <w:abstractNumId w:val="41"/>
+    <w:abstractNumId w:val="43"/>
   </w:num>
   <w:num w:numId="104">
-    <w:abstractNumId w:val="97"/>
+    <w:abstractNumId w:val="99"/>
   </w:num>
   <w:num w:numId="105">
-    <w:abstractNumId w:val="28"/>
+    <w:abstractNumId w:val="29"/>
   </w:num>
   <w:num w:numId="106">
-    <w:abstractNumId w:val="40"/>
+    <w:abstractNumId w:val="42"/>
   </w:num>
   <w:num w:numId="107">
-    <w:abstractNumId w:val="128"/>
+    <w:abstractNumId w:val="130"/>
   </w:num>
   <w:num w:numId="108">
-    <w:abstractNumId w:val="55"/>
+    <w:abstractNumId w:val="57"/>
   </w:num>
   <w:num w:numId="109">
-    <w:abstractNumId w:val="165"/>
+    <w:abstractNumId w:val="168"/>
   </w:num>
   <w:num w:numId="110">
-    <w:abstractNumId w:val="63"/>
+    <w:abstractNumId w:val="65"/>
   </w:num>
   <w:num w:numId="111">
-    <w:abstractNumId w:val="96"/>
+    <w:abstractNumId w:val="98"/>
   </w:num>
   <w:num w:numId="112">
-    <w:abstractNumId w:val="20"/>
+    <w:abstractNumId w:val="21"/>
   </w:num>
   <w:num w:numId="113">
     <w:abstractNumId w:val="16"/>
   </w:num>
   <w:num w:numId="114">
-    <w:abstractNumId w:val="172"/>
+    <w:abstractNumId w:val="175"/>
   </w:num>
   <w:num w:numId="115">
-    <w:abstractNumId w:val="118"/>
+    <w:abstractNumId w:val="120"/>
   </w:num>
   <w:num w:numId="116">
-    <w:abstractNumId w:val="57"/>
+    <w:abstractNumId w:val="59"/>
   </w:num>
   <w:num w:numId="117">
-    <w:abstractNumId w:val="146"/>
+    <w:abstractNumId w:val="148"/>
   </w:num>
   <w:num w:numId="118">
-    <w:abstractNumId w:val="47"/>
+    <w:abstractNumId w:val="49"/>
   </w:num>
   <w:num w:numId="119">
     <w:abstractNumId w:val="1"/>
   </w:num>
   <w:num w:numId="120">
+    <w:abstractNumId w:val="72"/>
+  </w:num>
+  <w:num w:numId="121">
+    <w:abstractNumId w:val="166"/>
+  </w:num>
+  <w:num w:numId="122">
+    <w:abstractNumId w:val="153"/>
+  </w:num>
+  <w:num w:numId="123">
+    <w:abstractNumId w:val="113"/>
+  </w:num>
+  <w:num w:numId="124">
+    <w:abstractNumId w:val="100"/>
+  </w:num>
+  <w:num w:numId="125">
+    <w:abstractNumId w:val="44"/>
+  </w:num>
+  <w:num w:numId="126">
+    <w:abstractNumId w:val="19"/>
+  </w:num>
+  <w:num w:numId="127">
+    <w:abstractNumId w:val="152"/>
+  </w:num>
+  <w:num w:numId="128">
+    <w:abstractNumId w:val="143"/>
+  </w:num>
+  <w:num w:numId="129">
+    <w:abstractNumId w:val="179"/>
+  </w:num>
+  <w:num w:numId="130">
+    <w:abstractNumId w:val="36"/>
+  </w:num>
+  <w:num w:numId="131">
+    <w:abstractNumId w:val="189"/>
+  </w:num>
+  <w:num w:numId="132">
+    <w:abstractNumId w:val="78"/>
+  </w:num>
+  <w:num w:numId="133">
+    <w:abstractNumId w:val="172"/>
+  </w:num>
+  <w:num w:numId="134">
+    <w:abstractNumId w:val="158"/>
+  </w:num>
+  <w:num w:numId="135">
+    <w:abstractNumId w:val="32"/>
+  </w:num>
+  <w:num w:numId="136">
+    <w:abstractNumId w:val="118"/>
+  </w:num>
+  <w:num w:numId="137">
+    <w:abstractNumId w:val="104"/>
+  </w:num>
+  <w:num w:numId="138">
+    <w:abstractNumId w:val="128"/>
+  </w:num>
+  <w:num w:numId="139">
     <w:abstractNumId w:val="70"/>
   </w:num>
-  <w:num w:numId="121">
-    <w:abstractNumId w:val="163"/>
-  </w:num>
-  <w:num w:numId="122">
-    <w:abstractNumId w:val="150"/>
-  </w:num>
-  <w:num w:numId="123">
-    <w:abstractNumId w:val="111"/>
-  </w:num>
-  <w:num w:numId="124">
-    <w:abstractNumId w:val="98"/>
-  </w:num>
-  <w:num w:numId="125">
-    <w:abstractNumId w:val="42"/>
-  </w:num>
-  <w:num w:numId="126">
-    <w:abstractNumId w:val="18"/>
-  </w:num>
-  <w:num w:numId="127">
-    <w:abstractNumId w:val="149"/>
-  </w:num>
-  <w:num w:numId="128">
-    <w:abstractNumId w:val="141"/>
-  </w:num>
-  <w:num w:numId="129">
-    <w:abstractNumId w:val="176"/>
-  </w:num>
-  <w:num w:numId="130">
-    <w:abstractNumId w:val="35"/>
-  </w:num>
-  <w:num w:numId="131">
-    <w:abstractNumId w:val="186"/>
-  </w:num>
-  <w:num w:numId="132">
-    <w:abstractNumId w:val="76"/>
-  </w:num>
-  <w:num w:numId="133">
-    <w:abstractNumId w:val="169"/>
-  </w:num>
-  <w:num w:numId="134">
-    <w:abstractNumId w:val="155"/>
-  </w:num>
-  <w:num w:numId="135">
-    <w:abstractNumId w:val="31"/>
-  </w:num>
-  <w:num w:numId="136">
-    <w:abstractNumId w:val="116"/>
-  </w:num>
-  <w:num w:numId="137">
-    <w:abstractNumId w:val="102"/>
-  </w:num>
-  <w:num w:numId="138">
-    <w:abstractNumId w:val="126"/>
-  </w:num>
-  <w:num w:numId="139">
-    <w:abstractNumId w:val="68"/>
-  </w:num>
   <w:num w:numId="140">
-    <w:abstractNumId w:val="159"/>
+    <w:abstractNumId w:val="162"/>
   </w:num>
   <w:num w:numId="141">
-    <w:abstractNumId w:val="177"/>
+    <w:abstractNumId w:val="180"/>
   </w:num>
   <w:num w:numId="142">
     <w:abstractNumId w:val="0"/>
   </w:num>
   <w:num w:numId="143">
-    <w:abstractNumId w:val="109"/>
+    <w:abstractNumId w:val="111"/>
   </w:num>
   <w:num w:numId="144">
-    <w:abstractNumId w:val="133"/>
+    <w:abstractNumId w:val="135"/>
   </w:num>
   <w:num w:numId="145">
-    <w:abstractNumId w:val="32"/>
+    <w:abstractNumId w:val="33"/>
   </w:num>
   <w:num w:numId="146">
-    <w:abstractNumId w:val="134"/>
+    <w:abstractNumId w:val="136"/>
   </w:num>
   <w:num w:numId="147">
-    <w:abstractNumId w:val="99"/>
+    <w:abstractNumId w:val="101"/>
   </w:num>
   <w:num w:numId="148">
-    <w:abstractNumId w:val="90"/>
+    <w:abstractNumId w:val="92"/>
   </w:num>
   <w:num w:numId="149">
     <w:abstractNumId w:val="3"/>
   </w:num>
   <w:num w:numId="150">
-    <w:abstractNumId w:val="75"/>
+    <w:abstractNumId w:val="77"/>
   </w:num>
   <w:num w:numId="151">
-    <w:abstractNumId w:val="38"/>
+    <w:abstractNumId w:val="39"/>
   </w:num>
   <w:num w:numId="152">
-    <w:abstractNumId w:val="187"/>
+    <w:abstractNumId w:val="190"/>
   </w:num>
   <w:num w:numId="153">
-    <w:abstractNumId w:val="61"/>
+    <w:abstractNumId w:val="63"/>
   </w:num>
   <w:num w:numId="154">
-    <w:abstractNumId w:val="29"/>
+    <w:abstractNumId w:val="30"/>
   </w:num>
   <w:num w:numId="155">
-    <w:abstractNumId w:val="117"/>
+    <w:abstractNumId w:val="119"/>
   </w:num>
   <w:num w:numId="156">
-    <w:abstractNumId w:val="140"/>
+    <w:abstractNumId w:val="142"/>
   </w:num>
   <w:num w:numId="157">
-    <w:abstractNumId w:val="157"/>
+    <w:abstractNumId w:val="160"/>
   </w:num>
   <w:num w:numId="158">
-    <w:abstractNumId w:val="131"/>
+    <w:abstractNumId w:val="133"/>
   </w:num>
   <w:num w:numId="159">
-    <w:abstractNumId w:val="113"/>
+    <w:abstractNumId w:val="115"/>
   </w:num>
   <w:num w:numId="160">
-    <w:abstractNumId w:val="92"/>
+    <w:abstractNumId w:val="94"/>
   </w:num>
   <w:num w:numId="161">
-    <w:abstractNumId w:val="137"/>
+    <w:abstractNumId w:val="139"/>
   </w:num>
   <w:num w:numId="162">
-    <w:abstractNumId w:val="158"/>
+    <w:abstractNumId w:val="161"/>
   </w:num>
   <w:num w:numId="163">
-    <w:abstractNumId w:val="48"/>
+    <w:abstractNumId w:val="50"/>
   </w:num>
   <w:num w:numId="164">
-    <w:abstractNumId w:val="139"/>
+    <w:abstractNumId w:val="141"/>
   </w:num>
   <w:num w:numId="165">
-    <w:abstractNumId w:val="51"/>
+    <w:abstractNumId w:val="53"/>
   </w:num>
   <w:num w:numId="166">
-    <w:abstractNumId w:val="22"/>
+    <w:abstractNumId w:val="23"/>
   </w:num>
   <w:num w:numId="167">
-    <w:abstractNumId w:val="106"/>
+    <w:abstractNumId w:val="108"/>
   </w:num>
   <w:num w:numId="168">
-    <w:abstractNumId w:val="93"/>
+    <w:abstractNumId w:val="95"/>
   </w:num>
   <w:num w:numId="169">
-    <w:abstractNumId w:val="65"/>
+    <w:abstractNumId w:val="67"/>
   </w:num>
   <w:num w:numId="170">
-    <w:abstractNumId w:val="168"/>
+    <w:abstractNumId w:val="171"/>
   </w:num>
   <w:num w:numId="171">
     <w:abstractNumId w:val="14"/>
   </w:num>
   <w:num w:numId="172">
-    <w:abstractNumId w:val="105"/>
+    <w:abstractNumId w:val="107"/>
   </w:num>
   <w:num w:numId="173">
-    <w:abstractNumId w:val="100"/>
+    <w:abstractNumId w:val="102"/>
   </w:num>
   <w:num w:numId="174">
-    <w:abstractNumId w:val="44"/>
+    <w:abstractNumId w:val="46"/>
   </w:num>
   <w:num w:numId="175">
-    <w:abstractNumId w:val="135"/>
+    <w:abstractNumId w:val="137"/>
   </w:num>
   <w:num w:numId="176">
-    <w:abstractNumId w:val="143"/>
+    <w:abstractNumId w:val="145"/>
   </w:num>
   <w:num w:numId="177">
     <w:abstractNumId w:val="2"/>
   </w:num>
   <w:num w:numId="178">
-    <w:abstractNumId w:val="83"/>
+    <w:abstractNumId w:val="85"/>
   </w:num>
   <w:num w:numId="179">
-    <w:abstractNumId w:val="183"/>
+    <w:abstractNumId w:val="186"/>
   </w:num>
   <w:num w:numId="180">
-    <w:abstractNumId w:val="60"/>
+    <w:abstractNumId w:val="62"/>
   </w:num>
   <w:num w:numId="181">
-    <w:abstractNumId w:val="129"/>
+    <w:abstractNumId w:val="131"/>
   </w:num>
   <w:num w:numId="182">
-    <w:abstractNumId w:val="182"/>
+    <w:abstractNumId w:val="185"/>
   </w:num>
   <w:num w:numId="183">
-    <w:abstractNumId w:val="91"/>
+    <w:abstractNumId w:val="93"/>
   </w:num>
   <w:num w:numId="184">
-    <w:abstractNumId w:val="56"/>
+    <w:abstractNumId w:val="58"/>
   </w:num>
   <w:num w:numId="185">
-    <w:abstractNumId w:val="36"/>
+    <w:abstractNumId w:val="37"/>
   </w:num>
   <w:num w:numId="186">
-    <w:abstractNumId w:val="59"/>
+    <w:abstractNumId w:val="61"/>
   </w:num>
   <w:num w:numId="187">
-    <w:abstractNumId w:val="119"/>
+    <w:abstractNumId w:val="121"/>
   </w:num>
   <w:num w:numId="188">
     <w:abstractNumId w:val="9"/>
   </w:num>
   <w:num w:numId="189">
-    <w:abstractNumId w:val="142"/>
+    <w:abstractNumId w:val="144"/>
   </w:num>
   <w:num w:numId="190">
-    <w:abstractNumId w:val="138"/>
+    <w:abstractNumId w:val="140"/>
   </w:num>
   <w:num w:numId="191">
-    <w:abstractNumId w:val="78"/>
+    <w:abstractNumId w:val="80"/>
   </w:num>
   <w:num w:numId="192">
-    <w:abstractNumId w:val="175"/>
+    <w:abstractNumId w:val="178"/>
+  </w:num>
+  <w:num w:numId="193">
+    <w:abstractNumId w:val="40"/>
+  </w:num>
+  <w:num w:numId="194">
+    <w:abstractNumId w:val="17"/>
+  </w:num>
+  <w:num w:numId="195">
+    <w:abstractNumId w:val="150"/>
   </w:num>
   <w:numIdMacAtCleanup w:val="192"/>
 </w:numbering>
